--- a/00-首页/题组Word/第二轮习题集/第二轮习题集-有机化学一-教师版.docx
+++ b/00-首页/题组Word/第二轮习题集/第二轮习题集-有机化学一-教师版.docx
@@ -2668,28 +2668,168 @@
         <w:rPr>
           <w:rFonts w:hint="eastAsia" w:ascii="Times New Roman" w:hAnsi="Times New Roman" w:eastAsia="Times New Roman" w:cs="Times New Roman"/>
         </w:rPr>
-        <w:t xml:space="preserve">（1）$CH_{3}CH=CH_{2}</w:t>
-      </w:r>
-      <w:r>
-        <w:rPr>
-          <w:rFonts w:ascii="Times New Roman" w:hAnsi="Times New Roman" w:eastAsia="Times New Roman" w:cs="Times New Roman"/>
-        </w:rPr>
-        <w:t xml:space="preserve"> + 1) Hg(OAc)</w:t>
-      </w:r>
-      <w:r>
-        <w:rPr>
-          <w:rFonts w:ascii="Times New Roman" w:hAnsi="Times New Roman" w:eastAsia="Times New Roman" w:cs="Times New Roman"/>
-          <w:i/>
-          <w:iCs/>
-        </w:rPr>
-        <w:t xml:space="preserve">{2}/H</w:t>
-      </w:r>
-      <w:r>
-        <w:rPr>
-          <w:rFonts w:ascii="Times New Roman" w:hAnsi="Times New Roman" w:eastAsia="Times New Roman" w:cs="Times New Roman"/>
-        </w:rPr>
-        <w:t xml:space="preserve">{2}O 2) NaBH_{4}</w:t>
-      </w:r>
+        <w:t xml:space="preserve">（1）</w:t>
+      </w:r>
+      <m:oMath>
+        <m:oMathPr>
+          <m:ctrlPr>
+            <w:rPr>
+              <w:sz w:val="28"/>
+              <w:szCs w:val="28"/>
+            </w:rPr>
+          </m:ctrlPr>
+        </m:oMathPr>
+        <m:r>
+          <m:t>C</m:t>
+        </m:r>
+        <m:sSub>
+          <m:e>
+            <m:r>
+              <m:t>H</m:t>
+            </m:r>
+          </m:e>
+          <m:sub>
+            <m:r>
+              <m:t>3</m:t>
+            </m:r>
+          </m:sub>
+        </m:sSub>
+        <m:r>
+          <m:t>C</m:t>
+        </m:r>
+        <m:r>
+          <m:t>H</m:t>
+        </m:r>
+        <m:r>
+          <m:rPr>
+            <m:sty m:val="p"/>
+          </m:rPr>
+          <m:t>=</m:t>
+        </m:r>
+        <m:r>
+          <m:t>C</m:t>
+        </m:r>
+        <m:sSub>
+          <m:e>
+            <m:r>
+              <m:t>H</m:t>
+            </m:r>
+          </m:e>
+          <m:sub>
+            <m:r>
+              <m:t>2</m:t>
+            </m:r>
+          </m:sub>
+        </m:sSub>
+        <m:r>
+          <m:rPr>
+            <m:sty m:val="p"/>
+          </m:rPr>
+          <m:t>+</m:t>
+        </m:r>
+        <m:r>
+          <m:t>1</m:t>
+        </m:r>
+        <m:r>
+          <m:rPr>
+            <m:sty m:val="p"/>
+          </m:rPr>
+          <m:t>)</m:t>
+        </m:r>
+        <m:r>
+          <m:t>H</m:t>
+        </m:r>
+        <m:r>
+          <m:t>g</m:t>
+        </m:r>
+        <m:r>
+          <m:rPr>
+            <m:sty m:val="p"/>
+          </m:rPr>
+          <m:t>(</m:t>
+        </m:r>
+        <m:r>
+          <m:t>O</m:t>
+        </m:r>
+        <m:r>
+          <m:t>A</m:t>
+        </m:r>
+        <m:r>
+          <m:t>c</m:t>
+        </m:r>
+        <m:sSub>
+          <m:e>
+            <m:r>
+              <m:rPr>
+                <m:sty m:val="p"/>
+              </m:rPr>
+              <m:t>)</m:t>
+            </m:r>
+          </m:e>
+          <m:sub>
+            <m:r>
+              <m:t>2</m:t>
+            </m:r>
+          </m:sub>
+        </m:sSub>
+        <m:r>
+          <m:rPr>
+            <m:sty m:val="p"/>
+          </m:rPr>
+          <m:t>/</m:t>
+        </m:r>
+        <m:sSub>
+          <m:e>
+            <m:r>
+              <m:t>H</m:t>
+            </m:r>
+          </m:e>
+          <m:sub>
+            <m:r>
+              <m:t>2</m:t>
+            </m:r>
+          </m:sub>
+        </m:sSub>
+        <m:r>
+          <m:t>O</m:t>
+        </m:r>
+        <m:r>
+          <m:t>2</m:t>
+        </m:r>
+        <m:r>
+          <m:rPr>
+            <m:sty m:val="p"/>
+          </m:rPr>
+          <m:t>)</m:t>
+        </m:r>
+        <m:r>
+          <m:t>N</m:t>
+        </m:r>
+        <m:r>
+          <m:t>a</m:t>
+        </m:r>
+        <m:r>
+          <m:t>B</m:t>
+        </m:r>
+        <m:sSub>
+          <m:e>
+            <m:r>
+              <m:t>H</m:t>
+            </m:r>
+          </m:e>
+          <m:sub>
+            <m:r>
+              <m:t>4</m:t>
+            </m:r>
+          </m:sub>
+        </m:sSub>
+        <m:r>
+          <m:rPr>
+            <m:sty m:val="p"/>
+          </m:rPr>
+          <m:t>→</m:t>
+        </m:r>
+      </m:oMath>
       <w:r>
         <w:rPr>
           <w:rFonts w:ascii="Times New Roman" w:hAnsi="Times New Roman" w:eastAsia="Times New Roman" w:cs="Times New Roman"/>
@@ -2698,12 +2838,6 @@
       </w:r>
       <w:r>
         <w:rPr>
-          <w:rFonts w:ascii="Times New Roman" w:hAnsi="Times New Roman" w:eastAsia="Times New Roman" w:cs="Times New Roman"/>
-        </w:rPr>
-        <w:t xml:space="preserve">$ </w:t>
-      </w:r>
-      <w:r>
-        <w:rPr>
           <w:rFonts w:hint="eastAsia" w:ascii="Times New Roman" w:hAnsi="Times New Roman" w:eastAsia="FangSong" w:cs="Times New Roman"/>
         </w:rPr>
         <w:t xml:space="preserve">产物</w:t>
@@ -2717,36 +2851,186 @@
         <w:rPr>
           <w:rFonts w:hint="eastAsia" w:ascii="Times New Roman" w:hAnsi="Times New Roman" w:eastAsia="Times New Roman" w:cs="Times New Roman"/>
         </w:rPr>
-        <w:t xml:space="preserve">（2）$(CH_{3})</w:t>
-      </w:r>
-      <w:r>
-        <w:rPr>
-          <w:rFonts w:ascii="Times New Roman" w:hAnsi="Times New Roman" w:eastAsia="Times New Roman" w:cs="Times New Roman"/>
-          <w:i/>
-          <w:iCs/>
-        </w:rPr>
-        <w:t xml:space="preserve">{2}C=CH</w:t>
-      </w:r>
-      <w:r>
-        <w:rPr>
-          <w:rFonts w:ascii="Times New Roman" w:hAnsi="Times New Roman" w:eastAsia="Times New Roman" w:cs="Times New Roman"/>
-        </w:rPr>
-        <w:t xml:space="preserve">{2} + 1) Hg(OAc)</w:t>
-      </w:r>
-      <w:r>
-        <w:rPr>
-          <w:rFonts w:ascii="Times New Roman" w:hAnsi="Times New Roman" w:eastAsia="Times New Roman" w:cs="Times New Roman"/>
-          <w:i/>
-          <w:iCs/>
-        </w:rPr>
-        <w:t xml:space="preserve">{2}/H</w:t>
-      </w:r>
-      <w:r>
-        <w:rPr>
-          <w:rFonts w:ascii="Times New Roman" w:hAnsi="Times New Roman" w:eastAsia="Times New Roman" w:cs="Times New Roman"/>
-        </w:rPr>
-        <w:t xml:space="preserve">{2}O 2) NaBH_{4}</w:t>
-      </w:r>
+        <w:t xml:space="preserve">（2）</w:t>
+      </w:r>
+      <m:oMath>
+        <m:oMathPr>
+          <m:ctrlPr>
+            <w:rPr>
+              <w:sz w:val="28"/>
+              <w:szCs w:val="28"/>
+            </w:rPr>
+          </m:ctrlPr>
+        </m:oMathPr>
+        <m:r>
+          <m:rPr>
+            <m:sty m:val="p"/>
+          </m:rPr>
+          <m:t>(</m:t>
+        </m:r>
+        <m:r>
+          <m:t>C</m:t>
+        </m:r>
+        <m:sSub>
+          <m:e>
+            <m:r>
+              <m:t>H</m:t>
+            </m:r>
+          </m:e>
+          <m:sub>
+            <m:r>
+              <m:t>3</m:t>
+            </m:r>
+          </m:sub>
+        </m:sSub>
+        <m:sSub>
+          <m:e>
+            <m:r>
+              <m:rPr>
+                <m:sty m:val="p"/>
+              </m:rPr>
+              <m:t>)</m:t>
+            </m:r>
+          </m:e>
+          <m:sub>
+            <m:r>
+              <m:t>2</m:t>
+            </m:r>
+          </m:sub>
+        </m:sSub>
+        <m:r>
+          <m:t>C</m:t>
+        </m:r>
+        <m:r>
+          <m:rPr>
+            <m:sty m:val="p"/>
+          </m:rPr>
+          <m:t>=</m:t>
+        </m:r>
+        <m:r>
+          <m:t>C</m:t>
+        </m:r>
+        <m:sSub>
+          <m:e>
+            <m:r>
+              <m:t>H</m:t>
+            </m:r>
+          </m:e>
+          <m:sub>
+            <m:r>
+              <m:t>2</m:t>
+            </m:r>
+          </m:sub>
+        </m:sSub>
+        <m:r>
+          <m:rPr>
+            <m:sty m:val="p"/>
+          </m:rPr>
+          <m:t>+</m:t>
+        </m:r>
+        <m:r>
+          <m:t>1</m:t>
+        </m:r>
+        <m:r>
+          <m:rPr>
+            <m:sty m:val="p"/>
+          </m:rPr>
+          <m:t>)</m:t>
+        </m:r>
+        <m:r>
+          <m:t>H</m:t>
+        </m:r>
+        <m:r>
+          <m:t>g</m:t>
+        </m:r>
+        <m:r>
+          <m:rPr>
+            <m:sty m:val="p"/>
+          </m:rPr>
+          <m:t>(</m:t>
+        </m:r>
+        <m:r>
+          <m:t>O</m:t>
+        </m:r>
+        <m:r>
+          <m:t>A</m:t>
+        </m:r>
+        <m:r>
+          <m:t>c</m:t>
+        </m:r>
+        <m:sSub>
+          <m:e>
+            <m:r>
+              <m:rPr>
+                <m:sty m:val="p"/>
+              </m:rPr>
+              <m:t>)</m:t>
+            </m:r>
+          </m:e>
+          <m:sub>
+            <m:r>
+              <m:t>2</m:t>
+            </m:r>
+          </m:sub>
+        </m:sSub>
+        <m:r>
+          <m:rPr>
+            <m:sty m:val="p"/>
+          </m:rPr>
+          <m:t>/</m:t>
+        </m:r>
+        <m:sSub>
+          <m:e>
+            <m:r>
+              <m:t>H</m:t>
+            </m:r>
+          </m:e>
+          <m:sub>
+            <m:r>
+              <m:t>2</m:t>
+            </m:r>
+          </m:sub>
+        </m:sSub>
+        <m:r>
+          <m:t>O</m:t>
+        </m:r>
+        <m:r>
+          <m:t>2</m:t>
+        </m:r>
+        <m:r>
+          <m:rPr>
+            <m:sty m:val="p"/>
+          </m:rPr>
+          <m:t>)</m:t>
+        </m:r>
+        <m:r>
+          <m:t>N</m:t>
+        </m:r>
+        <m:r>
+          <m:t>a</m:t>
+        </m:r>
+        <m:r>
+          <m:t>B</m:t>
+        </m:r>
+        <m:sSub>
+          <m:e>
+            <m:r>
+              <m:t>H</m:t>
+            </m:r>
+          </m:e>
+          <m:sub>
+            <m:r>
+              <m:t>4</m:t>
+            </m:r>
+          </m:sub>
+        </m:sSub>
+        <m:r>
+          <m:rPr>
+            <m:sty m:val="p"/>
+          </m:rPr>
+          <m:t>→</m:t>
+        </m:r>
+      </m:oMath>
       <w:r>
         <w:rPr>
           <w:rFonts w:ascii="Times New Roman" w:hAnsi="Times New Roman" w:eastAsia="Times New Roman" w:cs="Times New Roman"/>
@@ -2755,12 +3039,6 @@
       </w:r>
       <w:r>
         <w:rPr>
-          <w:rFonts w:ascii="Times New Roman" w:hAnsi="Times New Roman" w:eastAsia="Times New Roman" w:cs="Times New Roman"/>
-        </w:rPr>
-        <w:t xml:space="preserve">$ </w:t>
-      </w:r>
-      <w:r>
-        <w:rPr>
           <w:rFonts w:hint="eastAsia" w:ascii="Times New Roman" w:hAnsi="Times New Roman" w:eastAsia="FangSong" w:cs="Times New Roman"/>
         </w:rPr>
         <w:t xml:space="preserve">产物</w:t>
@@ -2774,39 +3052,179 @@
         <w:rPr>
           <w:rFonts w:hint="eastAsia" w:ascii="Times New Roman" w:hAnsi="Times New Roman" w:eastAsia="Times New Roman" w:cs="Times New Roman"/>
         </w:rPr>
-        <w:t xml:space="preserve">（3）$CH_{3}CH=CH_{2}</w:t>
-      </w:r>
-      <w:r>
-        <w:rPr>
-          <w:rFonts w:ascii="Times New Roman" w:hAnsi="Times New Roman" w:eastAsia="Times New Roman" w:cs="Times New Roman"/>
-        </w:rPr>
-        <w:t xml:space="preserve"> + 1) Hg(OAc)</w:t>
-      </w:r>
-      <w:r>
-        <w:rPr>
-          <w:rFonts w:ascii="Times New Roman" w:hAnsi="Times New Roman" w:eastAsia="Times New Roman" w:cs="Times New Roman"/>
-          <w:i/>
-          <w:iCs/>
-        </w:rPr>
-        <w:t xml:space="preserve">{2}/CH</w:t>
-      </w:r>
-      <w:r>
-        <w:rPr>
-          <w:rFonts w:ascii="Times New Roman" w:hAnsi="Times New Roman" w:eastAsia="Times New Roman" w:cs="Times New Roman"/>
-        </w:rPr>
-        <w:t xml:space="preserve">{3}OH 2) NaBH_{4}</w:t>
-      </w:r>
+        <w:t xml:space="preserve">（3）</w:t>
+      </w:r>
+      <m:oMath>
+        <m:oMathPr>
+          <m:ctrlPr>
+            <w:rPr>
+              <w:sz w:val="28"/>
+              <w:szCs w:val="28"/>
+            </w:rPr>
+          </m:ctrlPr>
+        </m:oMathPr>
+        <m:r>
+          <m:t>C</m:t>
+        </m:r>
+        <m:sSub>
+          <m:e>
+            <m:r>
+              <m:t>H</m:t>
+            </m:r>
+          </m:e>
+          <m:sub>
+            <m:r>
+              <m:t>3</m:t>
+            </m:r>
+          </m:sub>
+        </m:sSub>
+        <m:r>
+          <m:t>C</m:t>
+        </m:r>
+        <m:r>
+          <m:t>H</m:t>
+        </m:r>
+        <m:r>
+          <m:rPr>
+            <m:sty m:val="p"/>
+          </m:rPr>
+          <m:t>=</m:t>
+        </m:r>
+        <m:r>
+          <m:t>C</m:t>
+        </m:r>
+        <m:sSub>
+          <m:e>
+            <m:r>
+              <m:t>H</m:t>
+            </m:r>
+          </m:e>
+          <m:sub>
+            <m:r>
+              <m:t>2</m:t>
+            </m:r>
+          </m:sub>
+        </m:sSub>
+        <m:r>
+          <m:rPr>
+            <m:sty m:val="p"/>
+          </m:rPr>
+          <m:t>+</m:t>
+        </m:r>
+        <m:r>
+          <m:t>1</m:t>
+        </m:r>
+        <m:r>
+          <m:rPr>
+            <m:sty m:val="p"/>
+          </m:rPr>
+          <m:t>)</m:t>
+        </m:r>
+        <m:r>
+          <m:t>H</m:t>
+        </m:r>
+        <m:r>
+          <m:t>g</m:t>
+        </m:r>
+        <m:r>
+          <m:rPr>
+            <m:sty m:val="p"/>
+          </m:rPr>
+          <m:t>(</m:t>
+        </m:r>
+        <m:r>
+          <m:t>O</m:t>
+        </m:r>
+        <m:r>
+          <m:t>A</m:t>
+        </m:r>
+        <m:r>
+          <m:t>c</m:t>
+        </m:r>
+        <m:sSub>
+          <m:e>
+            <m:r>
+              <m:rPr>
+                <m:sty m:val="p"/>
+              </m:rPr>
+              <m:t>)</m:t>
+            </m:r>
+          </m:e>
+          <m:sub>
+            <m:r>
+              <m:t>2</m:t>
+            </m:r>
+          </m:sub>
+        </m:sSub>
+        <m:r>
+          <m:rPr>
+            <m:sty m:val="p"/>
+          </m:rPr>
+          <m:t>/</m:t>
+        </m:r>
+        <m:r>
+          <m:t>C</m:t>
+        </m:r>
+        <m:sSub>
+          <m:e>
+            <m:r>
+              <m:t>H</m:t>
+            </m:r>
+          </m:e>
+          <m:sub>
+            <m:r>
+              <m:t>3</m:t>
+            </m:r>
+          </m:sub>
+        </m:sSub>
+        <m:r>
+          <m:t>O</m:t>
+        </m:r>
+        <m:r>
+          <m:t>H</m:t>
+        </m:r>
+        <m:r>
+          <m:t>2</m:t>
+        </m:r>
+        <m:r>
+          <m:rPr>
+            <m:sty m:val="p"/>
+          </m:rPr>
+          <m:t>)</m:t>
+        </m:r>
+        <m:r>
+          <m:t>N</m:t>
+        </m:r>
+        <m:r>
+          <m:t>a</m:t>
+        </m:r>
+        <m:r>
+          <m:t>B</m:t>
+        </m:r>
+        <m:sSub>
+          <m:e>
+            <m:r>
+              <m:t>H</m:t>
+            </m:r>
+          </m:e>
+          <m:sub>
+            <m:r>
+              <m:t>4</m:t>
+            </m:r>
+          </m:sub>
+        </m:sSub>
+        <m:r>
+          <m:rPr>
+            <m:sty m:val="p"/>
+          </m:rPr>
+          <m:t>→</m:t>
+        </m:r>
+      </m:oMath>
       <w:r>
         <w:rPr>
           <w:rFonts w:ascii="Times New Roman" w:hAnsi="Times New Roman" w:eastAsia="Times New Roman" w:cs="Times New Roman"/>
         </w:rPr>
         <w:t xml:space="preserve"> </w:t>
-      </w:r>
-      <w:r>
-        <w:rPr>
-          <w:rFonts w:ascii="Times New Roman" w:hAnsi="Times New Roman" w:eastAsia="Times New Roman" w:cs="Times New Roman"/>
-        </w:rPr>
-        <w:t xml:space="preserve">$ </w:t>
       </w:r>
       <w:r>
         <w:rPr>
@@ -21171,7 +21589,7 @@
     <ns0:name ns0:val="Verbatim Char"/>
     <ns0:basedOn ns0:val="BodyTextChar"/>
     <ns0:rPr>
-      <ns0:rFonts ns0:ascii="Times New Roman" ns0:cs="Times New Roman" ns0:eastAsia="FangSong" ns0:hAnsi="Times New Roman"/>
+      <ns0:rFonts ns0:ascii="SimSun" ns0:cs="SimSun" ns0:eastAsia="SimSun" ns0:hAnsi="SimSun"/>
       <ns0:b ns0:val="0"/>
       <ns0:sz ns0:val="20"/>
     </ns0:rPr>
@@ -21225,7 +21643,7 @@
       <w:wordWrap w:val="off"/>
     </w:pPr>
     <ns0:rPr>
-      <w:rFonts ns0:ascii="Times New Roman" ns0:hAnsi="Times New Roman" ns0:eastAsia="FangSong" ns0:cs="Times New Roman"/>
+      <w:rFonts ns0:ascii="SimSun" ns0:hAnsi="SimSun" ns0:eastAsia="SimSun" ns0:cs="SimSun"/>
     </ns0:rPr>
   </w:style>
   <w:style w:type="character" w:customStyle="1" w:styleId="KeywordTok">

--- a/00-首页/题组Word/第二轮习题集/第二轮习题集-有机化学一-教师版.docx
+++ b/00-首页/题组Word/第二轮习题集/第二轮习题集-有机化学一-教师版.docx
@@ -2,7 +2,7 @@
 <file path=word/document.xml><?xml version="1.0" encoding="utf-8"?>
 <w:document xmlns:w="http://schemas.openxmlformats.org/wordprocessingml/2006/main" xmlns:m="http://schemas.openxmlformats.org/officeDocument/2006/math" xmlns:r="http://schemas.openxmlformats.org/officeDocument/2006/relationships" xmlns:o="urn:schemas-microsoft-com:office:office" xmlns:v="urn:schemas-microsoft-com:vml" xmlns:w10="urn:schemas-microsoft-com:office:word" xmlns:a="http://schemas.openxmlformats.org/drawingml/2006/main" xmlns:pic="http://schemas.openxmlformats.org/drawingml/2006/picture" xmlns:wp="http://schemas.openxmlformats.org/drawingml/2006/wordprocessingDrawing">
   <w:body>
-    <w:bookmarkStart w:id="115" w:name="第二轮习题集-有机化学一"/>
+    <w:bookmarkStart w:id="122" w:name="第二轮习题集-有机化学一"/>
     <w:p>
       <w:pPr>
         <w:pStyle w:val="Heading1"/>
@@ -234,6 +234,68 @@
     </w:p>
     <w:p>
       <w:pPr>
+        <w:pStyle w:val="BodyText"/>
+      </w:pPr>
+      <w:r>
+        <w:rPr>
+          <w:rFonts w:hint="eastAsia" w:ascii="Times New Roman" w:hAnsi="Times New Roman" w:eastAsia="FangSong" w:cs="Times New Roman"/>
+          <w:b/>
+          <w:bCs/>
+        </w:rPr>
+        <w:t xml:space="preserve">参考答案</w:t>
+      </w:r>
+    </w:p>
+    <w:bookmarkEnd w:id="10"/>
+    <w:bookmarkStart w:id="11" w:name="参考答案"/>
+    <w:p>
+      <w:pPr>
+        <w:pStyle w:val="Heading2"/>
+        <w:spacing w:before="280" w:after="120"/>
+      </w:pPr>
+      <w:r>
+        <w:rPr>
+          <w:rFonts w:hint="eastAsia" w:ascii="Times New Roman" w:hAnsi="Times New Roman" w:eastAsia="SimHei" w:cs="Times New Roman"/>
+        </w:rPr>
+        <w:t xml:space="preserve">参考答案</w:t>
+      </w:r>
+    </w:p>
+    <w:p>
+      <w:pPr>
+        <w:pStyle w:val="FirstParagraph"/>
+      </w:pPr>
+      <w:r>
+        <w:rPr>
+          <w:rFonts w:hint="eastAsia" w:ascii="Times New Roman" w:hAnsi="Times New Roman" w:eastAsia="FangSong" w:cs="Times New Roman"/>
+        </w:rPr>
+        <w:t>原书未提供文字解答</w:t>
+      </w:r>
+      <w:r>
+        <w:rPr>
+          <w:rFonts w:hint="eastAsia" w:ascii="Times New Roman" w:hAnsi="Times New Roman" w:eastAsia="Times New Roman" w:cs="Times New Roman"/>
+        </w:rPr>
+        <w:t>（ARX</w:t>
+      </w:r>
+      <w:r>
+        <w:rPr>
+          <w:rFonts w:ascii="Times New Roman" w:hAnsi="Times New Roman" w:eastAsia="Times New Roman" w:cs="Times New Roman"/>
+        </w:rPr>
+        <w:t xml:space="preserve"> </w:t>
+      </w:r>
+      <w:r>
+        <w:rPr>
+          <w:rFonts w:hint="eastAsia" w:ascii="Times New Roman" w:hAnsi="Times New Roman" w:eastAsia="FangSong" w:cs="Times New Roman"/>
+        </w:rPr>
+        <w:t>视频课内容</w:t>
+      </w:r>
+      <w:r>
+        <w:rPr>
+          <w:rFonts w:hint="eastAsia" w:ascii="Times New Roman" w:hAnsi="Times New Roman" w:eastAsia="Times New Roman" w:cs="Times New Roman"/>
+        </w:rPr>
+        <w:t>）</w:t>
+      </w:r>
+    </w:p>
+    <w:p>
+      <w:pPr>
         <w:spacing w:before="160" w:after="80"/>
       </w:pPr>
       <w:r>
@@ -242,21 +304,8 @@
         </w:pict>
       </w:r>
     </w:p>
-    <w:p>
-      <w:pPr>
-        <w:pStyle w:val="FirstParagraph"/>
-      </w:pPr>
-      <w:r>
-        <w:rPr>
-          <w:rFonts w:hint="eastAsia" w:ascii="Times New Roman" w:hAnsi="Times New Roman" w:eastAsia="FangSong" w:cs="Times New Roman"/>
-          <w:b/>
-          <w:bCs/>
-        </w:rPr>
-        <w:t xml:space="preserve">参考答案</w:t>
-      </w:r>
-    </w:p>
-    <w:bookmarkEnd w:id="10"/>
-    <w:bookmarkStart w:id="11" w:name="参考答案"/>
+    <w:bookmarkEnd w:id="11"/>
+    <w:bookmarkStart w:id="12" w:name="解题思路"/>
     <w:p>
       <w:pPr>
         <w:pStyle w:val="Heading2"/>
@@ -266,7 +315,7 @@
         <w:rPr>
           <w:rFonts w:hint="eastAsia" w:ascii="Times New Roman" w:hAnsi="Times New Roman" w:eastAsia="SimHei" w:cs="Times New Roman"/>
         </w:rPr>
-        <w:t xml:space="preserve">参考答案</w:t>
+        <w:t xml:space="preserve">解题思路</w:t>
       </w:r>
     </w:p>
     <w:p>
@@ -314,8 +363,8 @@
         </w:pict>
       </w:r>
     </w:p>
-    <w:bookmarkEnd w:id="11"/>
-    <w:bookmarkStart w:id="12" w:name="解题思路"/>
+    <w:bookmarkEnd w:id="12"/>
+    <w:bookmarkStart w:id="13" w:name="知识点"/>
     <w:p>
       <w:pPr>
         <w:pStyle w:val="Heading2"/>
@@ -325,42 +374,7 @@
         <w:rPr>
           <w:rFonts w:hint="eastAsia" w:ascii="Times New Roman" w:hAnsi="Times New Roman" w:eastAsia="SimHei" w:cs="Times New Roman"/>
         </w:rPr>
-        <w:t xml:space="preserve">解题思路</w:t>
-      </w:r>
-    </w:p>
-    <w:p>
-      <w:pPr>
-        <w:pStyle w:val="FirstParagraph"/>
-      </w:pPr>
-      <w:r>
-        <w:rPr>
-          <w:rFonts w:hint="eastAsia" w:ascii="Times New Roman" w:hAnsi="Times New Roman" w:eastAsia="FangSong" w:cs="Times New Roman"/>
-        </w:rPr>
-        <w:t>原书未提供文字解答</w:t>
-      </w:r>
-      <w:r>
-        <w:rPr>
-          <w:rFonts w:hint="eastAsia" w:ascii="Times New Roman" w:hAnsi="Times New Roman" w:eastAsia="Times New Roman" w:cs="Times New Roman"/>
-        </w:rPr>
-        <w:t>（ARX</w:t>
-      </w:r>
-      <w:r>
-        <w:rPr>
-          <w:rFonts w:ascii="Times New Roman" w:hAnsi="Times New Roman" w:eastAsia="Times New Roman" w:cs="Times New Roman"/>
-        </w:rPr>
-        <w:t xml:space="preserve"> </w:t>
-      </w:r>
-      <w:r>
-        <w:rPr>
-          <w:rFonts w:hint="eastAsia" w:ascii="Times New Roman" w:hAnsi="Times New Roman" w:eastAsia="FangSong" w:cs="Times New Roman"/>
-        </w:rPr>
-        <w:t>视频课内容</w:t>
-      </w:r>
-      <w:r>
-        <w:rPr>
-          <w:rFonts w:hint="eastAsia" w:ascii="Times New Roman" w:hAnsi="Times New Roman" w:eastAsia="Times New Roman" w:cs="Times New Roman"/>
-        </w:rPr>
-        <w:t>）</w:t>
+        <w:t xml:space="preserve">知识点</w:t>
       </w:r>
     </w:p>
     <w:p>
@@ -373,8 +387,8 @@
         </w:pict>
       </w:r>
     </w:p>
-    <w:bookmarkEnd w:id="12"/>
-    <w:bookmarkStart w:id="13" w:name="知识点"/>
+    <w:bookmarkEnd w:id="13"/>
+    <w:bookmarkStart w:id="14" w:name="相关题目"/>
     <w:p>
       <w:pPr>
         <w:pStyle w:val="Heading2"/>
@@ -383,83 +397,6 @@
       <w:r>
         <w:rPr>
           <w:rFonts w:hint="eastAsia" w:ascii="Times New Roman" w:hAnsi="Times New Roman" w:eastAsia="SimHei" w:cs="Times New Roman"/>
-        </w:rPr>
-        <w:t xml:space="preserve">知识点</w:t>
-      </w:r>
-    </w:p>
-    <w:p>
-      <w:pPr>
-        <w:pStyle w:val="FirstParagraph"/>
-      </w:pPr>
-      <w:r>
-        <w:rPr>
-          <w:rFonts w:ascii="Times New Roman" w:hAnsi="Times New Roman" w:eastAsia="Times New Roman" w:cs="Times New Roman"/>
-        </w:rPr>
-        <w:t xml:space="preserve">used_in:</w:t>
-      </w:r>
-      <w:r>
-        <w:rPr>
-          <w:rFonts w:ascii="Times New Roman" w:hAnsi="Times New Roman" w:eastAsia="Times New Roman" w:cs="Times New Roman"/>
-        </w:rPr>
-        <w:t xml:space="preserve"> </w:t>
-      </w:r>
-      <w:r>
-        <w:rPr>
-          <w:rFonts w:hint="eastAsia" w:ascii="Times New Roman" w:hAnsi="Times New Roman" w:eastAsia="Times New Roman" w:cs="Times New Roman"/>
-        </w:rPr>
-        <w:t>“</w:t>
-      </w:r>
-      <w:r>
-        <w:rPr>
-          <w:rFonts w:hint="eastAsia" w:ascii="Times New Roman" w:hAnsi="Times New Roman" w:eastAsia="FangSong" w:cs="Times New Roman"/>
-        </w:rPr>
-        <w:t>第二轮习题集</w:t>
-      </w:r>
-      <w:r>
-        <w:rPr>
-          <w:rFonts w:hint="eastAsia" w:ascii="Times New Roman" w:hAnsi="Times New Roman" w:eastAsia="Times New Roman" w:cs="Times New Roman"/>
-        </w:rPr>
-        <w:t>-</w:t>
-      </w:r>
-      <w:r>
-        <w:rPr>
-          <w:rFonts w:hint="eastAsia" w:ascii="Times New Roman" w:hAnsi="Times New Roman" w:eastAsia="FangSong" w:cs="Times New Roman"/>
-        </w:rPr>
-        <w:t>有机化学一</w:t>
-      </w:r>
-      <w:r>
-        <w:rPr>
-          <w:rFonts w:hint="eastAsia" w:ascii="Times New Roman" w:hAnsi="Times New Roman" w:eastAsia="Times New Roman" w:cs="Times New Roman"/>
-        </w:rPr>
-        <w:t>”</w:t>
-      </w:r>
-      <w:r>
-        <w:rPr>
-          <w:rFonts w:ascii="Times New Roman" w:hAnsi="Times New Roman" w:eastAsia="Times New Roman" w:cs="Times New Roman"/>
-        </w:rPr>
-        <w:t xml:space="preserve"> </w:t>
-      </w:r>
-      <w:r>
-        <w:rPr>
-          <w:rFonts w:ascii="Times New Roman" w:hAnsi="Times New Roman" w:eastAsia="Times New Roman" w:cs="Times New Roman"/>
-        </w:rPr>
-        <w:t xml:space="preserve">___</w:t>
-      </w:r>
-      <w:r>
-        <w:rPr>
-          <w:rFonts w:ascii="Times New Roman" w:hAnsi="Times New Roman" w:eastAsia="Times New Roman" w:cs="Times New Roman"/>
-        </w:rPr>
-        <w:t xml:space="preserve"> </w:t>
-      </w:r>
-      <w:r>
-        <w:rPr>
-          <w:rFonts w:ascii="Times New Roman" w:hAnsi="Times New Roman" w:eastAsia="Times New Roman" w:cs="Times New Roman"/>
-        </w:rPr>
-        <w:t xml:space="preserve">## </w:t>
-      </w:r>
-      <w:r>
-        <w:rPr>
-          <w:rFonts w:hint="eastAsia" w:ascii="Times New Roman" w:hAnsi="Times New Roman" w:eastAsia="FangSong" w:cs="Times New Roman"/>
         </w:rPr>
         <w:t xml:space="preserve">相关题目</w:t>
       </w:r>
@@ -563,8 +500,8 @@
         <w:t>）</w:t>
       </w:r>
     </w:p>
-    <w:bookmarkEnd w:id="13"/>
-    <w:bookmarkStart w:id="17" w:name="第-2-题"/>
+    <w:bookmarkEnd w:id="14"/>
+    <w:bookmarkStart w:id="18" w:name="第-2-题"/>
     <w:p>
       <w:pPr>
         <w:pStyle w:val="Heading2"/>
@@ -637,18 +574,18 @@
           <wp:inline>
             <wp:extent cx="3479800" cy="1638300"/>
             <wp:effectExtent b="0" l="0" r="0" t="0"/>
-            <wp:docPr descr="" title="" id="15" name="Picture"/>
+            <wp:docPr descr="" title="" id="16" name="Picture"/>
             <a:graphic>
               <a:graphicData uri="http://schemas.openxmlformats.org/drawingml/2006/picture">
                 <pic:pic>
                   <pic:nvPicPr>
-                    <pic:cNvPr descr="8cb024c5d4922cc8e33084c49b66616a209881d637d5871f61e8843670741c9a.jpg" id="16" name="Picture"/>
+                    <pic:cNvPr descr="8cb024c5d4922cc8e33084c49b66616a209881d637d5871f61e8843670741c9a.jpg" id="17" name="Picture"/>
                     <pic:cNvPicPr>
                       <a:picLocks noChangeArrowheads="1" noChangeAspect="1"/>
                     </pic:cNvPicPr>
                   </pic:nvPicPr>
                   <pic:blipFill>
-                    <a:blip r:embed="rId14"/>
+                    <a:blip r:embed="rId15"/>
                     <a:stretch>
                       <a:fillRect/>
                     </a:stretch>
@@ -713,8 +650,8 @@
         <w:t xml:space="preserve">参考答案</w:t>
       </w:r>
     </w:p>
-    <w:bookmarkEnd w:id="17"/>
-    <w:bookmarkStart w:id="18" w:name="参考答案-1"/>
+    <w:bookmarkEnd w:id="18"/>
+    <w:bookmarkStart w:id="19" w:name="参考答案-1"/>
     <w:p>
       <w:pPr>
         <w:pStyle w:val="Heading2"/>
@@ -1421,8 +1358,8 @@
         <w:t>。</w:t>
       </w:r>
     </w:p>
-    <w:bookmarkEnd w:id="18"/>
-    <w:bookmarkStart w:id="19" w:name="知识点映射"/>
+    <w:bookmarkEnd w:id="19"/>
+    <w:bookmarkStart w:id="20" w:name="知识点映射"/>
     <w:p>
       <w:pPr>
         <w:pStyle w:val="Heading2"/>
@@ -1763,8 +1700,8 @@
         </w:tc>
       </w:tr>
     </w:tbl>
-    <w:bookmarkEnd w:id="19"/>
-    <w:bookmarkStart w:id="20" w:name="解题思路-1"/>
+    <w:bookmarkEnd w:id="20"/>
+    <w:bookmarkStart w:id="21" w:name="解题思路-1"/>
     <w:p>
       <w:pPr>
         <w:pStyle w:val="Heading2"/>
@@ -2028,8 +1965,8 @@
         <w:t>）</w:t>
       </w:r>
     </w:p>
-    <w:bookmarkEnd w:id="20"/>
-    <w:bookmarkStart w:id="21" w:name="易错分析"/>
+    <w:bookmarkEnd w:id="21"/>
+    <w:bookmarkStart w:id="22" w:name="易错分析"/>
     <w:p>
       <w:pPr>
         <w:pStyle w:val="Heading2"/>
@@ -2529,8 +2466,8 @@
         </w:tc>
       </w:tr>
     </w:tbl>
-    <w:bookmarkEnd w:id="21"/>
-    <w:bookmarkStart w:id="22" w:name="第-3-题"/>
+    <w:bookmarkEnd w:id="22"/>
+    <w:bookmarkStart w:id="23" w:name="第-3-题"/>
     <w:p>
       <w:pPr>
         <w:pStyle w:val="Heading2"/>
@@ -3269,8 +3206,8 @@
         <w:t xml:space="preserve">参考答案</w:t>
       </w:r>
     </w:p>
-    <w:bookmarkEnd w:id="22"/>
-    <w:bookmarkStart w:id="27" w:name="参考答案-2"/>
+    <w:bookmarkEnd w:id="23"/>
+    <w:bookmarkStart w:id="28" w:name="参考答案-2"/>
     <w:p>
       <w:pPr>
         <w:pStyle w:val="Heading2"/>
@@ -3283,7 +3220,7 @@
         <w:t xml:space="preserve">参考答案</w:t>
       </w:r>
     </w:p>
-    <w:bookmarkStart w:id="23" w:name="丙烯羟汞化"/>
+    <w:bookmarkStart w:id="24" w:name="丙烯羟汞化"/>
     <w:p>
       <w:pPr>
         <w:pStyle w:val="Heading3"/>
@@ -3458,8 +3395,8 @@
         <w:t>）</w:t>
       </w:r>
     </w:p>
-    <w:bookmarkEnd w:id="23"/>
-    <w:bookmarkStart w:id="24" w:name="异丁烯羟汞化"/>
+    <w:bookmarkEnd w:id="24"/>
+    <w:bookmarkStart w:id="25" w:name="异丁烯羟汞化"/>
     <w:p>
       <w:pPr>
         <w:pStyle w:val="Heading3"/>
@@ -3613,8 +3550,8 @@
         <w:t>）</w:t>
       </w:r>
     </w:p>
-    <w:bookmarkEnd w:id="24"/>
-    <w:bookmarkStart w:id="25" w:name="丙烯羟汞化甲醇为溶剂"/>
+    <w:bookmarkEnd w:id="25"/>
+    <w:bookmarkStart w:id="26" w:name="丙烯羟汞化甲醇为溶剂"/>
     <w:p>
       <w:pPr>
         <w:pStyle w:val="Heading3"/>
@@ -3801,8 +3738,8 @@
         <w:t>产物相应变化</w:t>
       </w:r>
     </w:p>
-    <w:bookmarkEnd w:id="25"/>
-    <w:bookmarkStart w:id="26" w:name="两种水合方法比较"/>
+    <w:bookmarkEnd w:id="26"/>
+    <w:bookmarkStart w:id="27" w:name="两种水合方法比较"/>
     <w:p>
       <w:pPr>
         <w:pStyle w:val="Heading3"/>
@@ -4239,9 +4176,9 @@
         <w:t>产率高</w:t>
       </w:r>
     </w:p>
-    <w:bookmarkEnd w:id="26"/>
     <w:bookmarkEnd w:id="27"/>
-    <w:bookmarkStart w:id="28" w:name="解题思路-2"/>
+    <w:bookmarkEnd w:id="28"/>
+    <w:bookmarkStart w:id="29" w:name="解题思路-2"/>
     <w:p>
       <w:pPr>
         <w:pStyle w:val="Heading2"/>
@@ -4386,8 +4323,8 @@
         <w:t xml:space="preserve">无重排是主要优势</w:t>
       </w:r>
     </w:p>
-    <w:bookmarkEnd w:id="28"/>
-    <w:bookmarkStart w:id="29" w:name="第-4-题"/>
+    <w:bookmarkEnd w:id="29"/>
+    <w:bookmarkStart w:id="30" w:name="第-4-题"/>
     <w:p>
       <w:pPr>
         <w:pStyle w:val="Heading2"/>
@@ -4486,6 +4423,62 @@
           <w:rFonts w:hint="eastAsia" w:ascii="Times New Roman" w:hAnsi="Times New Roman" w:eastAsia="FangSong" w:cs="Times New Roman"/>
         </w:rPr>
         <w:t>写出存在碱时反式邻环戊二醇与四醋酸铅反应的机理</w:t>
+      </w:r>
+      <w:r>
+        <w:rPr>
+          <w:rFonts w:hint="eastAsia" w:ascii="Times New Roman" w:hAnsi="Times New Roman" w:eastAsia="Times New Roman" w:cs="Times New Roman"/>
+        </w:rPr>
+        <w:t>。</w:t>
+      </w:r>
+    </w:p>
+    <w:p>
+      <w:pPr>
+        <w:pStyle w:val="BodyText"/>
+      </w:pPr>
+      <w:r>
+        <w:rPr>
+          <w:rFonts w:hint="eastAsia" w:ascii="Times New Roman" w:hAnsi="Times New Roman" w:eastAsia="FangSong" w:cs="Times New Roman"/>
+          <w:b/>
+          <w:bCs/>
+        </w:rPr>
+        <w:t xml:space="preserve">参考答案</w:t>
+      </w:r>
+    </w:p>
+    <w:bookmarkEnd w:id="30"/>
+    <w:bookmarkStart w:id="31" w:name="参考答案-3"/>
+    <w:p>
+      <w:pPr>
+        <w:pStyle w:val="Heading2"/>
+        <w:spacing w:before="280" w:after="120"/>
+      </w:pPr>
+      <w:r>
+        <w:rPr>
+          <w:rFonts w:hint="eastAsia" w:ascii="Times New Roman" w:hAnsi="Times New Roman" w:eastAsia="SimHei" w:cs="Times New Roman"/>
+        </w:rPr>
+        <w:t xml:space="preserve">参考答案</w:t>
+      </w:r>
+    </w:p>
+    <w:p>
+      <w:pPr>
+        <w:pStyle w:val="FirstParagraph"/>
+      </w:pPr>
+      <w:r>
+        <w:rPr>
+          <w:rFonts w:hint="eastAsia" w:ascii="Times New Roman" w:hAnsi="Times New Roman" w:eastAsia="FangSong" w:cs="Times New Roman"/>
+        </w:rPr>
+        <w:t xml:space="preserve">类似</w:t>
+      </w:r>
+      <w:r>
+        <w:rPr>
+          <w:rFonts w:ascii="Times New Roman" w:hAnsi="Times New Roman" w:eastAsia="Times New Roman" w:cs="Times New Roman"/>
+        </w:rPr>
+        <w:t xml:space="preserve"> Grob </w:t>
+      </w:r>
+      <w:r>
+        <w:rPr>
+          <w:rFonts w:hint="eastAsia" w:ascii="Times New Roman" w:hAnsi="Times New Roman" w:eastAsia="FangSong" w:cs="Times New Roman"/>
+        </w:rPr>
+        <w:t>碎裂化</w:t>
       </w:r>
       <w:r>
         <w:rPr>
@@ -4506,104 +4499,6 @@
     </w:p>
     <w:p>
       <w:pPr>
-        <w:pStyle w:val="FirstParagraph"/>
-      </w:pPr>
-      <w:r>
-        <w:rPr>
-          <w:rFonts w:hint="eastAsia" w:ascii="Times New Roman" w:hAnsi="Times New Roman" w:eastAsia="FangSong" w:cs="Times New Roman"/>
-          <w:b/>
-          <w:bCs/>
-        </w:rPr>
-        <w:t xml:space="preserve">参考答案</w:t>
-      </w:r>
-    </w:p>
-    <w:bookmarkEnd w:id="29"/>
-    <w:bookmarkStart w:id="30" w:name="参考答案-3"/>
-    <w:p>
-      <w:pPr>
-        <w:pStyle w:val="Heading2"/>
-        <w:spacing w:before="280" w:after="120"/>
-      </w:pPr>
-      <w:r>
-        <w:rPr>
-          <w:rFonts w:hint="eastAsia" w:ascii="Times New Roman" w:hAnsi="Times New Roman" w:eastAsia="SimHei" w:cs="Times New Roman"/>
-        </w:rPr>
-        <w:t xml:space="preserve">参考答案</w:t>
-      </w:r>
-    </w:p>
-    <w:p>
-      <w:pPr>
-        <w:pStyle w:val="FirstParagraph"/>
-      </w:pPr>
-      <w:r>
-        <w:rPr>
-          <w:rFonts w:hint="eastAsia" w:ascii="Times New Roman" w:hAnsi="Times New Roman" w:eastAsia="Times New Roman" w:cs="Times New Roman"/>
-        </w:rPr>
-        <w:t>（</w:t>
-      </w:r>
-      <w:r>
-        <w:rPr>
-          <w:rFonts w:hint="eastAsia" w:ascii="Times New Roman" w:hAnsi="Times New Roman" w:eastAsia="FangSong" w:cs="Times New Roman"/>
-        </w:rPr>
-        <w:t>答案见</w:t>
-      </w:r>
-      <w:r>
-        <w:rPr>
-          <w:rFonts w:ascii="Times New Roman" w:hAnsi="Times New Roman" w:eastAsia="Times New Roman" w:cs="Times New Roman"/>
-        </w:rPr>
-        <w:t xml:space="preserve"> </w:t>
-      </w:r>
-      <w:r>
-        <w:rPr>
-          <w:rFonts w:hint="eastAsia" w:ascii="Times New Roman" w:hAnsi="Times New Roman" w:eastAsia="FangSong" w:cs="Times New Roman"/>
-        </w:rPr>
-        <w:t>提炼</w:t>
-      </w:r>
-      <w:r>
-        <w:rPr>
-          <w:rFonts w:hint="eastAsia" w:ascii="Times New Roman" w:hAnsi="Times New Roman" w:eastAsia="Times New Roman" w:cs="Times New Roman"/>
-        </w:rPr>
-        <w:t>-ABOC-</w:t>
-      </w:r>
-      <w:r>
-        <w:rPr>
-          <w:rFonts w:hint="eastAsia" w:ascii="Times New Roman" w:hAnsi="Times New Roman" w:eastAsia="FangSong" w:cs="Times New Roman"/>
-        </w:rPr>
-        <w:t>第</w:t>
-      </w:r>
-      <w:r>
-        <w:rPr>
-          <w:rFonts w:hint="eastAsia" w:ascii="Times New Roman" w:hAnsi="Times New Roman" w:eastAsia="Times New Roman" w:cs="Times New Roman"/>
-        </w:rPr>
-        <w:t>12</w:t>
-      </w:r>
-      <w:r>
-        <w:rPr>
-          <w:rFonts w:hint="eastAsia" w:ascii="Times New Roman" w:hAnsi="Times New Roman" w:eastAsia="FangSong" w:cs="Times New Roman"/>
-        </w:rPr>
-        <w:t>章</w:t>
-      </w:r>
-      <w:r>
-        <w:rPr>
-          <w:rFonts w:hint="eastAsia" w:ascii="Times New Roman" w:hAnsi="Times New Roman" w:eastAsia="Times New Roman" w:cs="Times New Roman"/>
-        </w:rPr>
-        <w:t>-</w:t>
-      </w:r>
-      <w:r>
-        <w:rPr>
-          <w:rFonts w:hint="eastAsia" w:ascii="Times New Roman" w:hAnsi="Times New Roman" w:eastAsia="FangSong" w:cs="Times New Roman"/>
-        </w:rPr>
-        <w:t>习题解析</w:t>
-      </w:r>
-      <w:r>
-        <w:rPr>
-          <w:rFonts w:hint="eastAsia" w:ascii="Times New Roman" w:hAnsi="Times New Roman" w:eastAsia="Times New Roman" w:cs="Times New Roman"/>
-        </w:rPr>
-        <w:t>）</w:t>
-      </w:r>
-    </w:p>
-    <w:p>
-      <w:pPr>
         <w:spacing w:before="160" w:after="80"/>
       </w:pPr>
       <w:r>
@@ -4612,8 +4507,8 @@
         </w:pict>
       </w:r>
     </w:p>
-    <w:bookmarkEnd w:id="30"/>
-    <w:bookmarkStart w:id="31" w:name="解题思路-3"/>
+    <w:bookmarkEnd w:id="31"/>
+    <w:bookmarkStart w:id="32" w:name="解题思路-3"/>
     <w:p>
       <w:pPr>
         <w:pStyle w:val="Heading2"/>
@@ -4665,8 +4560,8 @@
         </w:pict>
       </w:r>
     </w:p>
-    <w:bookmarkEnd w:id="31"/>
-    <w:bookmarkStart w:id="32" w:name="知识点-1"/>
+    <w:bookmarkEnd w:id="32"/>
+    <w:bookmarkStart w:id="33" w:name="知识点-1"/>
     <w:p>
       <w:pPr>
         <w:pStyle w:val="Heading2"/>
@@ -4681,77 +4576,24 @@
     </w:p>
     <w:p>
       <w:pPr>
-        <w:pStyle w:val="FirstParagraph"/>
-      </w:pPr>
-      <w:r>
-        <w:rPr>
-          <w:rFonts w:ascii="Times New Roman" w:hAnsi="Times New Roman" w:eastAsia="Times New Roman" w:cs="Times New Roman"/>
-        </w:rPr>
-        <w:t xml:space="preserve">used_in:</w:t>
-      </w:r>
-      <w:r>
-        <w:rPr>
-          <w:rFonts w:ascii="Times New Roman" w:hAnsi="Times New Roman" w:eastAsia="Times New Roman" w:cs="Times New Roman"/>
-        </w:rPr>
-        <w:t xml:space="preserve"> </w:t>
-      </w:r>
-      <w:r>
-        <w:rPr>
-          <w:rFonts w:hint="eastAsia" w:ascii="Times New Roman" w:hAnsi="Times New Roman" w:eastAsia="Times New Roman" w:cs="Times New Roman"/>
-        </w:rPr>
-        <w:t>“</w:t>
-      </w:r>
-      <w:r>
-        <w:rPr>
-          <w:rFonts w:hint="eastAsia" w:ascii="Times New Roman" w:hAnsi="Times New Roman" w:eastAsia="FangSong" w:cs="Times New Roman"/>
-        </w:rPr>
-        <w:t>第二轮习题集</w:t>
-      </w:r>
-      <w:r>
-        <w:rPr>
-          <w:rFonts w:hint="eastAsia" w:ascii="Times New Roman" w:hAnsi="Times New Roman" w:eastAsia="Times New Roman" w:cs="Times New Roman"/>
-        </w:rPr>
-        <w:t>-</w:t>
-      </w:r>
-      <w:r>
-        <w:rPr>
-          <w:rFonts w:hint="eastAsia" w:ascii="Times New Roman" w:hAnsi="Times New Roman" w:eastAsia="FangSong" w:cs="Times New Roman"/>
-        </w:rPr>
-        <w:t>有机化学一</w:t>
-      </w:r>
-      <w:r>
-        <w:rPr>
-          <w:rFonts w:hint="eastAsia" w:ascii="Times New Roman" w:hAnsi="Times New Roman" w:eastAsia="Times New Roman" w:cs="Times New Roman"/>
-        </w:rPr>
-        <w:t>”</w:t>
-      </w:r>
-      <w:r>
-        <w:rPr>
-          <w:rFonts w:ascii="Times New Roman" w:hAnsi="Times New Roman" w:eastAsia="Times New Roman" w:cs="Times New Roman"/>
-        </w:rPr>
-        <w:t xml:space="preserve"> </w:t>
-      </w:r>
-      <w:r>
-        <w:rPr>
-          <w:rFonts w:ascii="Times New Roman" w:hAnsi="Times New Roman" w:eastAsia="Times New Roman" w:cs="Times New Roman"/>
-        </w:rPr>
-        <w:t xml:space="preserve">___</w:t>
-      </w:r>
-      <w:r>
-        <w:rPr>
-          <w:rFonts w:ascii="Times New Roman" w:hAnsi="Times New Roman" w:eastAsia="Times New Roman" w:cs="Times New Roman"/>
-        </w:rPr>
-        <w:t xml:space="preserve"> </w:t>
-      </w:r>
-      <w:r>
-        <w:rPr>
-          <w:rFonts w:ascii="Times New Roman" w:hAnsi="Times New Roman" w:eastAsia="Times New Roman" w:cs="Times New Roman"/>
-        </w:rPr>
-        <w:t xml:space="preserve">## </w:t>
-      </w:r>
-      <w:r>
-        <w:rPr>
-          <w:rFonts w:hint="eastAsia" w:ascii="Times New Roman" w:hAnsi="Times New Roman" w:eastAsia="FangSong" w:cs="Times New Roman"/>
+        <w:spacing w:before="160" w:after="80"/>
+      </w:pPr>
+      <w:r>
+        <w:pict>
+          <v:rect style="width:0;height:1.5pt" o:hralign="center" o:hrstd="t" o:hr="t"/>
+        </w:pict>
+      </w:r>
+    </w:p>
+    <w:bookmarkEnd w:id="33"/>
+    <w:bookmarkStart w:id="34" w:name="相关题目-1"/>
+    <w:p>
+      <w:pPr>
+        <w:pStyle w:val="Heading2"/>
+        <w:spacing w:before="280" w:after="120"/>
+      </w:pPr>
+      <w:r>
+        <w:rPr>
+          <w:rFonts w:hint="eastAsia" w:ascii="Times New Roman" w:hAnsi="Times New Roman" w:eastAsia="SimHei" w:cs="Times New Roman"/>
         </w:rPr>
         <w:t xml:space="preserve">相关题目</w:t>
       </w:r>
@@ -4855,8 +4697,8 @@
         <w:t>）</w:t>
       </w:r>
     </w:p>
-    <w:bookmarkEnd w:id="32"/>
-    <w:bookmarkStart w:id="33" w:name="第-5-题"/>
+    <w:bookmarkEnd w:id="34"/>
+    <w:bookmarkStart w:id="35" w:name="第-5-题"/>
     <w:p>
       <w:pPr>
         <w:pStyle w:val="Heading2"/>
@@ -5423,8 +5265,8 @@
         <w:t xml:space="preserve">参考答案</w:t>
       </w:r>
     </w:p>
-    <w:bookmarkEnd w:id="33"/>
-    <w:bookmarkStart w:id="34" w:name="参考答案-4"/>
+    <w:bookmarkEnd w:id="35"/>
+    <w:bookmarkStart w:id="36" w:name="参考答案-4"/>
     <w:p>
       <w:pPr>
         <w:pStyle w:val="Heading2"/>
@@ -6378,8 +6220,8 @@
         <w:t>酸性越强</w:t>
       </w:r>
     </w:p>
-    <w:bookmarkEnd w:id="34"/>
-    <w:bookmarkStart w:id="35" w:name="解题思路-4"/>
+    <w:bookmarkEnd w:id="36"/>
+    <w:bookmarkStart w:id="37" w:name="解题思路-4"/>
     <w:p>
       <w:pPr>
         <w:pStyle w:val="Heading2"/>
@@ -6464,8 +6306,8 @@
         <w:t>酸性越强</w:t>
       </w:r>
     </w:p>
-    <w:bookmarkEnd w:id="35"/>
-    <w:bookmarkStart w:id="36" w:name="第-6-题"/>
+    <w:bookmarkEnd w:id="37"/>
+    <w:bookmarkStart w:id="38" w:name="第-6-题"/>
     <w:p>
       <w:pPr>
         <w:pStyle w:val="Heading2"/>
@@ -6707,6 +6549,68 @@
           <w:rFonts w:hint="eastAsia" w:ascii="Times New Roman" w:hAnsi="Times New Roman" w:eastAsia="Times New Roman" w:cs="Times New Roman"/>
         </w:rPr>
         <w:t>。）</w:t>
+      </w:r>
+    </w:p>
+    <w:p>
+      <w:pPr>
+        <w:pStyle w:val="BodyText"/>
+      </w:pPr>
+      <w:r>
+        <w:rPr>
+          <w:rFonts w:hint="eastAsia" w:ascii="Times New Roman" w:hAnsi="Times New Roman" w:eastAsia="FangSong" w:cs="Times New Roman"/>
+          <w:b/>
+          <w:bCs/>
+        </w:rPr>
+        <w:t xml:space="preserve">参考答案</w:t>
+      </w:r>
+    </w:p>
+    <w:bookmarkEnd w:id="38"/>
+    <w:bookmarkStart w:id="39" w:name="参考答案-5"/>
+    <w:p>
+      <w:pPr>
+        <w:pStyle w:val="Heading2"/>
+        <w:spacing w:before="280" w:after="120"/>
+      </w:pPr>
+      <w:r>
+        <w:rPr>
+          <w:rFonts w:hint="eastAsia" w:ascii="Times New Roman" w:hAnsi="Times New Roman" w:eastAsia="SimHei" w:cs="Times New Roman"/>
+        </w:rPr>
+        <w:t xml:space="preserve">参考答案</w:t>
+      </w:r>
+    </w:p>
+    <w:p>
+      <w:pPr>
+        <w:pStyle w:val="FirstParagraph"/>
+      </w:pPr>
+      <w:r>
+        <w:rPr>
+          <w:rFonts w:hint="eastAsia" w:ascii="Times New Roman" w:hAnsi="Times New Roman" w:eastAsia="FangSong" w:cs="Times New Roman"/>
+        </w:rPr>
+        <w:t>原书未提供文字解答</w:t>
+      </w:r>
+      <w:r>
+        <w:rPr>
+          <w:rFonts w:hint="eastAsia" w:ascii="Times New Roman" w:hAnsi="Times New Roman" w:eastAsia="Times New Roman" w:cs="Times New Roman"/>
+        </w:rPr>
+        <w:t>（ARX</w:t>
+      </w:r>
+      <w:r>
+        <w:rPr>
+          <w:rFonts w:ascii="Times New Roman" w:hAnsi="Times New Roman" w:eastAsia="Times New Roman" w:cs="Times New Roman"/>
+        </w:rPr>
+        <w:t xml:space="preserve"> </w:t>
+      </w:r>
+      <w:r>
+        <w:rPr>
+          <w:rFonts w:hint="eastAsia" w:ascii="Times New Roman" w:hAnsi="Times New Roman" w:eastAsia="FangSong" w:cs="Times New Roman"/>
+        </w:rPr>
+        <w:t>视频课内容</w:t>
+      </w:r>
+      <w:r>
+        <w:rPr>
+          <w:rFonts w:hint="eastAsia" w:ascii="Times New Roman" w:hAnsi="Times New Roman" w:eastAsia="Times New Roman" w:cs="Times New Roman"/>
+        </w:rPr>
+        <w:t>）</w:t>
       </w:r>
     </w:p>
     <w:p>
@@ -6719,21 +6623,8 @@
         </w:pict>
       </w:r>
     </w:p>
-    <w:p>
-      <w:pPr>
-        <w:pStyle w:val="FirstParagraph"/>
-      </w:pPr>
-      <w:r>
-        <w:rPr>
-          <w:rFonts w:hint="eastAsia" w:ascii="Times New Roman" w:hAnsi="Times New Roman" w:eastAsia="FangSong" w:cs="Times New Roman"/>
-          <w:b/>
-          <w:bCs/>
-        </w:rPr>
-        <w:t xml:space="preserve">参考答案</w:t>
-      </w:r>
-    </w:p>
-    <w:bookmarkEnd w:id="36"/>
-    <w:bookmarkStart w:id="37" w:name="参考答案-5"/>
+    <w:bookmarkEnd w:id="39"/>
+    <w:bookmarkStart w:id="40" w:name="解题思路-5"/>
     <w:p>
       <w:pPr>
         <w:pStyle w:val="Heading2"/>
@@ -6743,7 +6634,7 @@
         <w:rPr>
           <w:rFonts w:hint="eastAsia" w:ascii="Times New Roman" w:hAnsi="Times New Roman" w:eastAsia="SimHei" w:cs="Times New Roman"/>
         </w:rPr>
-        <w:t xml:space="preserve">参考答案</w:t>
+        <w:t xml:space="preserve">解题思路</w:t>
       </w:r>
     </w:p>
     <w:p>
@@ -6791,8 +6682,8 @@
         </w:pict>
       </w:r>
     </w:p>
-    <w:bookmarkEnd w:id="37"/>
-    <w:bookmarkStart w:id="38" w:name="解题思路-5"/>
+    <w:bookmarkEnd w:id="40"/>
+    <w:bookmarkStart w:id="41" w:name="知识点-2"/>
     <w:p>
       <w:pPr>
         <w:pStyle w:val="Heading2"/>
@@ -6802,42 +6693,7 @@
         <w:rPr>
           <w:rFonts w:hint="eastAsia" w:ascii="Times New Roman" w:hAnsi="Times New Roman" w:eastAsia="SimHei" w:cs="Times New Roman"/>
         </w:rPr>
-        <w:t xml:space="preserve">解题思路</w:t>
-      </w:r>
-    </w:p>
-    <w:p>
-      <w:pPr>
-        <w:pStyle w:val="FirstParagraph"/>
-      </w:pPr>
-      <w:r>
-        <w:rPr>
-          <w:rFonts w:hint="eastAsia" w:ascii="Times New Roman" w:hAnsi="Times New Roman" w:eastAsia="FangSong" w:cs="Times New Roman"/>
-        </w:rPr>
-        <w:t>原书未提供文字解答</w:t>
-      </w:r>
-      <w:r>
-        <w:rPr>
-          <w:rFonts w:hint="eastAsia" w:ascii="Times New Roman" w:hAnsi="Times New Roman" w:eastAsia="Times New Roman" w:cs="Times New Roman"/>
-        </w:rPr>
-        <w:t>（ARX</w:t>
-      </w:r>
-      <w:r>
-        <w:rPr>
-          <w:rFonts w:ascii="Times New Roman" w:hAnsi="Times New Roman" w:eastAsia="Times New Roman" w:cs="Times New Roman"/>
-        </w:rPr>
-        <w:t xml:space="preserve"> </w:t>
-      </w:r>
-      <w:r>
-        <w:rPr>
-          <w:rFonts w:hint="eastAsia" w:ascii="Times New Roman" w:hAnsi="Times New Roman" w:eastAsia="FangSong" w:cs="Times New Roman"/>
-        </w:rPr>
-        <w:t>视频课内容</w:t>
-      </w:r>
-      <w:r>
-        <w:rPr>
-          <w:rFonts w:hint="eastAsia" w:ascii="Times New Roman" w:hAnsi="Times New Roman" w:eastAsia="Times New Roman" w:cs="Times New Roman"/>
-        </w:rPr>
-        <w:t>）</w:t>
+        <w:t xml:space="preserve">知识点</w:t>
       </w:r>
     </w:p>
     <w:p>
@@ -6850,8 +6706,8 @@
         </w:pict>
       </w:r>
     </w:p>
-    <w:bookmarkEnd w:id="38"/>
-    <w:bookmarkStart w:id="39" w:name="知识点-2"/>
+    <w:bookmarkEnd w:id="41"/>
+    <w:bookmarkStart w:id="42" w:name="相关题目-2"/>
     <w:p>
       <w:pPr>
         <w:pStyle w:val="Heading2"/>
@@ -6860,83 +6716,6 @@
       <w:r>
         <w:rPr>
           <w:rFonts w:hint="eastAsia" w:ascii="Times New Roman" w:hAnsi="Times New Roman" w:eastAsia="SimHei" w:cs="Times New Roman"/>
-        </w:rPr>
-        <w:t xml:space="preserve">知识点</w:t>
-      </w:r>
-    </w:p>
-    <w:p>
-      <w:pPr>
-        <w:pStyle w:val="FirstParagraph"/>
-      </w:pPr>
-      <w:r>
-        <w:rPr>
-          <w:rFonts w:ascii="Times New Roman" w:hAnsi="Times New Roman" w:eastAsia="Times New Roman" w:cs="Times New Roman"/>
-        </w:rPr>
-        <w:t xml:space="preserve">used_in:</w:t>
-      </w:r>
-      <w:r>
-        <w:rPr>
-          <w:rFonts w:ascii="Times New Roman" w:hAnsi="Times New Roman" w:eastAsia="Times New Roman" w:cs="Times New Roman"/>
-        </w:rPr>
-        <w:t xml:space="preserve"> </w:t>
-      </w:r>
-      <w:r>
-        <w:rPr>
-          <w:rFonts w:hint="eastAsia" w:ascii="Times New Roman" w:hAnsi="Times New Roman" w:eastAsia="Times New Roman" w:cs="Times New Roman"/>
-        </w:rPr>
-        <w:t>“</w:t>
-      </w:r>
-      <w:r>
-        <w:rPr>
-          <w:rFonts w:hint="eastAsia" w:ascii="Times New Roman" w:hAnsi="Times New Roman" w:eastAsia="FangSong" w:cs="Times New Roman"/>
-        </w:rPr>
-        <w:t>第二轮习题集</w:t>
-      </w:r>
-      <w:r>
-        <w:rPr>
-          <w:rFonts w:hint="eastAsia" w:ascii="Times New Roman" w:hAnsi="Times New Roman" w:eastAsia="Times New Roman" w:cs="Times New Roman"/>
-        </w:rPr>
-        <w:t>-</w:t>
-      </w:r>
-      <w:r>
-        <w:rPr>
-          <w:rFonts w:hint="eastAsia" w:ascii="Times New Roman" w:hAnsi="Times New Roman" w:eastAsia="FangSong" w:cs="Times New Roman"/>
-        </w:rPr>
-        <w:t>有机化学一</w:t>
-      </w:r>
-      <w:r>
-        <w:rPr>
-          <w:rFonts w:hint="eastAsia" w:ascii="Times New Roman" w:hAnsi="Times New Roman" w:eastAsia="Times New Roman" w:cs="Times New Roman"/>
-        </w:rPr>
-        <w:t>”</w:t>
-      </w:r>
-      <w:r>
-        <w:rPr>
-          <w:rFonts w:ascii="Times New Roman" w:hAnsi="Times New Roman" w:eastAsia="Times New Roman" w:cs="Times New Roman"/>
-        </w:rPr>
-        <w:t xml:space="preserve"> </w:t>
-      </w:r>
-      <w:r>
-        <w:rPr>
-          <w:rFonts w:ascii="Times New Roman" w:hAnsi="Times New Roman" w:eastAsia="Times New Roman" w:cs="Times New Roman"/>
-        </w:rPr>
-        <w:t xml:space="preserve">___</w:t>
-      </w:r>
-      <w:r>
-        <w:rPr>
-          <w:rFonts w:ascii="Times New Roman" w:hAnsi="Times New Roman" w:eastAsia="Times New Roman" w:cs="Times New Roman"/>
-        </w:rPr>
-        <w:t xml:space="preserve"> </w:t>
-      </w:r>
-      <w:r>
-        <w:rPr>
-          <w:rFonts w:ascii="Times New Roman" w:hAnsi="Times New Roman" w:eastAsia="Times New Roman" w:cs="Times New Roman"/>
-        </w:rPr>
-        <w:t xml:space="preserve">## </w:t>
-      </w:r>
-      <w:r>
-        <w:rPr>
-          <w:rFonts w:hint="eastAsia" w:ascii="Times New Roman" w:hAnsi="Times New Roman" w:eastAsia="FangSong" w:cs="Times New Roman"/>
         </w:rPr>
         <w:t xml:space="preserve">相关题目</w:t>
       </w:r>
@@ -7040,8 +6819,8 @@
         <w:t>）</w:t>
       </w:r>
     </w:p>
-    <w:bookmarkEnd w:id="39"/>
-    <w:bookmarkStart w:id="40" w:name="第-7-题"/>
+    <w:bookmarkEnd w:id="42"/>
+    <w:bookmarkStart w:id="43" w:name="第-7-题"/>
     <w:p>
       <w:pPr>
         <w:pStyle w:val="Heading2"/>
@@ -7170,6 +6949,74 @@
           <w:rFonts w:hint="eastAsia" w:ascii="Times New Roman" w:hAnsi="Times New Roman" w:eastAsia="Times New Roman" w:cs="Times New Roman"/>
         </w:rPr>
         <w:t>？</w:t>
+      </w:r>
+    </w:p>
+    <w:p>
+      <w:pPr>
+        <w:pStyle w:val="BodyText"/>
+      </w:pPr>
+      <w:r>
+        <w:rPr>
+          <w:rFonts w:hint="eastAsia" w:ascii="Times New Roman" w:hAnsi="Times New Roman" w:eastAsia="FangSong" w:cs="Times New Roman"/>
+          <w:b/>
+          <w:bCs/>
+        </w:rPr>
+        <w:t xml:space="preserve">参考答案</w:t>
+      </w:r>
+    </w:p>
+    <w:bookmarkEnd w:id="43"/>
+    <w:bookmarkStart w:id="44" w:name="参考答案-6"/>
+    <w:p>
+      <w:pPr>
+        <w:pStyle w:val="Heading2"/>
+        <w:spacing w:before="280" w:after="120"/>
+      </w:pPr>
+      <w:r>
+        <w:rPr>
+          <w:rFonts w:hint="eastAsia" w:ascii="Times New Roman" w:hAnsi="Times New Roman" w:eastAsia="SimHei" w:cs="Times New Roman"/>
+        </w:rPr>
+        <w:t xml:space="preserve">参考答案</w:t>
+      </w:r>
+    </w:p>
+    <w:p>
+      <w:pPr>
+        <w:pStyle w:val="FirstParagraph"/>
+      </w:pPr>
+      <w:r>
+        <w:rPr>
+          <w:rFonts w:hint="eastAsia" w:ascii="Times New Roman" w:hAnsi="Times New Roman" w:eastAsia="FangSong" w:cs="Times New Roman"/>
+        </w:rPr>
+        <w:t xml:space="preserve">自学练习</w:t>
+      </w:r>
+      <w:r>
+        <w:rPr>
+          <w:rFonts w:ascii="Times New Roman" w:hAnsi="Times New Roman" w:eastAsia="Times New Roman" w:cs="Times New Roman"/>
+        </w:rPr>
+        <w:t xml:space="preserve"> 1.4.2-1 </w:t>
+      </w:r>
+      <w:r>
+        <w:rPr>
+          <w:rFonts w:hint="eastAsia" w:ascii="Times New Roman" w:hAnsi="Times New Roman" w:eastAsia="FangSong" w:cs="Times New Roman"/>
+        </w:rPr>
+        <w:t>更多</w:t>
+      </w:r>
+      <w:r>
+        <w:rPr>
+          <w:rFonts w:hint="eastAsia" w:ascii="Times New Roman" w:hAnsi="Times New Roman" w:eastAsia="Times New Roman" w:cs="Times New Roman"/>
+        </w:rPr>
+        <w:t>。</w:t>
+      </w:r>
+      <w:r>
+        <w:rPr>
+          <w:rFonts w:hint="eastAsia" w:ascii="Times New Roman" w:hAnsi="Times New Roman" w:eastAsia="FangSong" w:cs="Times New Roman"/>
+        </w:rPr>
+        <w:t>超共轭和位阻都让直立更加有利</w:t>
+      </w:r>
+      <w:r>
+        <w:rPr>
+          <w:rFonts w:hint="eastAsia" w:ascii="Times New Roman" w:hAnsi="Times New Roman" w:eastAsia="Times New Roman" w:cs="Times New Roman"/>
+        </w:rPr>
+        <w:t>。</w:t>
       </w:r>
     </w:p>
     <w:p>
@@ -7182,21 +7029,8 @@
         </w:pict>
       </w:r>
     </w:p>
-    <w:p>
-      <w:pPr>
-        <w:pStyle w:val="FirstParagraph"/>
-      </w:pPr>
-      <w:r>
-        <w:rPr>
-          <w:rFonts w:hint="eastAsia" w:ascii="Times New Roman" w:hAnsi="Times New Roman" w:eastAsia="FangSong" w:cs="Times New Roman"/>
-          <w:b/>
-          <w:bCs/>
-        </w:rPr>
-        <w:t xml:space="preserve">参考答案</w:t>
-      </w:r>
-    </w:p>
-    <w:bookmarkEnd w:id="40"/>
-    <w:bookmarkStart w:id="41" w:name="参考答案-6"/>
+    <w:bookmarkEnd w:id="44"/>
+    <w:bookmarkStart w:id="45" w:name="解题思路-6"/>
     <w:p>
       <w:pPr>
         <w:pStyle w:val="Heading2"/>
@@ -7206,7 +7040,7 @@
         <w:rPr>
           <w:rFonts w:hint="eastAsia" w:ascii="Times New Roman" w:hAnsi="Times New Roman" w:eastAsia="SimHei" w:cs="Times New Roman"/>
         </w:rPr>
-        <w:t xml:space="preserve">参考答案</w:t>
+        <w:t xml:space="preserve">解题思路</w:t>
       </w:r>
     </w:p>
     <w:p>
@@ -7215,69 +7049,27 @@
       </w:pPr>
       <w:r>
         <w:rPr>
-          <w:rFonts w:hint="eastAsia" w:ascii="Times New Roman" w:hAnsi="Times New Roman" w:eastAsia="Times New Roman" w:cs="Times New Roman"/>
-        </w:rPr>
-        <w:t>（</w:t>
-      </w:r>
-      <w:r>
-        <w:rPr>
-          <w:rFonts w:hint="eastAsia" w:ascii="Times New Roman" w:hAnsi="Times New Roman" w:eastAsia="FangSong" w:cs="Times New Roman"/>
-        </w:rPr>
-        <w:t>答案见</w:t>
-      </w:r>
-      <w:r>
-        <w:rPr>
-          <w:rFonts w:ascii="Times New Roman" w:hAnsi="Times New Roman" w:eastAsia="Times New Roman" w:cs="Times New Roman"/>
-        </w:rPr>
-        <w:t xml:space="preserve"> </w:t>
-      </w:r>
-      <w:r>
-        <w:rPr>
-          <w:rFonts w:hint="eastAsia" w:ascii="Times New Roman" w:hAnsi="Times New Roman" w:eastAsia="FangSong" w:cs="Times New Roman"/>
-        </w:rPr>
-        <w:t>提炼</w:t>
-      </w:r>
-      <w:r>
-        <w:rPr>
-          <w:rFonts w:hint="eastAsia" w:ascii="Times New Roman" w:hAnsi="Times New Roman" w:eastAsia="Times New Roman" w:cs="Times New Roman"/>
-        </w:rPr>
-        <w:t>-ABOC-</w:t>
-      </w:r>
-      <w:r>
-        <w:rPr>
-          <w:rFonts w:hint="eastAsia" w:ascii="Times New Roman" w:hAnsi="Times New Roman" w:eastAsia="FangSong" w:cs="Times New Roman"/>
-        </w:rPr>
-        <w:t>第</w:t>
-      </w:r>
-      <w:r>
-        <w:rPr>
-          <w:rFonts w:hint="eastAsia" w:ascii="Times New Roman" w:hAnsi="Times New Roman" w:eastAsia="Times New Roman" w:cs="Times New Roman"/>
-        </w:rPr>
-        <w:t>12</w:t>
-      </w:r>
-      <w:r>
-        <w:rPr>
-          <w:rFonts w:hint="eastAsia" w:ascii="Times New Roman" w:hAnsi="Times New Roman" w:eastAsia="FangSong" w:cs="Times New Roman"/>
-        </w:rPr>
-        <w:t>章</w:t>
-      </w:r>
-      <w:r>
-        <w:rPr>
-          <w:rFonts w:hint="eastAsia" w:ascii="Times New Roman" w:hAnsi="Times New Roman" w:eastAsia="Times New Roman" w:cs="Times New Roman"/>
-        </w:rPr>
-        <w:t>-</w:t>
-      </w:r>
-      <w:r>
-        <w:rPr>
-          <w:rFonts w:hint="eastAsia" w:ascii="Times New Roman" w:hAnsi="Times New Roman" w:eastAsia="FangSong" w:cs="Times New Roman"/>
-        </w:rPr>
-        <w:t>习题解析</w:t>
-      </w:r>
-      <w:r>
-        <w:rPr>
-          <w:rFonts w:hint="eastAsia" w:ascii="Times New Roman" w:hAnsi="Times New Roman" w:eastAsia="Times New Roman" w:cs="Times New Roman"/>
-        </w:rPr>
-        <w:t>）</w:t>
+          <w:rFonts w:hint="eastAsia" w:ascii="Times New Roman" w:hAnsi="Times New Roman" w:eastAsia="FangSong" w:cs="Times New Roman"/>
+        </w:rPr>
+        <w:t>更多</w:t>
+      </w:r>
+      <w:r>
+        <w:rPr>
+          <w:rFonts w:hint="eastAsia" w:ascii="Times New Roman" w:hAnsi="Times New Roman" w:eastAsia="Times New Roman" w:cs="Times New Roman"/>
+        </w:rPr>
+        <w:t>。</w:t>
+      </w:r>
+      <w:r>
+        <w:rPr>
+          <w:rFonts w:hint="eastAsia" w:ascii="Times New Roman" w:hAnsi="Times New Roman" w:eastAsia="FangSong" w:cs="Times New Roman"/>
+        </w:rPr>
+        <w:t>超共轭和位阻都让直立更加有利</w:t>
+      </w:r>
+      <w:r>
+        <w:rPr>
+          <w:rFonts w:hint="eastAsia" w:ascii="Times New Roman" w:hAnsi="Times New Roman" w:eastAsia="Times New Roman" w:cs="Times New Roman"/>
+        </w:rPr>
+        <w:t>。</w:t>
       </w:r>
     </w:p>
     <w:p>
@@ -7290,8 +7082,8 @@
         </w:pict>
       </w:r>
     </w:p>
-    <w:bookmarkEnd w:id="41"/>
-    <w:bookmarkStart w:id="42" w:name="解题思路-6"/>
+    <w:bookmarkEnd w:id="45"/>
+    <w:bookmarkStart w:id="46" w:name="知识点-3"/>
     <w:p>
       <w:pPr>
         <w:pStyle w:val="Heading2"/>
@@ -7301,36 +7093,7 @@
         <w:rPr>
           <w:rFonts w:hint="eastAsia" w:ascii="Times New Roman" w:hAnsi="Times New Roman" w:eastAsia="SimHei" w:cs="Times New Roman"/>
         </w:rPr>
-        <w:t xml:space="preserve">解题思路</w:t>
-      </w:r>
-    </w:p>
-    <w:p>
-      <w:pPr>
-        <w:pStyle w:val="FirstParagraph"/>
-      </w:pPr>
-      <w:r>
-        <w:rPr>
-          <w:rFonts w:hint="eastAsia" w:ascii="Times New Roman" w:hAnsi="Times New Roman" w:eastAsia="FangSong" w:cs="Times New Roman"/>
-        </w:rPr>
-        <w:t>更多</w:t>
-      </w:r>
-      <w:r>
-        <w:rPr>
-          <w:rFonts w:hint="eastAsia" w:ascii="Times New Roman" w:hAnsi="Times New Roman" w:eastAsia="Times New Roman" w:cs="Times New Roman"/>
-        </w:rPr>
-        <w:t>。</w:t>
-      </w:r>
-      <w:r>
-        <w:rPr>
-          <w:rFonts w:hint="eastAsia" w:ascii="Times New Roman" w:hAnsi="Times New Roman" w:eastAsia="FangSong" w:cs="Times New Roman"/>
-        </w:rPr>
-        <w:t>超共轭和位阻都让直立更加有利</w:t>
-      </w:r>
-      <w:r>
-        <w:rPr>
-          <w:rFonts w:hint="eastAsia" w:ascii="Times New Roman" w:hAnsi="Times New Roman" w:eastAsia="Times New Roman" w:cs="Times New Roman"/>
-        </w:rPr>
-        <w:t>。</w:t>
+        <w:t xml:space="preserve">知识点</w:t>
       </w:r>
     </w:p>
     <w:p>
@@ -7343,8 +7106,8 @@
         </w:pict>
       </w:r>
     </w:p>
-    <w:bookmarkEnd w:id="42"/>
-    <w:bookmarkStart w:id="43" w:name="知识点-3"/>
+    <w:bookmarkEnd w:id="46"/>
+    <w:bookmarkStart w:id="47" w:name="相关题目-3"/>
     <w:p>
       <w:pPr>
         <w:pStyle w:val="Heading2"/>
@@ -7353,83 +7116,6 @@
       <w:r>
         <w:rPr>
           <w:rFonts w:hint="eastAsia" w:ascii="Times New Roman" w:hAnsi="Times New Roman" w:eastAsia="SimHei" w:cs="Times New Roman"/>
-        </w:rPr>
-        <w:t xml:space="preserve">知识点</w:t>
-      </w:r>
-    </w:p>
-    <w:p>
-      <w:pPr>
-        <w:pStyle w:val="FirstParagraph"/>
-      </w:pPr>
-      <w:r>
-        <w:rPr>
-          <w:rFonts w:ascii="Times New Roman" w:hAnsi="Times New Roman" w:eastAsia="Times New Roman" w:cs="Times New Roman"/>
-        </w:rPr>
-        <w:t xml:space="preserve">used_in:</w:t>
-      </w:r>
-      <w:r>
-        <w:rPr>
-          <w:rFonts w:ascii="Times New Roman" w:hAnsi="Times New Roman" w:eastAsia="Times New Roman" w:cs="Times New Roman"/>
-        </w:rPr>
-        <w:t xml:space="preserve"> </w:t>
-      </w:r>
-      <w:r>
-        <w:rPr>
-          <w:rFonts w:hint="eastAsia" w:ascii="Times New Roman" w:hAnsi="Times New Roman" w:eastAsia="Times New Roman" w:cs="Times New Roman"/>
-        </w:rPr>
-        <w:t>“</w:t>
-      </w:r>
-      <w:r>
-        <w:rPr>
-          <w:rFonts w:hint="eastAsia" w:ascii="Times New Roman" w:hAnsi="Times New Roman" w:eastAsia="FangSong" w:cs="Times New Roman"/>
-        </w:rPr>
-        <w:t>第二轮习题集</w:t>
-      </w:r>
-      <w:r>
-        <w:rPr>
-          <w:rFonts w:hint="eastAsia" w:ascii="Times New Roman" w:hAnsi="Times New Roman" w:eastAsia="Times New Roman" w:cs="Times New Roman"/>
-        </w:rPr>
-        <w:t>-</w:t>
-      </w:r>
-      <w:r>
-        <w:rPr>
-          <w:rFonts w:hint="eastAsia" w:ascii="Times New Roman" w:hAnsi="Times New Roman" w:eastAsia="FangSong" w:cs="Times New Roman"/>
-        </w:rPr>
-        <w:t>有机化学一</w:t>
-      </w:r>
-      <w:r>
-        <w:rPr>
-          <w:rFonts w:hint="eastAsia" w:ascii="Times New Roman" w:hAnsi="Times New Roman" w:eastAsia="Times New Roman" w:cs="Times New Roman"/>
-        </w:rPr>
-        <w:t>”</w:t>
-      </w:r>
-      <w:r>
-        <w:rPr>
-          <w:rFonts w:ascii="Times New Roman" w:hAnsi="Times New Roman" w:eastAsia="Times New Roman" w:cs="Times New Roman"/>
-        </w:rPr>
-        <w:t xml:space="preserve"> </w:t>
-      </w:r>
-      <w:r>
-        <w:rPr>
-          <w:rFonts w:ascii="Times New Roman" w:hAnsi="Times New Roman" w:eastAsia="Times New Roman" w:cs="Times New Roman"/>
-        </w:rPr>
-        <w:t xml:space="preserve">___</w:t>
-      </w:r>
-      <w:r>
-        <w:rPr>
-          <w:rFonts w:ascii="Times New Roman" w:hAnsi="Times New Roman" w:eastAsia="Times New Roman" w:cs="Times New Roman"/>
-        </w:rPr>
-        <w:t xml:space="preserve"> </w:t>
-      </w:r>
-      <w:r>
-        <w:rPr>
-          <w:rFonts w:ascii="Times New Roman" w:hAnsi="Times New Roman" w:eastAsia="Times New Roman" w:cs="Times New Roman"/>
-        </w:rPr>
-        <w:t xml:space="preserve">## </w:t>
-      </w:r>
-      <w:r>
-        <w:rPr>
-          <w:rFonts w:hint="eastAsia" w:ascii="Times New Roman" w:hAnsi="Times New Roman" w:eastAsia="FangSong" w:cs="Times New Roman"/>
         </w:rPr>
         <w:t xml:space="preserve">相关题目</w:t>
       </w:r>
@@ -7533,8 +7219,8 @@
         <w:t>）</w:t>
       </w:r>
     </w:p>
-    <w:bookmarkEnd w:id="43"/>
-    <w:bookmarkStart w:id="47" w:name="第-8-题"/>
+    <w:bookmarkEnd w:id="47"/>
+    <w:bookmarkStart w:id="51" w:name="第-8-题"/>
     <w:p>
       <w:pPr>
         <w:pStyle w:val="Heading2"/>
@@ -7607,18 +7293,18 @@
           <wp:inline>
             <wp:extent cx="3600000" cy="867409"/>
             <wp:effectExtent b="0" l="0" r="0" t="0"/>
-            <wp:docPr descr="" title="" id="45" name="Picture"/>
+            <wp:docPr descr="" title="" id="49" name="Picture"/>
             <a:graphic>
               <a:graphicData uri="http://schemas.openxmlformats.org/drawingml/2006/picture">
                 <pic:pic>
                   <pic:nvPicPr>
-                    <pic:cNvPr descr="85fe38d944b93101e525a14cf1801c2f89393b958371382d9e43c669692bd16a.jpg" id="46" name="Picture"/>
+                    <pic:cNvPr descr="85fe38d944b93101e525a14cf1801c2f89393b958371382d9e43c669692bd16a.jpg" id="50" name="Picture"/>
                     <pic:cNvPicPr>
                       <a:picLocks noChangeArrowheads="1" noChangeAspect="1"/>
                     </pic:cNvPicPr>
                   </pic:nvPicPr>
                   <pic:blipFill>
-                    <a:blip r:embed="rId44"/>
+                    <a:blip r:embed="rId48"/>
                     <a:stretch>
                       <a:fillRect/>
                     </a:stretch>
@@ -7658,8 +7344,8 @@
         <w:t xml:space="preserve">参考答案</w:t>
       </w:r>
     </w:p>
-    <w:bookmarkEnd w:id="47"/>
-    <w:bookmarkStart w:id="48" w:name="参考答案-7"/>
+    <w:bookmarkEnd w:id="51"/>
+    <w:bookmarkStart w:id="52" w:name="参考答案-7"/>
     <w:p>
       <w:pPr>
         <w:pStyle w:val="Heading2"/>
@@ -8033,8 +7719,28 @@
         <w:rPr>
           <w:rFonts w:hint="eastAsia" w:ascii="Times New Roman" w:hAnsi="Times New Roman" w:eastAsia="Times New Roman" w:cs="Times New Roman"/>
         </w:rPr>
-        <w:t>（S_N2</w:t>
-      </w:r>
+        <w:t>（</w:t>
+      </w:r>
+      <m:oMath>
+        <m:sSub>
+          <m:e>
+            <m:r>
+              <m:t>S</m:t>
+            </m:r>
+          </m:e>
+          <m:sub>
+            <m:r>
+              <m:rPr>
+                <m:sty m:val="p"/>
+              </m:rPr>
+              <m:t>N</m:t>
+            </m:r>
+          </m:sub>
+        </m:sSub>
+        <m:r>
+          <m:t>2</m:t>
+        </m:r>
+      </m:oMath>
       <w:r>
         <w:rPr>
           <w:rFonts w:hint="eastAsia" w:ascii="Times New Roman" w:hAnsi="Times New Roman" w:eastAsia="FangSong" w:cs="Times New Roman"/>
@@ -8152,8 +7858,8 @@
         <w:t>）。</w:t>
       </w:r>
     </w:p>
-    <w:bookmarkEnd w:id="48"/>
-    <w:bookmarkStart w:id="49" w:name="知识点映射-1"/>
+    <w:bookmarkEnd w:id="52"/>
+    <w:bookmarkStart w:id="53" w:name="知识点映射-1"/>
     <w:p>
       <w:pPr>
         <w:pStyle w:val="Heading2"/>
@@ -8405,8 +8111,8 @@
         </w:tc>
       </w:tr>
     </w:tbl>
-    <w:bookmarkEnd w:id="49"/>
-    <w:bookmarkStart w:id="50" w:name="解题思路-7"/>
+    <w:bookmarkEnd w:id="53"/>
+    <w:bookmarkStart w:id="54" w:name="解题思路-7"/>
     <w:p>
       <w:pPr>
         <w:pStyle w:val="Heading2"/>
@@ -8683,8 +8389,8 @@
         <w:t>）</w:t>
       </w:r>
     </w:p>
-    <w:bookmarkEnd w:id="50"/>
-    <w:bookmarkStart w:id="51" w:name="易错分析-1"/>
+    <w:bookmarkEnd w:id="54"/>
+    <w:bookmarkStart w:id="55" w:name="易错分析-1"/>
     <w:p>
       <w:pPr>
         <w:pStyle w:val="Heading2"/>
@@ -9066,35 +8772,63 @@
               <w:rPr>
                 <w:rFonts w:hint="eastAsia" w:ascii="Times New Roman" w:hAnsi="Times New Roman" w:eastAsia="FangSong" w:cs="Times New Roman"/>
               </w:rPr>
-              <w:t>未理解</w:t>
-            </w:r>
-            <w:r>
-              <w:rPr>
-                <w:rFonts w:hint="eastAsia" w:ascii="Times New Roman" w:hAnsi="Times New Roman" w:eastAsia="Times New Roman" w:cs="Times New Roman"/>
-              </w:rPr>
-              <w:t>S_N2</w:t>
-            </w:r>
-            <w:r>
-              <w:rPr>
-                <w:rFonts w:hint="eastAsia" w:ascii="Times New Roman" w:hAnsi="Times New Roman" w:eastAsia="FangSong" w:cs="Times New Roman"/>
-              </w:rPr>
-              <w:t>反式开环</w:t>
-            </w:r>
-          </w:p>
-        </w:tc>
-        <w:tc>
-          <w:tcPr/>
-          <w:p>
-            <w:pPr>
-              <w:pStyle w:val="Compact"/>
-              <w:jc w:val="center"/>
-            </w:pPr>
-            <w:r>
-              <w:rPr>
-                <w:rFonts w:hint="eastAsia" w:ascii="Times New Roman" w:hAnsi="Times New Roman" w:eastAsia="Times New Roman" w:cs="Times New Roman"/>
-              </w:rPr>
-              <w:t>S_N2</w:t>
-            </w:r>
+              <w:t xml:space="preserve">未理解</w:t>
+            </w:r>
+            <m:oMath>
+              <m:sSub>
+                <m:e>
+                  <m:r>
+                    <m:t>S</m:t>
+                  </m:r>
+                </m:e>
+                <m:sub>
+                  <m:r>
+                    <m:rPr>
+                      <m:sty m:val="p"/>
+                    </m:rPr>
+                    <m:t>N</m:t>
+                  </m:r>
+                </m:sub>
+              </m:sSub>
+              <m:r>
+                <m:t>2</m:t>
+              </m:r>
+            </m:oMath>
+            <w:r>
+              <w:rPr>
+                <w:rFonts w:hint="eastAsia" w:ascii="Times New Roman" w:hAnsi="Times New Roman" w:eastAsia="FangSong" w:cs="Times New Roman"/>
+              </w:rPr>
+              <w:t xml:space="preserve">反式开环</w:t>
+            </w:r>
+          </w:p>
+        </w:tc>
+        <w:tc>
+          <w:tcPr/>
+          <w:p>
+            <w:pPr>
+              <w:pStyle w:val="Compact"/>
+              <w:jc w:val="center"/>
+            </w:pPr>
+            <m:oMath>
+              <m:sSub>
+                <m:e>
+                  <m:r>
+                    <m:t>S</m:t>
+                  </m:r>
+                </m:e>
+                <m:sub>
+                  <m:r>
+                    <m:rPr>
+                      <m:sty m:val="p"/>
+                    </m:rPr>
+                    <m:t>N</m:t>
+                  </m:r>
+                </m:sub>
+              </m:sSub>
+              <m:r>
+                <m:t>2</m:t>
+              </m:r>
+            </m:oMath>
             <w:r>
               <w:rPr>
                 <w:rFonts w:hint="eastAsia" w:ascii="Times New Roman" w:hAnsi="Times New Roman" w:eastAsia="FangSong" w:cs="Times New Roman"/>
@@ -9138,8 +8872,8 @@
         </w:tc>
       </w:tr>
     </w:tbl>
-    <w:bookmarkEnd w:id="51"/>
-    <w:bookmarkStart w:id="52" w:name="第-9-题"/>
+    <w:bookmarkEnd w:id="55"/>
+    <w:bookmarkStart w:id="56" w:name="第-9-题"/>
     <w:p>
       <w:pPr>
         <w:pStyle w:val="Heading2"/>
@@ -9417,8 +9151,8 @@
         <w:t xml:space="preserve">参考答案</w:t>
       </w:r>
     </w:p>
-    <w:bookmarkEnd w:id="52"/>
-    <w:bookmarkStart w:id="53" w:name="参考答案-8"/>
+    <w:bookmarkEnd w:id="56"/>
+    <w:bookmarkStart w:id="57" w:name="参考答案-8"/>
     <w:p>
       <w:pPr>
         <w:pStyle w:val="Heading2"/>
@@ -9757,8 +9491,8 @@
         <w:t>答案</w:t>
       </w:r>
     </w:p>
-    <w:bookmarkEnd w:id="53"/>
-    <w:bookmarkStart w:id="57" w:name="第-10-题"/>
+    <w:bookmarkEnd w:id="57"/>
+    <w:bookmarkStart w:id="61" w:name="第-10-题"/>
     <w:p>
       <w:pPr>
         <w:pStyle w:val="Heading2"/>
@@ -9831,18 +9565,18 @@
           <wp:inline>
             <wp:extent cx="3600000" cy="573033"/>
             <wp:effectExtent b="0" l="0" r="0" t="0"/>
-            <wp:docPr descr="" title="" id="55" name="Picture"/>
+            <wp:docPr descr="" title="" id="59" name="Picture"/>
             <a:graphic>
               <a:graphicData uri="http://schemas.openxmlformats.org/drawingml/2006/picture">
                 <pic:pic>
                   <pic:nvPicPr>
-                    <pic:cNvPr descr="2beda0820bedaff50c8206ee33edc177b2136bb0555ae7dbefeffe26ade5006f.jpg" id="56" name="Picture"/>
+                    <pic:cNvPr descr="2beda0820bedaff50c8206ee33edc177b2136bb0555ae7dbefeffe26ade5006f.jpg" id="60" name="Picture"/>
                     <pic:cNvPicPr>
                       <a:picLocks noChangeArrowheads="1" noChangeAspect="1"/>
                     </pic:cNvPicPr>
                   </pic:nvPicPr>
                   <pic:blipFill>
-                    <a:blip r:embed="rId54"/>
+                    <a:blip r:embed="rId58"/>
                     <a:stretch>
                       <a:fillRect/>
                     </a:stretch>
@@ -9907,8 +9641,8 @@
         <w:t xml:space="preserve">参考答案</w:t>
       </w:r>
     </w:p>
-    <w:bookmarkEnd w:id="57"/>
-    <w:bookmarkStart w:id="58" w:name="参考答案-9"/>
+    <w:bookmarkEnd w:id="61"/>
+    <w:bookmarkStart w:id="62" w:name="参考答案-9"/>
     <w:p>
       <w:pPr>
         <w:pStyle w:val="Heading2"/>
@@ -10645,8 +10379,8 @@
         <w:t>。</w:t>
       </w:r>
     </w:p>
-    <w:bookmarkEnd w:id="58"/>
-    <w:bookmarkStart w:id="59" w:name="知识点映射-2"/>
+    <w:bookmarkEnd w:id="62"/>
+    <w:bookmarkStart w:id="63" w:name="知识点映射-2"/>
     <w:p>
       <w:pPr>
         <w:pStyle w:val="Heading2"/>
@@ -10993,8 +10727,8 @@
         </w:tc>
       </w:tr>
     </w:tbl>
-    <w:bookmarkEnd w:id="59"/>
-    <w:bookmarkStart w:id="60" w:name="解题思路-8"/>
+    <w:bookmarkEnd w:id="63"/>
+    <w:bookmarkStart w:id="64" w:name="解题思路-8"/>
     <w:p>
       <w:pPr>
         <w:pStyle w:val="Heading2"/>
@@ -11240,8 +10974,8 @@
         <w:t>的描述一致</w:t>
       </w:r>
     </w:p>
-    <w:bookmarkEnd w:id="60"/>
-    <w:bookmarkStart w:id="61" w:name="易错分析-2"/>
+    <w:bookmarkEnd w:id="64"/>
+    <w:bookmarkStart w:id="65" w:name="易错分析-2"/>
     <w:p>
       <w:pPr>
         <w:pStyle w:val="Heading2"/>
@@ -11679,8 +11413,8 @@
         </w:tc>
       </w:tr>
     </w:tbl>
-    <w:bookmarkEnd w:id="61"/>
-    <w:bookmarkStart w:id="62" w:name="第-11-题"/>
+    <w:bookmarkEnd w:id="65"/>
+    <w:bookmarkStart w:id="66" w:name="第-11-题"/>
     <w:p>
       <w:pPr>
         <w:pStyle w:val="Heading2"/>
@@ -11809,6 +11543,74 @@
           <w:rFonts w:hint="eastAsia" w:ascii="Times New Roman" w:hAnsi="Times New Roman" w:eastAsia="FangSong" w:cs="Times New Roman"/>
         </w:rPr>
         <w:t xml:space="preserve">原理</w:t>
+      </w:r>
+    </w:p>
+    <w:p>
+      <w:pPr>
+        <w:pStyle w:val="BodyText"/>
+      </w:pPr>
+      <w:r>
+        <w:rPr>
+          <w:rFonts w:hint="eastAsia" w:ascii="Times New Roman" w:hAnsi="Times New Roman" w:eastAsia="FangSong" w:cs="Times New Roman"/>
+          <w:b/>
+          <w:bCs/>
+        </w:rPr>
+        <w:t xml:space="preserve">参考答案</w:t>
+      </w:r>
+    </w:p>
+    <w:bookmarkEnd w:id="66"/>
+    <w:bookmarkStart w:id="67" w:name="参考答案-10"/>
+    <w:p>
+      <w:pPr>
+        <w:pStyle w:val="Heading2"/>
+        <w:spacing w:before="280" w:after="120"/>
+      </w:pPr>
+      <w:r>
+        <w:rPr>
+          <w:rFonts w:hint="eastAsia" w:ascii="Times New Roman" w:hAnsi="Times New Roman" w:eastAsia="SimHei" w:cs="Times New Roman"/>
+        </w:rPr>
+        <w:t xml:space="preserve">参考答案</w:t>
+      </w:r>
+    </w:p>
+    <w:p>
+      <w:pPr>
+        <w:pStyle w:val="FirstParagraph"/>
+      </w:pPr>
+      <w:r>
+        <w:rPr>
+          <w:rFonts w:ascii="Times New Roman" w:hAnsi="Times New Roman" w:eastAsia="Times New Roman" w:cs="Times New Roman"/>
+        </w:rPr>
+        <w:t xml:space="preserve">T7. </w:t>
+      </w:r>
+      <w:r>
+        <w:rPr>
+          <w:rFonts w:hint="eastAsia" w:ascii="Times New Roman" w:hAnsi="Times New Roman" w:eastAsia="Times New Roman" w:cs="Times New Roman"/>
+        </w:rPr>
+        <w:t>BDCA。</w:t>
+      </w:r>
+      <w:r>
+        <w:rPr>
+          <w:rFonts w:hint="eastAsia" w:ascii="Times New Roman" w:hAnsi="Times New Roman" w:eastAsia="FangSong" w:cs="Times New Roman"/>
+        </w:rPr>
+        <w:t>三氟乙酸酸性最强</w:t>
+      </w:r>
+      <w:r>
+        <w:rPr>
+          <w:rFonts w:hint="eastAsia" w:ascii="Times New Roman" w:hAnsi="Times New Roman" w:eastAsia="Times New Roman" w:cs="Times New Roman"/>
+        </w:rPr>
+        <w:t>，</w:t>
+      </w:r>
+      <w:r>
+        <w:rPr>
+          <w:rFonts w:hint="eastAsia" w:ascii="Times New Roman" w:hAnsi="Times New Roman" w:eastAsia="FangSong" w:cs="Times New Roman"/>
+        </w:rPr>
+        <w:t>对位硝基取代比甲氧基取代更好</w:t>
+      </w:r>
+      <w:r>
+        <w:rPr>
+          <w:rFonts w:hint="eastAsia" w:ascii="Times New Roman" w:hAnsi="Times New Roman" w:eastAsia="Times New Roman" w:cs="Times New Roman"/>
+        </w:rPr>
+        <w:t>。</w:t>
       </w:r>
     </w:p>
     <w:p>
@@ -11821,21 +11623,8 @@
         </w:pict>
       </w:r>
     </w:p>
-    <w:p>
-      <w:pPr>
-        <w:pStyle w:val="FirstParagraph"/>
-      </w:pPr>
-      <w:r>
-        <w:rPr>
-          <w:rFonts w:hint="eastAsia" w:ascii="Times New Roman" w:hAnsi="Times New Roman" w:eastAsia="FangSong" w:cs="Times New Roman"/>
-          <w:b/>
-          <w:bCs/>
-        </w:rPr>
-        <w:t xml:space="preserve">参考答案</w:t>
-      </w:r>
-    </w:p>
-    <w:bookmarkEnd w:id="62"/>
-    <w:bookmarkStart w:id="63" w:name="参考答案-10"/>
+    <w:bookmarkEnd w:id="67"/>
+    <w:bookmarkStart w:id="68" w:name="解题思路-9"/>
     <w:p>
       <w:pPr>
         <w:pStyle w:val="Heading2"/>
@@ -11845,7 +11634,7 @@
         <w:rPr>
           <w:rFonts w:hint="eastAsia" w:ascii="Times New Roman" w:hAnsi="Times New Roman" w:eastAsia="SimHei" w:cs="Times New Roman"/>
         </w:rPr>
-        <w:t xml:space="preserve">参考答案</w:t>
+        <w:t xml:space="preserve">解题思路</w:t>
       </w:r>
     </w:p>
     <w:p>
@@ -11862,55 +11651,7 @@
         <w:rPr>
           <w:rFonts w:hint="eastAsia" w:ascii="Times New Roman" w:hAnsi="Times New Roman" w:eastAsia="FangSong" w:cs="Times New Roman"/>
         </w:rPr>
-        <w:t>答案见</w:t>
-      </w:r>
-      <w:r>
-        <w:rPr>
-          <w:rFonts w:ascii="Times New Roman" w:hAnsi="Times New Roman" w:eastAsia="Times New Roman" w:cs="Times New Roman"/>
-        </w:rPr>
-        <w:t xml:space="preserve"> </w:t>
-      </w:r>
-      <w:r>
-        <w:rPr>
-          <w:rFonts w:hint="eastAsia" w:ascii="Times New Roman" w:hAnsi="Times New Roman" w:eastAsia="FangSong" w:cs="Times New Roman"/>
-        </w:rPr>
-        <w:t>提炼</w:t>
-      </w:r>
-      <w:r>
-        <w:rPr>
-          <w:rFonts w:hint="eastAsia" w:ascii="Times New Roman" w:hAnsi="Times New Roman" w:eastAsia="Times New Roman" w:cs="Times New Roman"/>
-        </w:rPr>
-        <w:t>-ABOC-</w:t>
-      </w:r>
-      <w:r>
-        <w:rPr>
-          <w:rFonts w:hint="eastAsia" w:ascii="Times New Roman" w:hAnsi="Times New Roman" w:eastAsia="FangSong" w:cs="Times New Roman"/>
-        </w:rPr>
-        <w:t>第</w:t>
-      </w:r>
-      <w:r>
-        <w:rPr>
-          <w:rFonts w:hint="eastAsia" w:ascii="Times New Roman" w:hAnsi="Times New Roman" w:eastAsia="Times New Roman" w:cs="Times New Roman"/>
-        </w:rPr>
-        <w:t>12</w:t>
-      </w:r>
-      <w:r>
-        <w:rPr>
-          <w:rFonts w:hint="eastAsia" w:ascii="Times New Roman" w:hAnsi="Times New Roman" w:eastAsia="FangSong" w:cs="Times New Roman"/>
-        </w:rPr>
-        <w:t>章</w:t>
-      </w:r>
-      <w:r>
-        <w:rPr>
-          <w:rFonts w:hint="eastAsia" w:ascii="Times New Roman" w:hAnsi="Times New Roman" w:eastAsia="Times New Roman" w:cs="Times New Roman"/>
-        </w:rPr>
-        <w:t>-</w:t>
-      </w:r>
-      <w:r>
-        <w:rPr>
-          <w:rFonts w:hint="eastAsia" w:ascii="Times New Roman" w:hAnsi="Times New Roman" w:eastAsia="FangSong" w:cs="Times New Roman"/>
-        </w:rPr>
-        <w:t>习题解析</w:t>
+        <w:t>待补充</w:t>
       </w:r>
       <w:r>
         <w:rPr>
@@ -11929,8 +11670,8 @@
         </w:pict>
       </w:r>
     </w:p>
-    <w:bookmarkEnd w:id="63"/>
-    <w:bookmarkStart w:id="64" w:name="解题思路-9"/>
+    <w:bookmarkEnd w:id="68"/>
+    <w:bookmarkStart w:id="69" w:name="知识点-4"/>
     <w:p>
       <w:pPr>
         <w:pStyle w:val="Heading2"/>
@@ -11940,30 +11681,7 @@
         <w:rPr>
           <w:rFonts w:hint="eastAsia" w:ascii="Times New Roman" w:hAnsi="Times New Roman" w:eastAsia="SimHei" w:cs="Times New Roman"/>
         </w:rPr>
-        <w:t xml:space="preserve">解题思路</w:t>
-      </w:r>
-    </w:p>
-    <w:p>
-      <w:pPr>
-        <w:pStyle w:val="FirstParagraph"/>
-      </w:pPr>
-      <w:r>
-        <w:rPr>
-          <w:rFonts w:hint="eastAsia" w:ascii="Times New Roman" w:hAnsi="Times New Roman" w:eastAsia="Times New Roman" w:cs="Times New Roman"/>
-        </w:rPr>
-        <w:t>（</w:t>
-      </w:r>
-      <w:r>
-        <w:rPr>
-          <w:rFonts w:hint="eastAsia" w:ascii="Times New Roman" w:hAnsi="Times New Roman" w:eastAsia="FangSong" w:cs="Times New Roman"/>
-        </w:rPr>
-        <w:t>待补充</w:t>
-      </w:r>
-      <w:r>
-        <w:rPr>
-          <w:rFonts w:hint="eastAsia" w:ascii="Times New Roman" w:hAnsi="Times New Roman" w:eastAsia="Times New Roman" w:cs="Times New Roman"/>
-        </w:rPr>
-        <w:t>）</w:t>
+        <w:t xml:space="preserve">知识点</w:t>
       </w:r>
     </w:p>
     <w:p>
@@ -11976,8 +11694,8 @@
         </w:pict>
       </w:r>
     </w:p>
-    <w:bookmarkEnd w:id="64"/>
-    <w:bookmarkStart w:id="65" w:name="知识点-4"/>
+    <w:bookmarkEnd w:id="69"/>
+    <w:bookmarkStart w:id="70" w:name="相关题目-4"/>
     <w:p>
       <w:pPr>
         <w:pStyle w:val="Heading2"/>
@@ -11986,83 +11704,6 @@
       <w:r>
         <w:rPr>
           <w:rFonts w:hint="eastAsia" w:ascii="Times New Roman" w:hAnsi="Times New Roman" w:eastAsia="SimHei" w:cs="Times New Roman"/>
-        </w:rPr>
-        <w:t xml:space="preserve">知识点</w:t>
-      </w:r>
-    </w:p>
-    <w:p>
-      <w:pPr>
-        <w:pStyle w:val="FirstParagraph"/>
-      </w:pPr>
-      <w:r>
-        <w:rPr>
-          <w:rFonts w:ascii="Times New Roman" w:hAnsi="Times New Roman" w:eastAsia="Times New Roman" w:cs="Times New Roman"/>
-        </w:rPr>
-        <w:t xml:space="preserve">used_in:</w:t>
-      </w:r>
-      <w:r>
-        <w:rPr>
-          <w:rFonts w:ascii="Times New Roman" w:hAnsi="Times New Roman" w:eastAsia="Times New Roman" w:cs="Times New Roman"/>
-        </w:rPr>
-        <w:t xml:space="preserve"> </w:t>
-      </w:r>
-      <w:r>
-        <w:rPr>
-          <w:rFonts w:hint="eastAsia" w:ascii="Times New Roman" w:hAnsi="Times New Roman" w:eastAsia="Times New Roman" w:cs="Times New Roman"/>
-        </w:rPr>
-        <w:t>“</w:t>
-      </w:r>
-      <w:r>
-        <w:rPr>
-          <w:rFonts w:hint="eastAsia" w:ascii="Times New Roman" w:hAnsi="Times New Roman" w:eastAsia="FangSong" w:cs="Times New Roman"/>
-        </w:rPr>
-        <w:t>第二轮习题集</w:t>
-      </w:r>
-      <w:r>
-        <w:rPr>
-          <w:rFonts w:hint="eastAsia" w:ascii="Times New Roman" w:hAnsi="Times New Roman" w:eastAsia="Times New Roman" w:cs="Times New Roman"/>
-        </w:rPr>
-        <w:t>-</w:t>
-      </w:r>
-      <w:r>
-        <w:rPr>
-          <w:rFonts w:hint="eastAsia" w:ascii="Times New Roman" w:hAnsi="Times New Roman" w:eastAsia="FangSong" w:cs="Times New Roman"/>
-        </w:rPr>
-        <w:t>有机化学一</w:t>
-      </w:r>
-      <w:r>
-        <w:rPr>
-          <w:rFonts w:hint="eastAsia" w:ascii="Times New Roman" w:hAnsi="Times New Roman" w:eastAsia="Times New Roman" w:cs="Times New Roman"/>
-        </w:rPr>
-        <w:t>”</w:t>
-      </w:r>
-      <w:r>
-        <w:rPr>
-          <w:rFonts w:ascii="Times New Roman" w:hAnsi="Times New Roman" w:eastAsia="Times New Roman" w:cs="Times New Roman"/>
-        </w:rPr>
-        <w:t xml:space="preserve"> </w:t>
-      </w:r>
-      <w:r>
-        <w:rPr>
-          <w:rFonts w:ascii="Times New Roman" w:hAnsi="Times New Roman" w:eastAsia="Times New Roman" w:cs="Times New Roman"/>
-        </w:rPr>
-        <w:t xml:space="preserve">___</w:t>
-      </w:r>
-      <w:r>
-        <w:rPr>
-          <w:rFonts w:ascii="Times New Roman" w:hAnsi="Times New Roman" w:eastAsia="Times New Roman" w:cs="Times New Roman"/>
-        </w:rPr>
-        <w:t xml:space="preserve"> </w:t>
-      </w:r>
-      <w:r>
-        <w:rPr>
-          <w:rFonts w:ascii="Times New Roman" w:hAnsi="Times New Roman" w:eastAsia="Times New Roman" w:cs="Times New Roman"/>
-        </w:rPr>
-        <w:t xml:space="preserve">## </w:t>
-      </w:r>
-      <w:r>
-        <w:rPr>
-          <w:rFonts w:hint="eastAsia" w:ascii="Times New Roman" w:hAnsi="Times New Roman" w:eastAsia="FangSong" w:cs="Times New Roman"/>
         </w:rPr>
         <w:t xml:space="preserve">相关题目</w:t>
       </w:r>
@@ -12160,8 +11801,8 @@
         <w:t>特殊氧化烯烃邻二醇切断</w:t>
       </w:r>
     </w:p>
-    <w:bookmarkEnd w:id="65"/>
-    <w:bookmarkStart w:id="66" w:name="第-12-题"/>
+    <w:bookmarkEnd w:id="70"/>
+    <w:bookmarkStart w:id="71" w:name="第-12-题"/>
     <w:p>
       <w:pPr>
         <w:pStyle w:val="Heading2"/>
@@ -12415,8 +12056,8 @@
         <w:t xml:space="preserve">参考答案</w:t>
       </w:r>
     </w:p>
-    <w:bookmarkEnd w:id="66"/>
-    <w:bookmarkStart w:id="67" w:name="参考答案-11"/>
+    <w:bookmarkEnd w:id="71"/>
+    <w:bookmarkStart w:id="72" w:name="参考答案-11"/>
     <w:p>
       <w:pPr>
         <w:pStyle w:val="Heading2"/>
@@ -12595,8 +12236,8 @@
         <w:t>答案</w:t>
       </w:r>
     </w:p>
-    <w:bookmarkEnd w:id="67"/>
-    <w:bookmarkStart w:id="71" w:name="第-13-题"/>
+    <w:bookmarkEnd w:id="72"/>
+    <w:bookmarkStart w:id="76" w:name="第-13-题"/>
     <w:p>
       <w:pPr>
         <w:pStyle w:val="Heading2"/>
@@ -12778,18 +12419,18 @@
           <wp:inline>
             <wp:extent cx="3600000" cy="1088487"/>
             <wp:effectExtent b="0" l="0" r="0" t="0"/>
-            <wp:docPr descr="" title="" id="69" name="Picture"/>
+            <wp:docPr descr="" title="" id="74" name="Picture"/>
             <a:graphic>
               <a:graphicData uri="http://schemas.openxmlformats.org/drawingml/2006/picture">
                 <pic:pic>
                   <pic:nvPicPr>
-                    <pic:cNvPr descr="26fe369dd5507697f36a055609dc30fa93df4f0357c2fa21308d592f74f0f1a3.jpg" id="70" name="Picture"/>
+                    <pic:cNvPr descr="26fe369dd5507697f36a055609dc30fa93df4f0357c2fa21308d592f74f0f1a3.jpg" id="75" name="Picture"/>
                     <pic:cNvPicPr>
                       <a:picLocks noChangeArrowheads="1" noChangeAspect="1"/>
                     </pic:cNvPicPr>
                   </pic:nvPicPr>
                   <pic:blipFill>
-                    <a:blip r:embed="rId68"/>
+                    <a:blip r:embed="rId73"/>
                     <a:stretch>
                       <a:fillRect/>
                     </a:stretch>
@@ -12890,8 +12531,8 @@
         <w:t xml:space="preserve">参考答案</w:t>
       </w:r>
     </w:p>
-    <w:bookmarkEnd w:id="71"/>
-    <w:bookmarkStart w:id="72" w:name="参考答案-12"/>
+    <w:bookmarkEnd w:id="76"/>
+    <w:bookmarkStart w:id="77" w:name="参考答案-12"/>
     <w:p>
       <w:pPr>
         <w:pStyle w:val="Heading2"/>
@@ -13040,8 +12681,8 @@
         <w:t>答案</w:t>
       </w:r>
     </w:p>
-    <w:bookmarkEnd w:id="72"/>
-    <w:bookmarkStart w:id="76" w:name="第-14-题"/>
+    <w:bookmarkEnd w:id="77"/>
+    <w:bookmarkStart w:id="81" w:name="第-14-题"/>
     <w:p>
       <w:pPr>
         <w:pStyle w:val="Heading2"/>
@@ -13114,18 +12755,18 @@
           <wp:inline>
             <wp:extent cx="3600000" cy="2201350"/>
             <wp:effectExtent b="0" l="0" r="0" t="0"/>
-            <wp:docPr descr="" title="" id="74" name="Picture"/>
+            <wp:docPr descr="" title="" id="79" name="Picture"/>
             <a:graphic>
               <a:graphicData uri="http://schemas.openxmlformats.org/drawingml/2006/picture">
                 <pic:pic>
                   <pic:nvPicPr>
-                    <pic:cNvPr descr="bbd3abec35ba58e14d012cf56977947a1c7da97e60770825dce4afc8553385b4.jpg" id="75" name="Picture"/>
+                    <pic:cNvPr descr="bbd3abec35ba58e14d012cf56977947a1c7da97e60770825dce4afc8553385b4.jpg" id="80" name="Picture"/>
                     <pic:cNvPicPr>
                       <a:picLocks noChangeArrowheads="1" noChangeAspect="1"/>
                     </pic:cNvPicPr>
                   </pic:nvPicPr>
                   <pic:blipFill>
-                    <a:blip r:embed="rId73"/>
+                    <a:blip r:embed="rId78"/>
                     <a:stretch>
                       <a:fillRect/>
                     </a:stretch>
@@ -13208,8 +12849,8 @@
         <w:t xml:space="preserve">参考答案</w:t>
       </w:r>
     </w:p>
-    <w:bookmarkEnd w:id="76"/>
-    <w:bookmarkStart w:id="77" w:name="参考答案-13"/>
+    <w:bookmarkEnd w:id="81"/>
+    <w:bookmarkStart w:id="82" w:name="参考答案-13"/>
     <w:p>
       <w:pPr>
         <w:pStyle w:val="Heading2"/>
@@ -13757,8 +13398,8 @@
         <w:t>。</w:t>
       </w:r>
     </w:p>
-    <w:bookmarkEnd w:id="77"/>
-    <w:bookmarkStart w:id="78" w:name="知识点映射-3"/>
+    <w:bookmarkEnd w:id="82"/>
+    <w:bookmarkStart w:id="83" w:name="知识点映射-3"/>
     <w:p>
       <w:pPr>
         <w:pStyle w:val="Heading2"/>
@@ -14051,8 +13692,8 @@
         </w:tc>
       </w:tr>
     </w:tbl>
-    <w:bookmarkEnd w:id="78"/>
-    <w:bookmarkStart w:id="79" w:name="解题思路-10"/>
+    <w:bookmarkEnd w:id="83"/>
+    <w:bookmarkStart w:id="84" w:name="解题思路-10"/>
     <w:p>
       <w:pPr>
         <w:pStyle w:val="Heading2"/>
@@ -14292,8 +13933,8 @@
         <w:t>缩醛的差异大</w:t>
       </w:r>
     </w:p>
-    <w:bookmarkEnd w:id="79"/>
-    <w:bookmarkStart w:id="80" w:name="易错分析-3"/>
+    <w:bookmarkEnd w:id="84"/>
+    <w:bookmarkStart w:id="85" w:name="易错分析-3"/>
     <w:p>
       <w:pPr>
         <w:pStyle w:val="Heading2"/>
@@ -14689,8 +14330,8 @@
         </w:tc>
       </w:tr>
     </w:tbl>
-    <w:bookmarkEnd w:id="80"/>
-    <w:bookmarkStart w:id="81" w:name="第-15-题"/>
+    <w:bookmarkEnd w:id="85"/>
+    <w:bookmarkStart w:id="86" w:name="第-15-题"/>
     <w:p>
       <w:pPr>
         <w:pStyle w:val="Heading2"/>
@@ -14956,8 +14597,8 @@
         <w:t xml:space="preserve">参考答案</w:t>
       </w:r>
     </w:p>
-    <w:bookmarkEnd w:id="81"/>
-    <w:bookmarkStart w:id="82" w:name="参考答案-14"/>
+    <w:bookmarkEnd w:id="86"/>
+    <w:bookmarkStart w:id="87" w:name="参考答案-14"/>
     <w:p>
       <w:pPr>
         <w:pStyle w:val="Heading2"/>
@@ -15112,8 +14753,8 @@
         <w:t>答案</w:t>
       </w:r>
     </w:p>
-    <w:bookmarkEnd w:id="82"/>
-    <w:bookmarkStart w:id="83" w:name="第-16-题"/>
+    <w:bookmarkEnd w:id="87"/>
+    <w:bookmarkStart w:id="88" w:name="第-16-题"/>
     <w:p>
       <w:pPr>
         <w:pStyle w:val="Heading2"/>
@@ -15218,6 +14859,133 @@
           <w:rFonts w:hint="eastAsia" w:ascii="Times New Roman" w:hAnsi="Times New Roman" w:eastAsia="FangSong" w:cs="Times New Roman"/>
         </w:rPr>
         <w:t xml:space="preserve">酰胺及其衍生应用</w:t>
+      </w:r>
+    </w:p>
+    <w:p>
+      <w:pPr>
+        <w:pStyle w:val="BodyText"/>
+      </w:pPr>
+      <w:r>
+        <w:rPr>
+          <w:rFonts w:hint="eastAsia" w:ascii="Times New Roman" w:hAnsi="Times New Roman" w:eastAsia="FangSong" w:cs="Times New Roman"/>
+          <w:b/>
+          <w:bCs/>
+        </w:rPr>
+        <w:t xml:space="preserve">参考答案</w:t>
+      </w:r>
+    </w:p>
+    <w:bookmarkEnd w:id="88"/>
+    <w:bookmarkStart w:id="89" w:name="参考答案-15"/>
+    <w:p>
+      <w:pPr>
+        <w:pStyle w:val="Heading2"/>
+        <w:spacing w:before="280" w:after="120"/>
+      </w:pPr>
+      <w:r>
+        <w:rPr>
+          <w:rFonts w:hint="eastAsia" w:ascii="Times New Roman" w:hAnsi="Times New Roman" w:eastAsia="SimHei" w:cs="Times New Roman"/>
+        </w:rPr>
+        <w:t xml:space="preserve">参考答案</w:t>
+      </w:r>
+    </w:p>
+    <w:p>
+      <w:pPr>
+        <w:pStyle w:val="FirstParagraph"/>
+      </w:pPr>
+      <w:r>
+        <w:rPr>
+          <w:rFonts w:ascii="Times New Roman" w:hAnsi="Times New Roman" w:eastAsia="Times New Roman" w:cs="Times New Roman"/>
+        </w:rPr>
+        <w:t xml:space="preserve">T6. </w:t>
+      </w:r>
+      <w:r>
+        <w:rPr>
+          <w:rFonts w:hint="eastAsia" w:ascii="Times New Roman" w:hAnsi="Times New Roman" w:eastAsia="FangSong" w:cs="Times New Roman"/>
+        </w:rPr>
+        <w:t>这个重排称为</w:t>
+      </w:r>
+      <w:r>
+        <w:rPr>
+          <w:rFonts w:hint="eastAsia" w:ascii="Times New Roman" w:hAnsi="Times New Roman" w:eastAsia="Times New Roman" w:cs="Times New Roman"/>
+        </w:rPr>
+        <w:t>“</w:t>
+      </w:r>
+      <w:r>
+        <w:rPr>
+          <w:rFonts w:hint="eastAsia" w:ascii="Times New Roman" w:hAnsi="Times New Roman" w:eastAsia="FangSong" w:cs="Times New Roman"/>
+        </w:rPr>
+        <w:t>碳正离子时钟</w:t>
+      </w:r>
+      <w:r>
+        <w:rPr>
+          <w:rFonts w:hint="eastAsia" w:ascii="Times New Roman" w:hAnsi="Times New Roman" w:eastAsia="Times New Roman" w:cs="Times New Roman"/>
+        </w:rPr>
+        <w:t>”，</w:t>
+      </w:r>
+      <w:r>
+        <w:rPr>
+          <w:rFonts w:hint="eastAsia" w:ascii="Times New Roman" w:hAnsi="Times New Roman" w:eastAsia="FangSong" w:cs="Times New Roman"/>
+        </w:rPr>
+        <w:t>因为反应速率非常快</w:t>
+      </w:r>
+      <w:r>
+        <w:rPr>
+          <w:rFonts w:hint="eastAsia" w:ascii="Times New Roman" w:hAnsi="Times New Roman" w:eastAsia="Times New Roman" w:cs="Times New Roman"/>
+        </w:rPr>
+        <w:t>。</w:t>
+      </w:r>
+      <w:r>
+        <w:rPr>
+          <w:rFonts w:hint="eastAsia" w:ascii="Times New Roman" w:hAnsi="Times New Roman" w:eastAsia="FangSong" w:cs="Times New Roman"/>
+        </w:rPr>
+        <w:t>在第九章你们会了解到这个反应的速率</w:t>
+      </w:r>
+      <w:r>
+        <w:rPr>
+          <w:rFonts w:hint="eastAsia" w:ascii="Times New Roman" w:hAnsi="Times New Roman" w:eastAsia="Times New Roman" w:cs="Times New Roman"/>
+        </w:rPr>
+        <w:t>。</w:t>
+      </w:r>
+    </w:p>
+    <w:p>
+      <w:pPr>
+        <w:pStyle w:val="BodyText"/>
+      </w:pPr>
+      <w:r>
+        <w:rPr>
+          <w:rFonts w:hint="eastAsia" w:ascii="Times New Roman" w:hAnsi="Times New Roman" w:eastAsia="FangSong" w:cs="Times New Roman"/>
+        </w:rPr>
+        <w:t>这里点名批评某</w:t>
+      </w:r>
+      <w:r>
+        <w:rPr>
+          <w:rFonts w:hint="eastAsia" w:ascii="Times New Roman" w:hAnsi="Times New Roman" w:eastAsia="Times New Roman" w:cs="Times New Roman"/>
+        </w:rPr>
+        <w:t>X</w:t>
+      </w:r>
+      <w:r>
+        <w:rPr>
+          <w:rFonts w:hint="eastAsia" w:ascii="Times New Roman" w:hAnsi="Times New Roman" w:eastAsia="FangSong" w:cs="Times New Roman"/>
+        </w:rPr>
+        <w:t>开头教授的逆天言论</w:t>
+      </w:r>
+      <w:r>
+        <w:rPr>
+          <w:rFonts w:hint="eastAsia" w:ascii="Times New Roman" w:hAnsi="Times New Roman" w:eastAsia="Times New Roman" w:cs="Times New Roman"/>
+        </w:rPr>
+        <w:t>。</w:t>
+      </w:r>
+      <w:r>
+        <w:rPr>
+          <w:rFonts w:hint="eastAsia" w:ascii="Times New Roman" w:hAnsi="Times New Roman" w:eastAsia="FangSong" w:cs="Times New Roman"/>
+        </w:rPr>
+        <w:t>我曾经就在他的课上浪费了好几天</w:t>
+      </w:r>
+      <w:r>
+        <w:rPr>
+          <w:rFonts w:hint="eastAsia" w:ascii="Times New Roman" w:hAnsi="Times New Roman" w:eastAsia="Times New Roman" w:cs="Times New Roman"/>
+        </w:rPr>
+        <w:t>。</w:t>
       </w:r>
     </w:p>
     <w:p>
@@ -15230,21 +14998,8 @@
         </w:pict>
       </w:r>
     </w:p>
-    <w:p>
-      <w:pPr>
-        <w:pStyle w:val="FirstParagraph"/>
-      </w:pPr>
-      <w:r>
-        <w:rPr>
-          <w:rFonts w:hint="eastAsia" w:ascii="Times New Roman" w:hAnsi="Times New Roman" w:eastAsia="FangSong" w:cs="Times New Roman"/>
-          <w:b/>
-          <w:bCs/>
-        </w:rPr>
-        <w:t xml:space="preserve">参考答案</w:t>
-      </w:r>
-    </w:p>
-    <w:bookmarkEnd w:id="83"/>
-    <w:bookmarkStart w:id="84" w:name="参考答案-15"/>
+    <w:bookmarkEnd w:id="89"/>
+    <w:bookmarkStart w:id="90" w:name="解题思路-11"/>
     <w:p>
       <w:pPr>
         <w:pStyle w:val="Heading2"/>
@@ -15254,7 +15009,7 @@
         <w:rPr>
           <w:rFonts w:hint="eastAsia" w:ascii="Times New Roman" w:hAnsi="Times New Roman" w:eastAsia="SimHei" w:cs="Times New Roman"/>
         </w:rPr>
-        <w:t xml:space="preserve">参考答案</w:t>
+        <w:t xml:space="preserve">解题思路</w:t>
       </w:r>
     </w:p>
     <w:p>
@@ -15271,55 +15026,7 @@
         <w:rPr>
           <w:rFonts w:hint="eastAsia" w:ascii="Times New Roman" w:hAnsi="Times New Roman" w:eastAsia="FangSong" w:cs="Times New Roman"/>
         </w:rPr>
-        <w:t>答案见</w:t>
-      </w:r>
-      <w:r>
-        <w:rPr>
-          <w:rFonts w:ascii="Times New Roman" w:hAnsi="Times New Roman" w:eastAsia="Times New Roman" w:cs="Times New Roman"/>
-        </w:rPr>
-        <w:t xml:space="preserve"> </w:t>
-      </w:r>
-      <w:r>
-        <w:rPr>
-          <w:rFonts w:hint="eastAsia" w:ascii="Times New Roman" w:hAnsi="Times New Roman" w:eastAsia="FangSong" w:cs="Times New Roman"/>
-        </w:rPr>
-        <w:t>提炼</w:t>
-      </w:r>
-      <w:r>
-        <w:rPr>
-          <w:rFonts w:hint="eastAsia" w:ascii="Times New Roman" w:hAnsi="Times New Roman" w:eastAsia="Times New Roman" w:cs="Times New Roman"/>
-        </w:rPr>
-        <w:t>-ABOC-</w:t>
-      </w:r>
-      <w:r>
-        <w:rPr>
-          <w:rFonts w:hint="eastAsia" w:ascii="Times New Roman" w:hAnsi="Times New Roman" w:eastAsia="FangSong" w:cs="Times New Roman"/>
-        </w:rPr>
-        <w:t>第</w:t>
-      </w:r>
-      <w:r>
-        <w:rPr>
-          <w:rFonts w:hint="eastAsia" w:ascii="Times New Roman" w:hAnsi="Times New Roman" w:eastAsia="Times New Roman" w:cs="Times New Roman"/>
-        </w:rPr>
-        <w:t>12</w:t>
-      </w:r>
-      <w:r>
-        <w:rPr>
-          <w:rFonts w:hint="eastAsia" w:ascii="Times New Roman" w:hAnsi="Times New Roman" w:eastAsia="FangSong" w:cs="Times New Roman"/>
-        </w:rPr>
-        <w:t>章</w:t>
-      </w:r>
-      <w:r>
-        <w:rPr>
-          <w:rFonts w:hint="eastAsia" w:ascii="Times New Roman" w:hAnsi="Times New Roman" w:eastAsia="Times New Roman" w:cs="Times New Roman"/>
-        </w:rPr>
-        <w:t>-</w:t>
-      </w:r>
-      <w:r>
-        <w:rPr>
-          <w:rFonts w:hint="eastAsia" w:ascii="Times New Roman" w:hAnsi="Times New Roman" w:eastAsia="FangSong" w:cs="Times New Roman"/>
-        </w:rPr>
-        <w:t>习题解析</w:t>
+        <w:t>待补充</w:t>
       </w:r>
       <w:r>
         <w:rPr>
@@ -15338,8 +15045,8 @@
         </w:pict>
       </w:r>
     </w:p>
-    <w:bookmarkEnd w:id="84"/>
-    <w:bookmarkStart w:id="85" w:name="解题思路-11"/>
+    <w:bookmarkEnd w:id="90"/>
+    <w:bookmarkStart w:id="91" w:name="知识点-5"/>
     <w:p>
       <w:pPr>
         <w:pStyle w:val="Heading2"/>
@@ -15349,30 +15056,7 @@
         <w:rPr>
           <w:rFonts w:hint="eastAsia" w:ascii="Times New Roman" w:hAnsi="Times New Roman" w:eastAsia="SimHei" w:cs="Times New Roman"/>
         </w:rPr>
-        <w:t xml:space="preserve">解题思路</w:t>
-      </w:r>
-    </w:p>
-    <w:p>
-      <w:pPr>
-        <w:pStyle w:val="FirstParagraph"/>
-      </w:pPr>
-      <w:r>
-        <w:rPr>
-          <w:rFonts w:hint="eastAsia" w:ascii="Times New Roman" w:hAnsi="Times New Roman" w:eastAsia="Times New Roman" w:cs="Times New Roman"/>
-        </w:rPr>
-        <w:t>（</w:t>
-      </w:r>
-      <w:r>
-        <w:rPr>
-          <w:rFonts w:hint="eastAsia" w:ascii="Times New Roman" w:hAnsi="Times New Roman" w:eastAsia="FangSong" w:cs="Times New Roman"/>
-        </w:rPr>
-        <w:t>待补充</w:t>
-      </w:r>
-      <w:r>
-        <w:rPr>
-          <w:rFonts w:hint="eastAsia" w:ascii="Times New Roman" w:hAnsi="Times New Roman" w:eastAsia="Times New Roman" w:cs="Times New Roman"/>
-        </w:rPr>
-        <w:t>）</w:t>
+        <w:t xml:space="preserve">知识点</w:t>
       </w:r>
     </w:p>
     <w:p>
@@ -15385,8 +15069,8 @@
         </w:pict>
       </w:r>
     </w:p>
-    <w:bookmarkEnd w:id="85"/>
-    <w:bookmarkStart w:id="86" w:name="知识点-5"/>
+    <w:bookmarkEnd w:id="91"/>
+    <w:bookmarkStart w:id="92" w:name="相关题目-5"/>
     <w:p>
       <w:pPr>
         <w:pStyle w:val="Heading2"/>
@@ -15395,83 +15079,6 @@
       <w:r>
         <w:rPr>
           <w:rFonts w:hint="eastAsia" w:ascii="Times New Roman" w:hAnsi="Times New Roman" w:eastAsia="SimHei" w:cs="Times New Roman"/>
-        </w:rPr>
-        <w:t xml:space="preserve">知识点</w:t>
-      </w:r>
-    </w:p>
-    <w:p>
-      <w:pPr>
-        <w:pStyle w:val="FirstParagraph"/>
-      </w:pPr>
-      <w:r>
-        <w:rPr>
-          <w:rFonts w:ascii="Times New Roman" w:hAnsi="Times New Roman" w:eastAsia="Times New Roman" w:cs="Times New Roman"/>
-        </w:rPr>
-        <w:t xml:space="preserve">used_in:</w:t>
-      </w:r>
-      <w:r>
-        <w:rPr>
-          <w:rFonts w:ascii="Times New Roman" w:hAnsi="Times New Roman" w:eastAsia="Times New Roman" w:cs="Times New Roman"/>
-        </w:rPr>
-        <w:t xml:space="preserve"> </w:t>
-      </w:r>
-      <w:r>
-        <w:rPr>
-          <w:rFonts w:hint="eastAsia" w:ascii="Times New Roman" w:hAnsi="Times New Roman" w:eastAsia="Times New Roman" w:cs="Times New Roman"/>
-        </w:rPr>
-        <w:t>“</w:t>
-      </w:r>
-      <w:r>
-        <w:rPr>
-          <w:rFonts w:hint="eastAsia" w:ascii="Times New Roman" w:hAnsi="Times New Roman" w:eastAsia="FangSong" w:cs="Times New Roman"/>
-        </w:rPr>
-        <w:t>第二轮习题集</w:t>
-      </w:r>
-      <w:r>
-        <w:rPr>
-          <w:rFonts w:hint="eastAsia" w:ascii="Times New Roman" w:hAnsi="Times New Roman" w:eastAsia="Times New Roman" w:cs="Times New Roman"/>
-        </w:rPr>
-        <w:t>-</w:t>
-      </w:r>
-      <w:r>
-        <w:rPr>
-          <w:rFonts w:hint="eastAsia" w:ascii="Times New Roman" w:hAnsi="Times New Roman" w:eastAsia="FangSong" w:cs="Times New Roman"/>
-        </w:rPr>
-        <w:t>有机化学一</w:t>
-      </w:r>
-      <w:r>
-        <w:rPr>
-          <w:rFonts w:hint="eastAsia" w:ascii="Times New Roman" w:hAnsi="Times New Roman" w:eastAsia="Times New Roman" w:cs="Times New Roman"/>
-        </w:rPr>
-        <w:t>”</w:t>
-      </w:r>
-      <w:r>
-        <w:rPr>
-          <w:rFonts w:ascii="Times New Roman" w:hAnsi="Times New Roman" w:eastAsia="Times New Roman" w:cs="Times New Roman"/>
-        </w:rPr>
-        <w:t xml:space="preserve"> </w:t>
-      </w:r>
-      <w:r>
-        <w:rPr>
-          <w:rFonts w:ascii="Times New Roman" w:hAnsi="Times New Roman" w:eastAsia="Times New Roman" w:cs="Times New Roman"/>
-        </w:rPr>
-        <w:t xml:space="preserve">___</w:t>
-      </w:r>
-      <w:r>
-        <w:rPr>
-          <w:rFonts w:ascii="Times New Roman" w:hAnsi="Times New Roman" w:eastAsia="Times New Roman" w:cs="Times New Roman"/>
-        </w:rPr>
-        <w:t xml:space="preserve"> </w:t>
-      </w:r>
-      <w:r>
-        <w:rPr>
-          <w:rFonts w:ascii="Times New Roman" w:hAnsi="Times New Roman" w:eastAsia="Times New Roman" w:cs="Times New Roman"/>
-        </w:rPr>
-        <w:t xml:space="preserve">## </w:t>
-      </w:r>
-      <w:r>
-        <w:rPr>
-          <w:rFonts w:hint="eastAsia" w:ascii="Times New Roman" w:hAnsi="Times New Roman" w:eastAsia="FangSong" w:cs="Times New Roman"/>
         </w:rPr>
         <w:t xml:space="preserve">相关题目</w:t>
       </w:r>
@@ -15569,8 +15176,8 @@
         <w:t>特殊氧化烯烃邻二醇切断</w:t>
       </w:r>
     </w:p>
-    <w:bookmarkEnd w:id="86"/>
-    <w:bookmarkStart w:id="90" w:name="第-17-题"/>
+    <w:bookmarkEnd w:id="92"/>
+    <w:bookmarkStart w:id="96" w:name="第-17-题"/>
     <w:p>
       <w:pPr>
         <w:pStyle w:val="Heading2"/>
@@ -15632,18 +15239,18 @@
           <wp:inline>
             <wp:extent cx="3600000" cy="1110103"/>
             <wp:effectExtent b="0" l="0" r="0" t="0"/>
-            <wp:docPr descr="" title="" id="88" name="Picture"/>
+            <wp:docPr descr="" title="" id="94" name="Picture"/>
             <a:graphic>
               <a:graphicData uri="http://schemas.openxmlformats.org/drawingml/2006/picture">
                 <pic:pic>
                   <pic:nvPicPr>
-                    <pic:cNvPr descr="f95996ae9508107b0908ca3c6bf2aa79f72e2ae87d6821cdbab6e3ee5357160f.jpg" id="89" name="Picture"/>
+                    <pic:cNvPr descr="f95996ae9508107b0908ca3c6bf2aa79f72e2ae87d6821cdbab6e3ee5357160f.jpg" id="95" name="Picture"/>
                     <pic:cNvPicPr>
                       <a:picLocks noChangeArrowheads="1" noChangeAspect="1"/>
                     </pic:cNvPicPr>
                   </pic:nvPicPr>
                   <pic:blipFill>
-                    <a:blip r:embed="rId87"/>
+                    <a:blip r:embed="rId93"/>
                     <a:stretch>
                       <a:fillRect/>
                     </a:stretch>
@@ -15672,6 +15279,104 @@
     </w:p>
     <w:p>
       <w:pPr>
+        <w:pStyle w:val="BodyText"/>
+      </w:pPr>
+      <w:r>
+        <w:rPr>
+          <w:rFonts w:hint="eastAsia" w:ascii="Times New Roman" w:hAnsi="Times New Roman" w:eastAsia="FangSong" w:cs="Times New Roman"/>
+          <w:b/>
+          <w:bCs/>
+        </w:rPr>
+        <w:t xml:space="preserve">参考答案</w:t>
+      </w:r>
+    </w:p>
+    <w:bookmarkEnd w:id="96"/>
+    <w:bookmarkStart w:id="97" w:name="参考答案-16"/>
+    <w:p>
+      <w:pPr>
+        <w:pStyle w:val="Heading2"/>
+        <w:spacing w:before="280" w:after="120"/>
+      </w:pPr>
+      <w:r>
+        <w:rPr>
+          <w:rFonts w:hint="eastAsia" w:ascii="Times New Roman" w:hAnsi="Times New Roman" w:eastAsia="SimHei" w:cs="Times New Roman"/>
+        </w:rPr>
+        <w:t xml:space="preserve">参考答案</w:t>
+      </w:r>
+    </w:p>
+    <w:p>
+      <w:pPr>
+        <w:pStyle w:val="BlockText"/>
+      </w:pPr>
+      <w:r>
+        <w:rPr>
+          <w:rFonts w:hint="eastAsia" w:ascii="Times New Roman" w:hAnsi="Times New Roman" w:eastAsia="FangSong" w:cs="Times New Roman"/>
+        </w:rPr>
+        <w:t xml:space="preserve">答案见</w:t>
+      </w:r>
+      <w:r>
+        <w:rPr>
+          <w:rFonts w:ascii="Times New Roman" w:hAnsi="Times New Roman" w:eastAsia="Times New Roman" w:cs="Times New Roman"/>
+        </w:rPr>
+        <w:t xml:space="preserve"> </w:t>
+      </w:r>
+      <w:r>
+        <w:rPr>
+          <w:rFonts w:hint="eastAsia" w:ascii="Times New Roman" w:hAnsi="Times New Roman" w:eastAsia="FangSong" w:cs="Times New Roman"/>
+        </w:rPr>
+        <w:t>答案</w:t>
+      </w:r>
+      <w:r>
+        <w:rPr>
+          <w:rFonts w:hint="eastAsia" w:ascii="Times New Roman" w:hAnsi="Times New Roman" w:eastAsia="Times New Roman" w:cs="Times New Roman"/>
+        </w:rPr>
+        <w:t>/</w:t>
+      </w:r>
+      <w:r>
+        <w:rPr>
+          <w:rFonts w:hint="eastAsia" w:ascii="Times New Roman" w:hAnsi="Times New Roman" w:eastAsia="FangSong" w:cs="Times New Roman"/>
+        </w:rPr>
+        <w:t>第</w:t>
+      </w:r>
+      <w:r>
+        <w:rPr>
+          <w:rFonts w:hint="eastAsia" w:ascii="Times New Roman" w:hAnsi="Times New Roman" w:eastAsia="Times New Roman" w:cs="Times New Roman"/>
+        </w:rPr>
+        <w:t>11</w:t>
+      </w:r>
+      <w:r>
+        <w:rPr>
+          <w:rFonts w:hint="eastAsia" w:ascii="Times New Roman" w:hAnsi="Times New Roman" w:eastAsia="FangSong" w:cs="Times New Roman"/>
+        </w:rPr>
+        <w:t>讲</w:t>
+      </w:r>
+      <w:r>
+        <w:rPr>
+          <w:rFonts w:hint="eastAsia" w:ascii="Times New Roman" w:hAnsi="Times New Roman" w:eastAsia="Times New Roman" w:cs="Times New Roman"/>
+        </w:rPr>
+        <w:t>-</w:t>
+      </w:r>
+      <w:r>
+        <w:rPr>
+          <w:rFonts w:hint="eastAsia" w:ascii="Times New Roman" w:hAnsi="Times New Roman" w:eastAsia="FangSong" w:cs="Times New Roman"/>
+        </w:rPr>
+        <w:t>人名反应与机理推断</w:t>
+      </w:r>
+      <w:r>
+        <w:rPr>
+          <w:rFonts w:hint="eastAsia" w:ascii="Times New Roman" w:hAnsi="Times New Roman" w:eastAsia="Times New Roman" w:cs="Times New Roman"/>
+        </w:rPr>
+        <w:t>-</w:t>
+      </w:r>
+      <w:r>
+        <w:rPr>
+          <w:rFonts w:hint="eastAsia" w:ascii="Times New Roman" w:hAnsi="Times New Roman" w:eastAsia="FangSong" w:cs="Times New Roman"/>
+        </w:rPr>
+        <w:t>答案</w:t>
+      </w:r>
+    </w:p>
+    <w:p>
+      <w:pPr>
         <w:spacing w:before="160" w:after="80"/>
       </w:pPr>
       <w:r>
@@ -15680,21 +15385,8 @@
         </w:pict>
       </w:r>
     </w:p>
-    <w:p>
-      <w:pPr>
-        <w:pStyle w:val="FirstParagraph"/>
-      </w:pPr>
-      <w:r>
-        <w:rPr>
-          <w:rFonts w:hint="eastAsia" w:ascii="Times New Roman" w:hAnsi="Times New Roman" w:eastAsia="FangSong" w:cs="Times New Roman"/>
-          <w:b/>
-          <w:bCs/>
-        </w:rPr>
-        <w:t xml:space="preserve">参考答案</w:t>
-      </w:r>
-    </w:p>
-    <w:bookmarkEnd w:id="90"/>
-    <w:bookmarkStart w:id="91" w:name="参考答案-16"/>
+    <w:bookmarkEnd w:id="97"/>
+    <w:bookmarkStart w:id="98" w:name="解题思路-12"/>
     <w:p>
       <w:pPr>
         <w:pStyle w:val="Heading2"/>
@@ -15704,78 +15396,18 @@
         <w:rPr>
           <w:rFonts w:hint="eastAsia" w:ascii="Times New Roman" w:hAnsi="Times New Roman" w:eastAsia="SimHei" w:cs="Times New Roman"/>
         </w:rPr>
-        <w:t xml:space="preserve">参考答案</w:t>
-      </w:r>
-    </w:p>
-    <w:p>
-      <w:pPr>
-        <w:pStyle w:val="BlockText"/>
-      </w:pPr>
-      <w:r>
-        <w:rPr>
-          <w:rFonts w:hint="eastAsia" w:ascii="Times New Roman" w:hAnsi="Times New Roman" w:eastAsia="FangSong" w:cs="Times New Roman"/>
-        </w:rPr>
-        <w:t xml:space="preserve">答案见</w:t>
-      </w:r>
-      <w:r>
-        <w:rPr>
-          <w:rFonts w:ascii="Times New Roman" w:hAnsi="Times New Roman" w:eastAsia="Times New Roman" w:cs="Times New Roman"/>
-        </w:rPr>
-        <w:t xml:space="preserve"> </w:t>
-      </w:r>
-      <w:r>
-        <w:rPr>
-          <w:rFonts w:hint="eastAsia" w:ascii="Times New Roman" w:hAnsi="Times New Roman" w:eastAsia="FangSong" w:cs="Times New Roman"/>
-        </w:rPr>
-        <w:t>答案</w:t>
-      </w:r>
-      <w:r>
-        <w:rPr>
-          <w:rFonts w:hint="eastAsia" w:ascii="Times New Roman" w:hAnsi="Times New Roman" w:eastAsia="Times New Roman" w:cs="Times New Roman"/>
-        </w:rPr>
-        <w:t>/</w:t>
-      </w:r>
-      <w:r>
-        <w:rPr>
-          <w:rFonts w:hint="eastAsia" w:ascii="Times New Roman" w:hAnsi="Times New Roman" w:eastAsia="FangSong" w:cs="Times New Roman"/>
-        </w:rPr>
-        <w:t>第</w:t>
-      </w:r>
-      <w:r>
-        <w:rPr>
-          <w:rFonts w:hint="eastAsia" w:ascii="Times New Roman" w:hAnsi="Times New Roman" w:eastAsia="Times New Roman" w:cs="Times New Roman"/>
-        </w:rPr>
-        <w:t>11</w:t>
-      </w:r>
-      <w:r>
-        <w:rPr>
-          <w:rFonts w:hint="eastAsia" w:ascii="Times New Roman" w:hAnsi="Times New Roman" w:eastAsia="FangSong" w:cs="Times New Roman"/>
-        </w:rPr>
-        <w:t>讲</w:t>
-      </w:r>
-      <w:r>
-        <w:rPr>
-          <w:rFonts w:hint="eastAsia" w:ascii="Times New Roman" w:hAnsi="Times New Roman" w:eastAsia="Times New Roman" w:cs="Times New Roman"/>
-        </w:rPr>
-        <w:t>-</w:t>
-      </w:r>
-      <w:r>
-        <w:rPr>
-          <w:rFonts w:hint="eastAsia" w:ascii="Times New Roman" w:hAnsi="Times New Roman" w:eastAsia="FangSong" w:cs="Times New Roman"/>
-        </w:rPr>
-        <w:t>人名反应与机理推断</w:t>
-      </w:r>
-      <w:r>
-        <w:rPr>
-          <w:rFonts w:hint="eastAsia" w:ascii="Times New Roman" w:hAnsi="Times New Roman" w:eastAsia="Times New Roman" w:cs="Times New Roman"/>
-        </w:rPr>
-        <w:t>-</w:t>
-      </w:r>
-      <w:r>
-        <w:rPr>
-          <w:rFonts w:hint="eastAsia" w:ascii="Times New Roman" w:hAnsi="Times New Roman" w:eastAsia="FangSong" w:cs="Times New Roman"/>
-        </w:rPr>
-        <w:t>答案</w:t>
+        <w:t xml:space="preserve">解题思路</w:t>
+      </w:r>
+    </w:p>
+    <w:p>
+      <w:pPr>
+        <w:pStyle w:val="FirstParagraph"/>
+      </w:pPr>
+      <w:r>
+        <w:rPr>
+          <w:rFonts w:hint="eastAsia" w:ascii="Times New Roman" w:hAnsi="Times New Roman" w:eastAsia="FangSong" w:cs="Times New Roman"/>
+        </w:rPr>
+        <w:t xml:space="preserve">详见同目录下答案文件</w:t>
       </w:r>
     </w:p>
     <w:p>
@@ -15788,43 +15420,8 @@
         </w:pict>
       </w:r>
     </w:p>
-    <w:bookmarkEnd w:id="91"/>
-    <w:bookmarkStart w:id="92" w:name="解题思路-12"/>
-    <w:p>
-      <w:pPr>
-        <w:pStyle w:val="Heading2"/>
-        <w:spacing w:before="280" w:after="120"/>
-      </w:pPr>
-      <w:r>
-        <w:rPr>
-          <w:rFonts w:hint="eastAsia" w:ascii="Times New Roman" w:hAnsi="Times New Roman" w:eastAsia="SimHei" w:cs="Times New Roman"/>
-        </w:rPr>
-        <w:t xml:space="preserve">解题思路</w:t>
-      </w:r>
-    </w:p>
-    <w:p>
-      <w:pPr>
-        <w:pStyle w:val="FirstParagraph"/>
-      </w:pPr>
-      <w:r>
-        <w:rPr>
-          <w:rFonts w:hint="eastAsia" w:ascii="Times New Roman" w:hAnsi="Times New Roman" w:eastAsia="FangSong" w:cs="Times New Roman"/>
-        </w:rPr>
-        <w:t xml:space="preserve">详见同目录下答案文件</w:t>
-      </w:r>
-    </w:p>
-    <w:p>
-      <w:pPr>
-        <w:spacing w:before="160" w:after="80"/>
-      </w:pPr>
-      <w:r>
-        <w:pict>
-          <v:rect style="width:0;height:1.5pt" o:hralign="center" o:hrstd="t" o:hr="t"/>
-        </w:pict>
-      </w:r>
-    </w:p>
-    <w:bookmarkEnd w:id="92"/>
-    <w:bookmarkStart w:id="93" w:name="知识点-6"/>
+    <w:bookmarkEnd w:id="98"/>
+    <w:bookmarkStart w:id="99" w:name="知识点-6"/>
     <w:p>
       <w:pPr>
         <w:pStyle w:val="Heading2"/>
@@ -15914,77 +15511,24 @@
     </w:p>
     <w:p>
       <w:pPr>
-        <w:pStyle w:val="FirstParagraph"/>
-      </w:pPr>
-      <w:r>
-        <w:rPr>
-          <w:rFonts w:ascii="Times New Roman" w:hAnsi="Times New Roman" w:eastAsia="Times New Roman" w:cs="Times New Roman"/>
-        </w:rPr>
-        <w:t xml:space="preserve">used_in:</w:t>
-      </w:r>
-      <w:r>
-        <w:rPr>
-          <w:rFonts w:ascii="Times New Roman" w:hAnsi="Times New Roman" w:eastAsia="Times New Roman" w:cs="Times New Roman"/>
-        </w:rPr>
-        <w:t xml:space="preserve"> </w:t>
-      </w:r>
-      <w:r>
-        <w:rPr>
-          <w:rFonts w:hint="eastAsia" w:ascii="Times New Roman" w:hAnsi="Times New Roman" w:eastAsia="Times New Roman" w:cs="Times New Roman"/>
-        </w:rPr>
-        <w:t>“</w:t>
-      </w:r>
-      <w:r>
-        <w:rPr>
-          <w:rFonts w:hint="eastAsia" w:ascii="Times New Roman" w:hAnsi="Times New Roman" w:eastAsia="FangSong" w:cs="Times New Roman"/>
-        </w:rPr>
-        <w:t>第二轮习题集</w:t>
-      </w:r>
-      <w:r>
-        <w:rPr>
-          <w:rFonts w:hint="eastAsia" w:ascii="Times New Roman" w:hAnsi="Times New Roman" w:eastAsia="Times New Roman" w:cs="Times New Roman"/>
-        </w:rPr>
-        <w:t>-</w:t>
-      </w:r>
-      <w:r>
-        <w:rPr>
-          <w:rFonts w:hint="eastAsia" w:ascii="Times New Roman" w:hAnsi="Times New Roman" w:eastAsia="FangSong" w:cs="Times New Roman"/>
-        </w:rPr>
-        <w:t>有机化学一</w:t>
-      </w:r>
-      <w:r>
-        <w:rPr>
-          <w:rFonts w:hint="eastAsia" w:ascii="Times New Roman" w:hAnsi="Times New Roman" w:eastAsia="Times New Roman" w:cs="Times New Roman"/>
-        </w:rPr>
-        <w:t>”</w:t>
-      </w:r>
-      <w:r>
-        <w:rPr>
-          <w:rFonts w:ascii="Times New Roman" w:hAnsi="Times New Roman" w:eastAsia="Times New Roman" w:cs="Times New Roman"/>
-        </w:rPr>
-        <w:t xml:space="preserve"> </w:t>
-      </w:r>
-      <w:r>
-        <w:rPr>
-          <w:rFonts w:ascii="Times New Roman" w:hAnsi="Times New Roman" w:eastAsia="Times New Roman" w:cs="Times New Roman"/>
-        </w:rPr>
-        <w:t xml:space="preserve">___</w:t>
-      </w:r>
-      <w:r>
-        <w:rPr>
-          <w:rFonts w:ascii="Times New Roman" w:hAnsi="Times New Roman" w:eastAsia="Times New Roman" w:cs="Times New Roman"/>
-        </w:rPr>
-        <w:t xml:space="preserve"> </w:t>
-      </w:r>
-      <w:r>
-        <w:rPr>
-          <w:rFonts w:ascii="Times New Roman" w:hAnsi="Times New Roman" w:eastAsia="Times New Roman" w:cs="Times New Roman"/>
-        </w:rPr>
-        <w:t xml:space="preserve">## </w:t>
-      </w:r>
-      <w:r>
-        <w:rPr>
-          <w:rFonts w:hint="eastAsia" w:ascii="Times New Roman" w:hAnsi="Times New Roman" w:eastAsia="FangSong" w:cs="Times New Roman"/>
+        <w:spacing w:before="160" w:after="80"/>
+      </w:pPr>
+      <w:r>
+        <w:pict>
+          <v:rect style="width:0;height:1.5pt" o:hralign="center" o:hrstd="t" o:hr="t"/>
+        </w:pict>
+      </w:r>
+    </w:p>
+    <w:bookmarkEnd w:id="99"/>
+    <w:bookmarkStart w:id="100" w:name="相关题目-6"/>
+    <w:p>
+      <w:pPr>
+        <w:pStyle w:val="Heading2"/>
+        <w:spacing w:before="280" w:after="120"/>
+      </w:pPr>
+      <w:r>
+        <w:rPr>
+          <w:rFonts w:hint="eastAsia" w:ascii="Times New Roman" w:hAnsi="Times New Roman" w:eastAsia="SimHei" w:cs="Times New Roman"/>
         </w:rPr>
         <w:t xml:space="preserve">相关题目</w:t>
       </w:r>
@@ -16046,8 +15590,8 @@
         <w:t>1.2</w:t>
       </w:r>
     </w:p>
-    <w:bookmarkEnd w:id="93"/>
-    <w:bookmarkStart w:id="100" w:name="第-18-题"/>
+    <w:bookmarkEnd w:id="100"/>
+    <w:bookmarkStart w:id="107" w:name="第-18-题"/>
     <w:p>
       <w:pPr>
         <w:pStyle w:val="Heading2"/>
@@ -16265,18 +15809,18 @@
           <wp:inline>
             <wp:extent cx="3600000" cy="1231131"/>
             <wp:effectExtent b="0" l="0" r="0" t="0"/>
-            <wp:docPr descr="" title="" id="95" name="Picture"/>
+            <wp:docPr descr="" title="" id="102" name="Picture"/>
             <a:graphic>
               <a:graphicData uri="http://schemas.openxmlformats.org/drawingml/2006/picture">
                 <pic:pic>
                   <pic:nvPicPr>
-                    <pic:cNvPr descr="e1acab8cde5965a618a932ff0c6a808017fdb2f16c5a31da46800a5ed52ee962.jpg" id="96" name="Picture"/>
+                    <pic:cNvPr descr="e1acab8cde5965a618a932ff0c6a808017fdb2f16c5a31da46800a5ed52ee962.jpg" id="103" name="Picture"/>
                     <pic:cNvPicPr>
                       <a:picLocks noChangeArrowheads="1" noChangeAspect="1"/>
                     </pic:cNvPicPr>
                   </pic:nvPicPr>
                   <pic:blipFill>
-                    <a:blip r:embed="rId94"/>
+                    <a:blip r:embed="rId101"/>
                     <a:stretch>
                       <a:fillRect/>
                     </a:stretch>
@@ -16401,18 +15945,18 @@
           <wp:inline>
             <wp:extent cx="3600000" cy="1317349"/>
             <wp:effectExtent b="0" l="0" r="0" t="0"/>
-            <wp:docPr descr="" title="" id="98" name="Picture"/>
+            <wp:docPr descr="" title="" id="105" name="Picture"/>
             <a:graphic>
               <a:graphicData uri="http://schemas.openxmlformats.org/drawingml/2006/picture">
                 <pic:pic>
                   <pic:nvPicPr>
-                    <pic:cNvPr descr="f1e6fc963fd4a40191744dc19ad5af01be740b66ea46b8a3b5d86049877ca2e8.jpg" id="99" name="Picture"/>
+                    <pic:cNvPr descr="f1e6fc963fd4a40191744dc19ad5af01be740b66ea46b8a3b5d86049877ca2e8.jpg" id="106" name="Picture"/>
                     <pic:cNvPicPr>
                       <a:picLocks noChangeArrowheads="1" noChangeAspect="1"/>
                     </pic:cNvPicPr>
                   </pic:nvPicPr>
                   <pic:blipFill>
-                    <a:blip r:embed="rId97"/>
+                    <a:blip r:embed="rId104"/>
                     <a:stretch>
                       <a:fillRect/>
                     </a:stretch>
@@ -16524,8 +16068,8 @@
         <w:t xml:space="preserve">参考答案</w:t>
       </w:r>
     </w:p>
-    <w:bookmarkEnd w:id="100"/>
-    <w:bookmarkStart w:id="101" w:name="参考答案-17"/>
+    <w:bookmarkEnd w:id="107"/>
+    <w:bookmarkStart w:id="108" w:name="参考答案-17"/>
     <w:p>
       <w:pPr>
         <w:pStyle w:val="Heading2"/>
@@ -16721,8 +16265,8 @@
         <w:t>答案</w:t>
       </w:r>
     </w:p>
-    <w:bookmarkEnd w:id="101"/>
-    <w:bookmarkStart w:id="105" w:name="第-19-题"/>
+    <w:bookmarkEnd w:id="108"/>
+    <w:bookmarkStart w:id="112" w:name="第-19-题"/>
     <w:p>
       <w:pPr>
         <w:pStyle w:val="Heading2"/>
@@ -16884,18 +16428,18 @@
           <wp:inline>
             <wp:extent cx="3600000" cy="2014507"/>
             <wp:effectExtent b="0" l="0" r="0" t="0"/>
-            <wp:docPr descr="" title="" id="103" name="Picture"/>
+            <wp:docPr descr="" title="" id="110" name="Picture"/>
             <a:graphic>
               <a:graphicData uri="http://schemas.openxmlformats.org/drawingml/2006/picture">
                 <pic:pic>
                   <pic:nvPicPr>
-                    <pic:cNvPr descr="acetal-protection-cyclohexanone.png" id="104" name="Picture"/>
+                    <pic:cNvPr descr="acetal-protection-cyclohexanone.png" id="111" name="Picture"/>
                     <pic:cNvPicPr>
                       <a:picLocks noChangeArrowheads="1" noChangeAspect="1"/>
                     </pic:cNvPicPr>
                   </pic:nvPicPr>
                   <pic:blipFill>
-                    <a:blip r:embed="rId102"/>
+                    <a:blip r:embed="rId109"/>
                     <a:stretch>
                       <a:fillRect/>
                     </a:stretch>
@@ -16935,8 +16479,8 @@
         <w:t xml:space="preserve">参考答案</w:t>
       </w:r>
     </w:p>
-    <w:bookmarkEnd w:id="105"/>
-    <w:bookmarkStart w:id="106" w:name="参考答案-18"/>
+    <w:bookmarkEnd w:id="112"/>
+    <w:bookmarkStart w:id="113" w:name="参考答案-18"/>
     <w:p>
       <w:pPr>
         <w:pStyle w:val="Heading2"/>
@@ -17420,8 +16964,8 @@
         <w:t>硫优先配位</w:t>
       </w:r>
     </w:p>
-    <w:bookmarkEnd w:id="106"/>
-    <w:bookmarkStart w:id="107" w:name="知识点映射-4"/>
+    <w:bookmarkEnd w:id="113"/>
+    <w:bookmarkStart w:id="114" w:name="知识点映射-4"/>
     <w:p>
       <w:pPr>
         <w:pStyle w:val="Heading2"/>
@@ -17685,8 +17229,8 @@
         </w:tc>
       </w:tr>
     </w:tbl>
-    <w:bookmarkEnd w:id="107"/>
-    <w:bookmarkStart w:id="108" w:name="解题思路-13"/>
+    <w:bookmarkEnd w:id="114"/>
+    <w:bookmarkStart w:id="115" w:name="解题思路-13"/>
     <w:p>
       <w:pPr>
         <w:pStyle w:val="Heading2"/>
@@ -17980,8 +17524,8 @@
         <w:t>。</w:t>
       </w:r>
     </w:p>
-    <w:bookmarkEnd w:id="108"/>
-    <w:bookmarkStart w:id="109" w:name="易错分析-4"/>
+    <w:bookmarkEnd w:id="115"/>
+    <w:bookmarkStart w:id="116" w:name="易错分析-4"/>
     <w:p>
       <w:pPr>
         <w:pStyle w:val="Heading2"/>
@@ -18371,8 +17915,8 @@
         </w:tc>
       </w:tr>
     </w:tbl>
-    <w:bookmarkEnd w:id="109"/>
-    <w:bookmarkStart w:id="110" w:name="第-20-题"/>
+    <w:bookmarkEnd w:id="116"/>
+    <w:bookmarkStart w:id="117" w:name="第-20-题"/>
     <w:p>
       <w:pPr>
         <w:pStyle w:val="Heading2"/>
@@ -18551,8 +18095,8 @@
         <w:t xml:space="preserve">参考答案</w:t>
       </w:r>
     </w:p>
-    <w:bookmarkEnd w:id="110"/>
-    <w:bookmarkStart w:id="111" w:name="参考答案-19"/>
+    <w:bookmarkEnd w:id="117"/>
+    <w:bookmarkStart w:id="118" w:name="参考答案-19"/>
     <w:p>
       <w:pPr>
         <w:pStyle w:val="Heading2"/>
@@ -19113,8 +18657,8 @@
         <w:t>）</w:t>
       </w:r>
     </w:p>
-    <w:bookmarkEnd w:id="111"/>
-    <w:bookmarkStart w:id="112" w:name="知识点映射-5"/>
+    <w:bookmarkEnd w:id="118"/>
+    <w:bookmarkStart w:id="119" w:name="知识点映射-5"/>
     <w:p>
       <w:pPr>
         <w:pStyle w:val="Heading2"/>
@@ -19414,8 +18958,8 @@
         </w:tc>
       </w:tr>
     </w:tbl>
-    <w:bookmarkEnd w:id="112"/>
-    <w:bookmarkStart w:id="113" w:name="解题思路-14"/>
+    <w:bookmarkEnd w:id="119"/>
+    <w:bookmarkStart w:id="120" w:name="解题思路-14"/>
     <w:p>
       <w:pPr>
         <w:pStyle w:val="Heading2"/>
@@ -19685,8 +19229,8 @@
         <w:t xml:space="preserve"> SN1。</w:t>
       </w:r>
     </w:p>
-    <w:bookmarkEnd w:id="113"/>
-    <w:bookmarkStart w:id="114" w:name="易错分析-5"/>
+    <w:bookmarkEnd w:id="120"/>
+    <w:bookmarkStart w:id="121" w:name="易错分析-5"/>
     <w:p>
       <w:pPr>
         <w:pStyle w:val="Heading2"/>
@@ -20171,8 +19715,8 @@
         <w:t>。</w:t>
       </w:r>
     </w:p>
-    <w:bookmarkEnd w:id="114"/>
-    <w:bookmarkEnd w:id="115"/>
+    <w:bookmarkEnd w:id="121"/>
+    <w:bookmarkEnd w:id="122"/>
     <w:sectPr>
       <w:footerReference w:type="default" r:id="rId9"/>
       <w:footnotePr>

--- a/00-首页/题组Word/第二轮习题集/第二轮习题集-有机化学一-教师版.docx
+++ b/00-首页/题组Word/第二轮习题集/第二轮习题集-有机化学一-教师版.docx
@@ -572,7 +572,7 @@
         </w:rPr>
         <w:drawing>
           <wp:inline>
-            <wp:extent cx="3479800" cy="1638300"/>
+            <wp:extent cx="3479800" cy="1591135"/>
             <wp:effectExtent b="0" l="0" r="0" t="0"/>
             <wp:docPr descr="" title="" id="16" name="Picture"/>
             <a:graphic>
@@ -593,7 +593,7 @@
                   <pic:spPr bwMode="auto">
                     <a:xfrm>
                       <a:off x="0" y="0"/>
-                      <a:ext cx="3479800" cy="1638300"/>
+                      <a:ext cx="3479800" cy="1591135"/>
                     </a:xfrm>
                     <a:prstGeom prst="rect">
                       <a:avLst/>
@@ -7291,7 +7291,7 @@
         </w:rPr>
         <w:drawing>
           <wp:inline>
-            <wp:extent cx="3600000" cy="867409"/>
+            <wp:extent cx="3599998" cy="867409"/>
             <wp:effectExtent b="0" l="0" r="0" t="0"/>
             <wp:docPr descr="" title="" id="49" name="Picture"/>
             <a:graphic>
@@ -7312,7 +7312,7 @@
                   <pic:spPr bwMode="auto">
                     <a:xfrm>
                       <a:off x="0" y="0"/>
-                      <a:ext cx="3600000" cy="867409"/>
+                      <a:ext cx="3599998" cy="867409"/>
                     </a:xfrm>
                     <a:prstGeom prst="rect">
                       <a:avLst/>
@@ -9563,7 +9563,7 @@
         </w:rPr>
         <w:drawing>
           <wp:inline>
-            <wp:extent cx="3600000" cy="573033"/>
+            <wp:extent cx="3600000" cy="548120"/>
             <wp:effectExtent b="0" l="0" r="0" t="0"/>
             <wp:docPr descr="" title="" id="59" name="Picture"/>
             <a:graphic>
@@ -9584,7 +9584,7 @@
                   <pic:spPr bwMode="auto">
                     <a:xfrm>
                       <a:off x="0" y="0"/>
-                      <a:ext cx="3600000" cy="573033"/>
+                      <a:ext cx="3600000" cy="548120"/>
                     </a:xfrm>
                     <a:prstGeom prst="rect">
                       <a:avLst/>
@@ -12753,7 +12753,7 @@
         </w:rPr>
         <w:drawing>
           <wp:inline>
-            <wp:extent cx="3600000" cy="2201350"/>
+            <wp:extent cx="3581755" cy="2201350"/>
             <wp:effectExtent b="0" l="0" r="0" t="0"/>
             <wp:docPr descr="" title="" id="79" name="Picture"/>
             <a:graphic>
@@ -12774,7 +12774,7 @@
                   <pic:spPr bwMode="auto">
                     <a:xfrm>
                       <a:off x="0" y="0"/>
-                      <a:ext cx="3600000" cy="2201350"/>
+                      <a:ext cx="3581755" cy="2201350"/>
                     </a:xfrm>
                     <a:prstGeom prst="rect">
                       <a:avLst/>
@@ -16426,7 +16426,7 @@
         </w:rPr>
         <w:drawing>
           <wp:inline>
-            <wp:extent cx="3600000" cy="2014507"/>
+            <wp:extent cx="3349784" cy="2014507"/>
             <wp:effectExtent b="0" l="0" r="0" t="0"/>
             <wp:docPr descr="" title="" id="110" name="Picture"/>
             <a:graphic>
@@ -16447,7 +16447,7 @@
                   <pic:spPr bwMode="auto">
                     <a:xfrm>
                       <a:off x="0" y="0"/>
-                      <a:ext cx="3600000" cy="2014507"/>
+                      <a:ext cx="3349784" cy="2014507"/>
                     </a:xfrm>
                     <a:prstGeom prst="rect">
                       <a:avLst/>

--- a/00-首页/题组Word/第二轮习题集/第二轮习题集-有机化学一-教师版.docx
+++ b/00-首页/题组Word/第二轮习题集/第二轮习题集-有机化学一-教师版.docx
@@ -1376,6 +1376,14 @@
       <w:tblPr>
         <w:tblStyle w:val="Table"/>
         <w:tblW w:type="auto" w:w="0"/>
+        <w:tblBorders>
+          <w:top w:val="single" w:sz="12" w:space="0" w:color="000000"/>
+          <w:left w:val="none" w:sz="0" w:space="0" w:color="auto"/>
+          <w:bottom w:val="single" w:sz="12" w:space="0" w:color="000000"/>
+          <w:right w:val="none" w:sz="0" w:space="0" w:color="auto"/>
+          <w:insideH w:val="none" w:sz="0" w:space="0" w:color="auto"/>
+          <w:insideV w:val="none" w:sz="0" w:space="0" w:color="auto"/>
+        </w:tblBorders>
         <w:tblLook w:firstRow="1" w:lastRow="0" w:firstColumn="0" w:lastColumn="0" w:noHBand="0" w:noVBand="0" w:val="0020"/>
       </w:tblPr>
       <w:tblGrid>
@@ -1388,7 +1396,11 @@
           <w:tblHeader w:val="on"/>
         </w:trPr>
         <w:tc>
-          <w:tcPr/>
+          <w:tcPr>
+            <w:tcBorders>
+              <w:bottom w:val="single" w:sz="8" w:space="0" w:color="000000"/>
+            </w:tcBorders>
+          </w:tcPr>
           <w:p>
             <w:pPr>
               <w:pStyle w:val="Compact"/>
@@ -1411,7 +1423,11 @@
           </w:p>
         </w:tc>
         <w:tc>
-          <w:tcPr/>
+          <w:tcPr>
+            <w:tcBorders>
+              <w:bottom w:val="single" w:sz="8" w:space="0" w:color="000000"/>
+            </w:tcBorders>
+          </w:tcPr>
           <w:p>
             <w:pPr>
               <w:pStyle w:val="Compact"/>
@@ -1427,7 +1443,11 @@
           </w:p>
         </w:tc>
         <w:tc>
-          <w:tcPr/>
+          <w:tcPr>
+            <w:tcBorders>
+              <w:bottom w:val="single" w:sz="8" w:space="0" w:color="000000"/>
+            </w:tcBorders>
+          </w:tcPr>
           <w:p>
             <w:pPr>
               <w:pStyle w:val="Compact"/>
@@ -1984,6 +2004,14 @@
         <w:tblStyle w:val="Table"/>
         <w:tblW w:type="pct" w:w="5000"/>
         <w:tblLayout w:type="fixed"/>
+        <w:tblBorders>
+          <w:top w:val="single" w:sz="12" w:space="0" w:color="000000"/>
+          <w:left w:val="none" w:sz="0" w:space="0" w:color="auto"/>
+          <w:bottom w:val="single" w:sz="12" w:space="0" w:color="000000"/>
+          <w:right w:val="none" w:sz="0" w:space="0" w:color="auto"/>
+          <w:insideH w:val="none" w:sz="0" w:space="0" w:color="auto"/>
+          <w:insideV w:val="none" w:sz="0" w:space="0" w:color="auto"/>
+        </w:tblBorders>
         <w:tblLook w:firstRow="1" w:lastRow="0" w:firstColumn="0" w:lastColumn="0" w:noHBand="0" w:noVBand="0" w:val="0020"/>
       </w:tblPr>
       <w:tblGrid>
@@ -1997,7 +2025,11 @@
           <w:tblHeader w:val="on"/>
         </w:trPr>
         <w:tc>
-          <w:tcPr/>
+          <w:tcPr>
+            <w:tcBorders>
+              <w:bottom w:val="single" w:sz="8" w:space="0" w:color="000000"/>
+            </w:tcBorders>
+          </w:tcPr>
           <w:p>
             <w:pPr>
               <w:pStyle w:val="Compact"/>
@@ -2013,7 +2045,11 @@
           </w:p>
         </w:tc>
         <w:tc>
-          <w:tcPr/>
+          <w:tcPr>
+            <w:tcBorders>
+              <w:bottom w:val="single" w:sz="8" w:space="0" w:color="000000"/>
+            </w:tcBorders>
+          </w:tcPr>
           <w:p>
             <w:pPr>
               <w:pStyle w:val="Compact"/>
@@ -2029,7 +2065,11 @@
           </w:p>
         </w:tc>
         <w:tc>
-          <w:tcPr/>
+          <w:tcPr>
+            <w:tcBorders>
+              <w:bottom w:val="single" w:sz="8" w:space="0" w:color="000000"/>
+            </w:tcBorders>
+          </w:tcPr>
           <w:p>
             <w:pPr>
               <w:pStyle w:val="Compact"/>
@@ -2045,7 +2085,11 @@
           </w:p>
         </w:tc>
         <w:tc>
-          <w:tcPr/>
+          <w:tcPr>
+            <w:tcBorders>
+              <w:bottom w:val="single" w:sz="8" w:space="0" w:color="000000"/>
+            </w:tcBorders>
+          </w:tcPr>
           <w:p>
             <w:pPr>
               <w:pStyle w:val="Compact"/>
@@ -3762,6 +3806,14 @@
       <w:tblPr>
         <w:tblStyle w:val="Table"/>
         <w:tblW w:type="auto" w:w="0"/>
+        <w:tblBorders>
+          <w:top w:val="single" w:sz="12" w:space="0" w:color="000000"/>
+          <w:left w:val="none" w:sz="0" w:space="0" w:color="auto"/>
+          <w:bottom w:val="single" w:sz="12" w:space="0" w:color="000000"/>
+          <w:right w:val="none" w:sz="0" w:space="0" w:color="auto"/>
+          <w:insideH w:val="none" w:sz="0" w:space="0" w:color="auto"/>
+          <w:insideV w:val="none" w:sz="0" w:space="0" w:color="auto"/>
+        </w:tblBorders>
         <w:tblLook w:firstRow="1" w:lastRow="0" w:firstColumn="0" w:lastColumn="0" w:noHBand="0" w:noVBand="0" w:val="0020"/>
       </w:tblPr>
       <w:tblGrid>
@@ -3774,7 +3826,11 @@
           <w:tblHeader w:val="on"/>
         </w:trPr>
         <w:tc>
-          <w:tcPr/>
+          <w:tcPr>
+            <w:tcBorders>
+              <w:bottom w:val="single" w:sz="8" w:space="0" w:color="000000"/>
+            </w:tcBorders>
+          </w:tcPr>
           <w:p>
             <w:pPr>
               <w:pStyle w:val="Compact"/>
@@ -3790,7 +3846,11 @@
           </w:p>
         </w:tc>
         <w:tc>
-          <w:tcPr/>
+          <w:tcPr>
+            <w:tcBorders>
+              <w:bottom w:val="single" w:sz="8" w:space="0" w:color="000000"/>
+            </w:tcBorders>
+          </w:tcPr>
           <w:p>
             <w:pPr>
               <w:pStyle w:val="Compact"/>
@@ -3820,7 +3880,11 @@
           </w:p>
         </w:tc>
         <w:tc>
-          <w:tcPr/>
+          <w:tcPr>
+            <w:tcBorders>
+              <w:bottom w:val="single" w:sz="8" w:space="0" w:color="000000"/>
+            </w:tcBorders>
+          </w:tcPr>
           <w:p>
             <w:pPr>
               <w:pStyle w:val="Compact"/>
@@ -5413,6 +5477,14 @@
       <w:tblPr>
         <w:tblStyle w:val="Table"/>
         <w:tblW w:type="auto" w:w="0"/>
+        <w:tblBorders>
+          <w:top w:val="single" w:sz="12" w:space="0" w:color="000000"/>
+          <w:left w:val="none" w:sz="0" w:space="0" w:color="auto"/>
+          <w:bottom w:val="single" w:sz="12" w:space="0" w:color="000000"/>
+          <w:right w:val="none" w:sz="0" w:space="0" w:color="auto"/>
+          <w:insideH w:val="none" w:sz="0" w:space="0" w:color="auto"/>
+          <w:insideV w:val="none" w:sz="0" w:space="0" w:color="auto"/>
+        </w:tblBorders>
         <w:tblLook w:firstRow="1" w:lastRow="0" w:firstColumn="0" w:lastColumn="0" w:noHBand="0" w:noVBand="0" w:val="0020"/>
       </w:tblPr>
       <w:tblGrid>
@@ -5426,7 +5498,11 @@
           <w:tblHeader w:val="on"/>
         </w:trPr>
         <w:tc>
-          <w:tcPr/>
+          <w:tcPr>
+            <w:tcBorders>
+              <w:bottom w:val="single" w:sz="8" w:space="0" w:color="000000"/>
+            </w:tcBorders>
+          </w:tcPr>
           <w:p>
             <w:pPr>
               <w:pStyle w:val="Compact"/>
@@ -5442,7 +5518,11 @@
           </w:p>
         </w:tc>
         <w:tc>
-          <w:tcPr/>
+          <w:tcPr>
+            <w:tcBorders>
+              <w:bottom w:val="single" w:sz="8" w:space="0" w:color="000000"/>
+            </w:tcBorders>
+          </w:tcPr>
           <w:p>
             <w:pPr>
               <w:pStyle w:val="Compact"/>
@@ -5458,7 +5538,11 @@
           </w:p>
         </w:tc>
         <w:tc>
-          <w:tcPr/>
+          <w:tcPr>
+            <w:tcBorders>
+              <w:bottom w:val="single" w:sz="8" w:space="0" w:color="000000"/>
+            </w:tcBorders>
+          </w:tcPr>
           <w:p>
             <w:pPr>
               <w:pStyle w:val="Compact"/>
@@ -5474,7 +5558,11 @@
           </w:p>
         </w:tc>
         <w:tc>
-          <w:tcPr/>
+          <w:tcPr>
+            <w:tcBorders>
+              <w:bottom w:val="single" w:sz="8" w:space="0" w:color="000000"/>
+            </w:tcBorders>
+          </w:tcPr>
           <w:p>
             <w:pPr>
               <w:pStyle w:val="Compact"/>
@@ -7876,6 +7964,14 @@
       <w:tblPr>
         <w:tblStyle w:val="Table"/>
         <w:tblW w:type="auto" w:w="0"/>
+        <w:tblBorders>
+          <w:top w:val="single" w:sz="12" w:space="0" w:color="000000"/>
+          <w:left w:val="none" w:sz="0" w:space="0" w:color="auto"/>
+          <w:bottom w:val="single" w:sz="12" w:space="0" w:color="000000"/>
+          <w:right w:val="none" w:sz="0" w:space="0" w:color="auto"/>
+          <w:insideH w:val="none" w:sz="0" w:space="0" w:color="auto"/>
+          <w:insideV w:val="none" w:sz="0" w:space="0" w:color="auto"/>
+        </w:tblBorders>
         <w:tblLook w:firstRow="1" w:lastRow="0" w:firstColumn="0" w:lastColumn="0" w:noHBand="0" w:noVBand="0" w:val="0020"/>
       </w:tblPr>
       <w:tblGrid>
@@ -7888,7 +7984,11 @@
           <w:tblHeader w:val="on"/>
         </w:trPr>
         <w:tc>
-          <w:tcPr/>
+          <w:tcPr>
+            <w:tcBorders>
+              <w:bottom w:val="single" w:sz="8" w:space="0" w:color="000000"/>
+            </w:tcBorders>
+          </w:tcPr>
           <w:p>
             <w:pPr>
               <w:pStyle w:val="Compact"/>
@@ -7911,7 +8011,11 @@
           </w:p>
         </w:tc>
         <w:tc>
-          <w:tcPr/>
+          <w:tcPr>
+            <w:tcBorders>
+              <w:bottom w:val="single" w:sz="8" w:space="0" w:color="000000"/>
+            </w:tcBorders>
+          </w:tcPr>
           <w:p>
             <w:pPr>
               <w:pStyle w:val="Compact"/>
@@ -7927,7 +8031,11 @@
           </w:p>
         </w:tc>
         <w:tc>
-          <w:tcPr/>
+          <w:tcPr>
+            <w:tcBorders>
+              <w:bottom w:val="single" w:sz="8" w:space="0" w:color="000000"/>
+            </w:tcBorders>
+          </w:tcPr>
           <w:p>
             <w:pPr>
               <w:pStyle w:val="Compact"/>
@@ -8408,6 +8516,14 @@
         <w:tblStyle w:val="Table"/>
         <w:tblW w:type="pct" w:w="5000"/>
         <w:tblLayout w:type="fixed"/>
+        <w:tblBorders>
+          <w:top w:val="single" w:sz="12" w:space="0" w:color="000000"/>
+          <w:left w:val="none" w:sz="0" w:space="0" w:color="auto"/>
+          <w:bottom w:val="single" w:sz="12" w:space="0" w:color="000000"/>
+          <w:right w:val="none" w:sz="0" w:space="0" w:color="auto"/>
+          <w:insideH w:val="none" w:sz="0" w:space="0" w:color="auto"/>
+          <w:insideV w:val="none" w:sz="0" w:space="0" w:color="auto"/>
+        </w:tblBorders>
         <w:tblLook w:firstRow="1" w:lastRow="0" w:firstColumn="0" w:lastColumn="0" w:noHBand="0" w:noVBand="0" w:val="0020"/>
       </w:tblPr>
       <w:tblGrid>
@@ -8421,7 +8537,11 @@
           <w:tblHeader w:val="on"/>
         </w:trPr>
         <w:tc>
-          <w:tcPr/>
+          <w:tcPr>
+            <w:tcBorders>
+              <w:bottom w:val="single" w:sz="8" w:space="0" w:color="000000"/>
+            </w:tcBorders>
+          </w:tcPr>
           <w:p>
             <w:pPr>
               <w:pStyle w:val="Compact"/>
@@ -8437,7 +8557,11 @@
           </w:p>
         </w:tc>
         <w:tc>
-          <w:tcPr/>
+          <w:tcPr>
+            <w:tcBorders>
+              <w:bottom w:val="single" w:sz="8" w:space="0" w:color="000000"/>
+            </w:tcBorders>
+          </w:tcPr>
           <w:p>
             <w:pPr>
               <w:pStyle w:val="Compact"/>
@@ -8453,7 +8577,11 @@
           </w:p>
         </w:tc>
         <w:tc>
-          <w:tcPr/>
+          <w:tcPr>
+            <w:tcBorders>
+              <w:bottom w:val="single" w:sz="8" w:space="0" w:color="000000"/>
+            </w:tcBorders>
+          </w:tcPr>
           <w:p>
             <w:pPr>
               <w:pStyle w:val="Compact"/>
@@ -8469,7 +8597,11 @@
           </w:p>
         </w:tc>
         <w:tc>
-          <w:tcPr/>
+          <w:tcPr>
+            <w:tcBorders>
+              <w:bottom w:val="single" w:sz="8" w:space="0" w:color="000000"/>
+            </w:tcBorders>
+          </w:tcPr>
           <w:p>
             <w:pPr>
               <w:pStyle w:val="Compact"/>
@@ -10397,6 +10529,14 @@
       <w:tblPr>
         <w:tblStyle w:val="Table"/>
         <w:tblW w:type="auto" w:w="0"/>
+        <w:tblBorders>
+          <w:top w:val="single" w:sz="12" w:space="0" w:color="000000"/>
+          <w:left w:val="none" w:sz="0" w:space="0" w:color="auto"/>
+          <w:bottom w:val="single" w:sz="12" w:space="0" w:color="000000"/>
+          <w:right w:val="none" w:sz="0" w:space="0" w:color="auto"/>
+          <w:insideH w:val="none" w:sz="0" w:space="0" w:color="auto"/>
+          <w:insideV w:val="none" w:sz="0" w:space="0" w:color="auto"/>
+        </w:tblBorders>
         <w:tblLook w:firstRow="1" w:lastRow="0" w:firstColumn="0" w:lastColumn="0" w:noHBand="0" w:noVBand="0" w:val="0020"/>
       </w:tblPr>
       <w:tblGrid>
@@ -10409,7 +10549,11 @@
           <w:tblHeader w:val="on"/>
         </w:trPr>
         <w:tc>
-          <w:tcPr/>
+          <w:tcPr>
+            <w:tcBorders>
+              <w:bottom w:val="single" w:sz="8" w:space="0" w:color="000000"/>
+            </w:tcBorders>
+          </w:tcPr>
           <w:p>
             <w:pPr>
               <w:pStyle w:val="Compact"/>
@@ -10432,7 +10576,11 @@
           </w:p>
         </w:tc>
         <w:tc>
-          <w:tcPr/>
+          <w:tcPr>
+            <w:tcBorders>
+              <w:bottom w:val="single" w:sz="8" w:space="0" w:color="000000"/>
+            </w:tcBorders>
+          </w:tcPr>
           <w:p>
             <w:pPr>
               <w:pStyle w:val="Compact"/>
@@ -10448,7 +10596,11 @@
           </w:p>
         </w:tc>
         <w:tc>
-          <w:tcPr/>
+          <w:tcPr>
+            <w:tcBorders>
+              <w:bottom w:val="single" w:sz="8" w:space="0" w:color="000000"/>
+            </w:tcBorders>
+          </w:tcPr>
           <w:p>
             <w:pPr>
               <w:pStyle w:val="Compact"/>
@@ -10993,6 +11145,14 @@
         <w:tblStyle w:val="Table"/>
         <w:tblW w:type="pct" w:w="5000"/>
         <w:tblLayout w:type="fixed"/>
+        <w:tblBorders>
+          <w:top w:val="single" w:sz="12" w:space="0" w:color="000000"/>
+          <w:left w:val="none" w:sz="0" w:space="0" w:color="auto"/>
+          <w:bottom w:val="single" w:sz="12" w:space="0" w:color="000000"/>
+          <w:right w:val="none" w:sz="0" w:space="0" w:color="auto"/>
+          <w:insideH w:val="none" w:sz="0" w:space="0" w:color="auto"/>
+          <w:insideV w:val="none" w:sz="0" w:space="0" w:color="auto"/>
+        </w:tblBorders>
         <w:tblLook w:firstRow="1" w:lastRow="0" w:firstColumn="0" w:lastColumn="0" w:noHBand="0" w:noVBand="0" w:val="0020"/>
       </w:tblPr>
       <w:tblGrid>
@@ -11006,7 +11166,11 @@
           <w:tblHeader w:val="on"/>
         </w:trPr>
         <w:tc>
-          <w:tcPr/>
+          <w:tcPr>
+            <w:tcBorders>
+              <w:bottom w:val="single" w:sz="8" w:space="0" w:color="000000"/>
+            </w:tcBorders>
+          </w:tcPr>
           <w:p>
             <w:pPr>
               <w:pStyle w:val="Compact"/>
@@ -11022,7 +11186,11 @@
           </w:p>
         </w:tc>
         <w:tc>
-          <w:tcPr/>
+          <w:tcPr>
+            <w:tcBorders>
+              <w:bottom w:val="single" w:sz="8" w:space="0" w:color="000000"/>
+            </w:tcBorders>
+          </w:tcPr>
           <w:p>
             <w:pPr>
               <w:pStyle w:val="Compact"/>
@@ -11038,7 +11206,11 @@
           </w:p>
         </w:tc>
         <w:tc>
-          <w:tcPr/>
+          <w:tcPr>
+            <w:tcBorders>
+              <w:bottom w:val="single" w:sz="8" w:space="0" w:color="000000"/>
+            </w:tcBorders>
+          </w:tcPr>
           <w:p>
             <w:pPr>
               <w:pStyle w:val="Compact"/>
@@ -11054,7 +11226,11 @@
           </w:p>
         </w:tc>
         <w:tc>
-          <w:tcPr/>
+          <w:tcPr>
+            <w:tcBorders>
+              <w:bottom w:val="single" w:sz="8" w:space="0" w:color="000000"/>
+            </w:tcBorders>
+          </w:tcPr>
           <w:p>
             <w:pPr>
               <w:pStyle w:val="Compact"/>
@@ -13416,6 +13592,14 @@
       <w:tblPr>
         <w:tblStyle w:val="Table"/>
         <w:tblW w:type="auto" w:w="0"/>
+        <w:tblBorders>
+          <w:top w:val="single" w:sz="12" w:space="0" w:color="000000"/>
+          <w:left w:val="none" w:sz="0" w:space="0" w:color="auto"/>
+          <w:bottom w:val="single" w:sz="12" w:space="0" w:color="000000"/>
+          <w:right w:val="none" w:sz="0" w:space="0" w:color="auto"/>
+          <w:insideH w:val="none" w:sz="0" w:space="0" w:color="auto"/>
+          <w:insideV w:val="none" w:sz="0" w:space="0" w:color="auto"/>
+        </w:tblBorders>
         <w:tblLook w:firstRow="1" w:lastRow="0" w:firstColumn="0" w:lastColumn="0" w:noHBand="0" w:noVBand="0" w:val="0020"/>
       </w:tblPr>
       <w:tblGrid>
@@ -13428,7 +13612,11 @@
           <w:tblHeader w:val="on"/>
         </w:trPr>
         <w:tc>
-          <w:tcPr/>
+          <w:tcPr>
+            <w:tcBorders>
+              <w:bottom w:val="single" w:sz="8" w:space="0" w:color="000000"/>
+            </w:tcBorders>
+          </w:tcPr>
           <w:p>
             <w:pPr>
               <w:pStyle w:val="Compact"/>
@@ -13451,7 +13639,11 @@
           </w:p>
         </w:tc>
         <w:tc>
-          <w:tcPr/>
+          <w:tcPr>
+            <w:tcBorders>
+              <w:bottom w:val="single" w:sz="8" w:space="0" w:color="000000"/>
+            </w:tcBorders>
+          </w:tcPr>
           <w:p>
             <w:pPr>
               <w:pStyle w:val="Compact"/>
@@ -13467,7 +13659,11 @@
           </w:p>
         </w:tc>
         <w:tc>
-          <w:tcPr/>
+          <w:tcPr>
+            <w:tcBorders>
+              <w:bottom w:val="single" w:sz="8" w:space="0" w:color="000000"/>
+            </w:tcBorders>
+          </w:tcPr>
           <w:p>
             <w:pPr>
               <w:pStyle w:val="Compact"/>
@@ -13952,6 +14148,14 @@
         <w:tblStyle w:val="Table"/>
         <w:tblW w:type="pct" w:w="5000"/>
         <w:tblLayout w:type="fixed"/>
+        <w:tblBorders>
+          <w:top w:val="single" w:sz="12" w:space="0" w:color="000000"/>
+          <w:left w:val="none" w:sz="0" w:space="0" w:color="auto"/>
+          <w:bottom w:val="single" w:sz="12" w:space="0" w:color="000000"/>
+          <w:right w:val="none" w:sz="0" w:space="0" w:color="auto"/>
+          <w:insideH w:val="none" w:sz="0" w:space="0" w:color="auto"/>
+          <w:insideV w:val="none" w:sz="0" w:space="0" w:color="auto"/>
+        </w:tblBorders>
         <w:tblLook w:firstRow="1" w:lastRow="0" w:firstColumn="0" w:lastColumn="0" w:noHBand="0" w:noVBand="0" w:val="0020"/>
       </w:tblPr>
       <w:tblGrid>
@@ -13965,7 +14169,11 @@
           <w:tblHeader w:val="on"/>
         </w:trPr>
         <w:tc>
-          <w:tcPr/>
+          <w:tcPr>
+            <w:tcBorders>
+              <w:bottom w:val="single" w:sz="8" w:space="0" w:color="000000"/>
+            </w:tcBorders>
+          </w:tcPr>
           <w:p>
             <w:pPr>
               <w:pStyle w:val="Compact"/>
@@ -13981,7 +14189,11 @@
           </w:p>
         </w:tc>
         <w:tc>
-          <w:tcPr/>
+          <w:tcPr>
+            <w:tcBorders>
+              <w:bottom w:val="single" w:sz="8" w:space="0" w:color="000000"/>
+            </w:tcBorders>
+          </w:tcPr>
           <w:p>
             <w:pPr>
               <w:pStyle w:val="Compact"/>
@@ -13997,7 +14209,11 @@
           </w:p>
         </w:tc>
         <w:tc>
-          <w:tcPr/>
+          <w:tcPr>
+            <w:tcBorders>
+              <w:bottom w:val="single" w:sz="8" w:space="0" w:color="000000"/>
+            </w:tcBorders>
+          </w:tcPr>
           <w:p>
             <w:pPr>
               <w:pStyle w:val="Compact"/>
@@ -14013,7 +14229,11 @@
           </w:p>
         </w:tc>
         <w:tc>
-          <w:tcPr/>
+          <w:tcPr>
+            <w:tcBorders>
+              <w:bottom w:val="single" w:sz="8" w:space="0" w:color="000000"/>
+            </w:tcBorders>
+          </w:tcPr>
           <w:p>
             <w:pPr>
               <w:pStyle w:val="Compact"/>
@@ -16982,6 +17202,14 @@
       <w:tblPr>
         <w:tblStyle w:val="Table"/>
         <w:tblW w:type="auto" w:w="0"/>
+        <w:tblBorders>
+          <w:top w:val="single" w:sz="12" w:space="0" w:color="000000"/>
+          <w:left w:val="none" w:sz="0" w:space="0" w:color="auto"/>
+          <w:bottom w:val="single" w:sz="12" w:space="0" w:color="000000"/>
+          <w:right w:val="none" w:sz="0" w:space="0" w:color="auto"/>
+          <w:insideH w:val="none" w:sz="0" w:space="0" w:color="auto"/>
+          <w:insideV w:val="none" w:sz="0" w:space="0" w:color="auto"/>
+        </w:tblBorders>
         <w:tblLook w:firstRow="1" w:lastRow="0" w:firstColumn="0" w:lastColumn="0" w:noHBand="0" w:noVBand="0" w:val="0020"/>
       </w:tblPr>
       <w:tblGrid>
@@ -16994,7 +17222,11 @@
           <w:tblHeader w:val="on"/>
         </w:trPr>
         <w:tc>
-          <w:tcPr/>
+          <w:tcPr>
+            <w:tcBorders>
+              <w:bottom w:val="single" w:sz="8" w:space="0" w:color="000000"/>
+            </w:tcBorders>
+          </w:tcPr>
           <w:p>
             <w:pPr>
               <w:pStyle w:val="Compact"/>
@@ -17017,7 +17249,11 @@
           </w:p>
         </w:tc>
         <w:tc>
-          <w:tcPr/>
+          <w:tcPr>
+            <w:tcBorders>
+              <w:bottom w:val="single" w:sz="8" w:space="0" w:color="000000"/>
+            </w:tcBorders>
+          </w:tcPr>
           <w:p>
             <w:pPr>
               <w:pStyle w:val="Compact"/>
@@ -17033,7 +17269,11 @@
           </w:p>
         </w:tc>
         <w:tc>
-          <w:tcPr/>
+          <w:tcPr>
+            <w:tcBorders>
+              <w:bottom w:val="single" w:sz="8" w:space="0" w:color="000000"/>
+            </w:tcBorders>
+          </w:tcPr>
           <w:p>
             <w:pPr>
               <w:pStyle w:val="Compact"/>
@@ -17543,6 +17783,14 @@
         <w:tblStyle w:val="Table"/>
         <w:tblW w:type="pct" w:w="5000"/>
         <w:tblLayout w:type="fixed"/>
+        <w:tblBorders>
+          <w:top w:val="single" w:sz="12" w:space="0" w:color="000000"/>
+          <w:left w:val="none" w:sz="0" w:space="0" w:color="auto"/>
+          <w:bottom w:val="single" w:sz="12" w:space="0" w:color="000000"/>
+          <w:right w:val="none" w:sz="0" w:space="0" w:color="auto"/>
+          <w:insideH w:val="none" w:sz="0" w:space="0" w:color="auto"/>
+          <w:insideV w:val="none" w:sz="0" w:space="0" w:color="auto"/>
+        </w:tblBorders>
         <w:tblLook w:firstRow="1" w:lastRow="0" w:firstColumn="0" w:lastColumn="0" w:noHBand="0" w:noVBand="0" w:val="0020"/>
       </w:tblPr>
       <w:tblGrid>
@@ -17556,7 +17804,11 @@
           <w:tblHeader w:val="on"/>
         </w:trPr>
         <w:tc>
-          <w:tcPr/>
+          <w:tcPr>
+            <w:tcBorders>
+              <w:bottom w:val="single" w:sz="8" w:space="0" w:color="000000"/>
+            </w:tcBorders>
+          </w:tcPr>
           <w:p>
             <w:pPr>
               <w:pStyle w:val="Compact"/>
@@ -17572,7 +17824,11 @@
           </w:p>
         </w:tc>
         <w:tc>
-          <w:tcPr/>
+          <w:tcPr>
+            <w:tcBorders>
+              <w:bottom w:val="single" w:sz="8" w:space="0" w:color="000000"/>
+            </w:tcBorders>
+          </w:tcPr>
           <w:p>
             <w:pPr>
               <w:pStyle w:val="Compact"/>
@@ -17588,7 +17844,11 @@
           </w:p>
         </w:tc>
         <w:tc>
-          <w:tcPr/>
+          <w:tcPr>
+            <w:tcBorders>
+              <w:bottom w:val="single" w:sz="8" w:space="0" w:color="000000"/>
+            </w:tcBorders>
+          </w:tcPr>
           <w:p>
             <w:pPr>
               <w:pStyle w:val="Compact"/>
@@ -17604,7 +17864,11 @@
           </w:p>
         </w:tc>
         <w:tc>
-          <w:tcPr/>
+          <w:tcPr>
+            <w:tcBorders>
+              <w:bottom w:val="single" w:sz="8" w:space="0" w:color="000000"/>
+            </w:tcBorders>
+          </w:tcPr>
           <w:p>
             <w:pPr>
               <w:pStyle w:val="Compact"/>
@@ -18675,6 +18939,14 @@
       <w:tblPr>
         <w:tblStyle w:val="Table"/>
         <w:tblW w:type="auto" w:w="0"/>
+        <w:tblBorders>
+          <w:top w:val="single" w:sz="12" w:space="0" w:color="000000"/>
+          <w:left w:val="none" w:sz="0" w:space="0" w:color="auto"/>
+          <w:bottom w:val="single" w:sz="12" w:space="0" w:color="000000"/>
+          <w:right w:val="none" w:sz="0" w:space="0" w:color="auto"/>
+          <w:insideH w:val="none" w:sz="0" w:space="0" w:color="auto"/>
+          <w:insideV w:val="none" w:sz="0" w:space="0" w:color="auto"/>
+        </w:tblBorders>
         <w:tblLook w:firstRow="1" w:lastRow="0" w:firstColumn="0" w:lastColumn="0" w:noHBand="0" w:noVBand="0" w:val="0020"/>
       </w:tblPr>
       <w:tblGrid>
@@ -18687,7 +18959,11 @@
           <w:tblHeader w:val="on"/>
         </w:trPr>
         <w:tc>
-          <w:tcPr/>
+          <w:tcPr>
+            <w:tcBorders>
+              <w:bottom w:val="single" w:sz="8" w:space="0" w:color="000000"/>
+            </w:tcBorders>
+          </w:tcPr>
           <w:p>
             <w:pPr>
               <w:pStyle w:val="Compact"/>
@@ -18710,7 +18986,11 @@
           </w:p>
         </w:tc>
         <w:tc>
-          <w:tcPr/>
+          <w:tcPr>
+            <w:tcBorders>
+              <w:bottom w:val="single" w:sz="8" w:space="0" w:color="000000"/>
+            </w:tcBorders>
+          </w:tcPr>
           <w:p>
             <w:pPr>
               <w:pStyle w:val="Compact"/>
@@ -18726,7 +19006,11 @@
           </w:p>
         </w:tc>
         <w:tc>
-          <w:tcPr/>
+          <w:tcPr>
+            <w:tcBorders>
+              <w:bottom w:val="single" w:sz="8" w:space="0" w:color="000000"/>
+            </w:tcBorders>
+          </w:tcPr>
           <w:p>
             <w:pPr>
               <w:pStyle w:val="Compact"/>
@@ -19248,6 +19532,14 @@
         <w:tblStyle w:val="Table"/>
         <w:tblW w:type="pct" w:w="5000"/>
         <w:tblLayout w:type="fixed"/>
+        <w:tblBorders>
+          <w:top w:val="single" w:sz="12" w:space="0" w:color="000000"/>
+          <w:left w:val="none" w:sz="0" w:space="0" w:color="auto"/>
+          <w:bottom w:val="single" w:sz="12" w:space="0" w:color="000000"/>
+          <w:right w:val="none" w:sz="0" w:space="0" w:color="auto"/>
+          <w:insideH w:val="none" w:sz="0" w:space="0" w:color="auto"/>
+          <w:insideV w:val="none" w:sz="0" w:space="0" w:color="auto"/>
+        </w:tblBorders>
         <w:tblLook w:firstRow="1" w:lastRow="0" w:firstColumn="0" w:lastColumn="0" w:noHBand="0" w:noVBand="0" w:val="0020"/>
       </w:tblPr>
       <w:tblGrid>
@@ -19261,7 +19553,11 @@
           <w:tblHeader w:val="on"/>
         </w:trPr>
         <w:tc>
-          <w:tcPr/>
+          <w:tcPr>
+            <w:tcBorders>
+              <w:bottom w:val="single" w:sz="8" w:space="0" w:color="000000"/>
+            </w:tcBorders>
+          </w:tcPr>
           <w:p>
             <w:pPr>
               <w:pStyle w:val="Compact"/>
@@ -19277,7 +19573,11 @@
           </w:p>
         </w:tc>
         <w:tc>
-          <w:tcPr/>
+          <w:tcPr>
+            <w:tcBorders>
+              <w:bottom w:val="single" w:sz="8" w:space="0" w:color="000000"/>
+            </w:tcBorders>
+          </w:tcPr>
           <w:p>
             <w:pPr>
               <w:pStyle w:val="Compact"/>
@@ -19293,7 +19593,11 @@
           </w:p>
         </w:tc>
         <w:tc>
-          <w:tcPr/>
+          <w:tcPr>
+            <w:tcBorders>
+              <w:bottom w:val="single" w:sz="8" w:space="0" w:color="000000"/>
+            </w:tcBorders>
+          </w:tcPr>
           <w:p>
             <w:pPr>
               <w:pStyle w:val="Compact"/>
@@ -19309,7 +19613,11 @@
           </w:p>
         </w:tc>
         <w:tc>
-          <w:tcPr/>
+          <w:tcPr>
+            <w:tcBorders>
+              <w:bottom w:val="single" w:sz="8" w:space="0" w:color="000000"/>
+            </w:tcBorders>
+          </w:tcPr>
           <w:p>
             <w:pPr>
               <w:pStyle w:val="Compact"/>
@@ -20530,7 +20838,7 @@
     <ns0:rPr>
       <ns0:rFonts ns0:ascii="Times New Roman" ns0:cs="Times New Roman" ns0:eastAsia="SimHei" ns0:hAnsi="Times New Roman"/>
       <ns0:b/>
-      <ns0:color ns0:val="17324D"/>
+      <ns0:color ns0:val="000000"/>
       <ns0:sz ns0:val="44"/>
       <ns0:szCs ns0:val="56"/>
     </ns0:rPr>
@@ -20672,7 +20980,7 @@
     <ns0:rPr>
       <ns0:rFonts ns0:ascii="Times New Roman" ns0:cs="Times New Roman" ns0:eastAsia="SimHei" ns0:hAnsi="Times New Roman"/>
       <ns0:b/>
-      <ns0:color ns0:val="17324D"/>
+      <ns0:color ns0:val="000000"/>
       <ns0:sz ns0:val="32"/>
       <ns0:szCs ns0:val="40"/>
     </ns0:rPr>
@@ -20696,7 +21004,7 @@
     <ns0:rPr>
       <ns0:rFonts ns0:ascii="Times New Roman" ns0:cs="Times New Roman" ns0:eastAsia="SimHei" ns0:hAnsi="Times New Roman"/>
       <ns0:b/>
-      <ns0:color ns0:val="17324D"/>
+      <ns0:color ns0:val="000000"/>
       <ns0:sz ns0:val="28"/>
       <ns0:szCs ns0:val="32"/>
     </ns0:rPr>
@@ -20720,7 +21028,7 @@
     <ns0:rPr>
       <ns0:rFonts ns0:ascii="Times New Roman" ns0:cs="Times New Roman" ns0:eastAsia="SimHei" ns0:hAnsi="Times New Roman"/>
       <ns0:b/>
-      <ns0:color ns0:val="17324D"/>
+      <ns0:color ns0:val="000000"/>
       <ns0:sz ns0:val="25"/>
       <ns0:szCs ns0:val="28"/>
     </ns0:rPr>
